--- a/Project handover from ChatGPT to Claude.docx
+++ b/Project handover from ChatGPT to Claude.docx
@@ -4,23 +4,23 @@
   <w:body>
     <w:p>
       <w:r>
-        <w:t xml:space="preserve">Here’s a clean, </w:t>
-      </w:r>
-      <w:r>
-        <w:rPr>
-          <w:b/>
-          <w:bCs/>
-        </w:rPr>
-        <w:t>handover-quality summary</w:t>
-      </w:r>
-      <w:r>
-        <w:t xml:space="preserve"> of your current system.</w:t>
-      </w:r>
-    </w:p>
-    <w:p>
-      <w:r>
-        <w:pict w14:anchorId="1C603A8A">
-          <v:rect id="_x0000_i1151" style="width:0;height:1.5pt" o:hralign="center" o:hrstd="t" o:hr="t" fillcolor="#a0a0a0" stroked="f"/>
+        <w:t xml:space="preserve">Here is a </w:t>
+      </w:r>
+      <w:r>
+        <w:rPr>
+          <w:b/>
+          <w:bCs/>
+        </w:rPr>
+        <w:t>clean, updated handover document</w:t>
+      </w:r>
+      <w:r>
+        <w:t xml:space="preserve"> reflecting the latest architecture (limit orders everywhere, no market buffer, improved top-up logic).</w:t>
+      </w:r>
+    </w:p>
+    <w:p>
+      <w:r>
+        <w:pict w14:anchorId="12385D30">
+          <v:rect id="_x0000_i1310" style="width:0;height:1.5pt" o:hralign="center" o:hrstd="t" o:hr="t" fillcolor="#a0a0a0" stroked="f"/>
         </w:pict>
       </w:r>
     </w:p>
@@ -44,668 +44,1589 @@
           <w:b/>
           <w:bCs/>
         </w:rPr>
-        <w:t xml:space="preserve"> IBKR Multi-Account ETF Bot — Full System Overview</w:t>
-      </w:r>
-    </w:p>
-    <w:p>
-      <w:pPr>
-        <w:rPr>
-          <w:b/>
-          <w:bCs/>
-        </w:rPr>
-      </w:pPr>
-      <w:r>
-        <w:rPr>
-          <w:b/>
-          <w:bCs/>
-        </w:rPr>
-        <w:t>1. What you have built</w:t>
-      </w:r>
-    </w:p>
-    <w:p>
-      <w:r>
-        <w:t xml:space="preserve">You’ve built a </w:t>
-      </w:r>
-      <w:r>
-        <w:rPr>
-          <w:b/>
-          <w:bCs/>
-        </w:rPr>
-        <w:t>deterministic, execution-aware ETF allocation and trading system</w:t>
-      </w:r>
-      <w:r>
-        <w:t xml:space="preserve"> with:</w:t>
+        <w:t xml:space="preserve"> IBKR Multi-Account ETF Bot — Handover Document (Updated)</w:t>
+      </w:r>
+    </w:p>
+    <w:p>
+      <w:pPr>
+        <w:rPr>
+          <w:b/>
+          <w:bCs/>
+        </w:rPr>
+      </w:pPr>
+      <w:r>
+        <w:rPr>
+          <w:b/>
+          <w:bCs/>
+        </w:rPr>
+        <w:t>1. Purpose of the System</w:t>
+      </w:r>
+    </w:p>
+    <w:p>
+      <w:r>
+        <w:t xml:space="preserve">This is a </w:t>
+      </w:r>
+      <w:r>
+        <w:rPr>
+          <w:b/>
+          <w:bCs/>
+        </w:rPr>
+        <w:t>config-driven ETF investment bot</w:t>
+      </w:r>
+      <w:r>
+        <w:t xml:space="preserve"> for Interactive Brokers (IBKR).</w:t>
+      </w:r>
+    </w:p>
+    <w:p>
+      <w:r>
+        <w:t>It is designed to:</w:t>
       </w:r>
     </w:p>
     <w:p>
       <w:pPr>
         <w:numPr>
           <w:ilvl w:val="0"/>
-          <w:numId w:val="1"/>
+          <w:numId w:val="38"/>
         </w:numPr>
       </w:pPr>
       <w:r>
-        <w:t>Multi-account support (Pension, Joint, Otto)</w:t>
+        <w:t xml:space="preserve">Execute </w:t>
+      </w:r>
+      <w:r>
+        <w:rPr>
+          <w:b/>
+          <w:bCs/>
+        </w:rPr>
+        <w:t>periodic ETF purchases</w:t>
       </w:r>
     </w:p>
     <w:p>
       <w:pPr>
         <w:numPr>
           <w:ilvl w:val="0"/>
-          <w:numId w:val="1"/>
+          <w:numId w:val="38"/>
         </w:numPr>
       </w:pPr>
       <w:r>
-        <w:t>Config-driven architecture</w:t>
+        <w:t xml:space="preserve">Work across </w:t>
+      </w:r>
+      <w:r>
+        <w:rPr>
+          <w:b/>
+          <w:bCs/>
+        </w:rPr>
+        <w:t>multiple accounts</w:t>
       </w:r>
     </w:p>
     <w:p>
       <w:pPr>
         <w:numPr>
           <w:ilvl w:val="0"/>
-          <w:numId w:val="1"/>
+          <w:numId w:val="38"/>
         </w:numPr>
       </w:pPr>
       <w:r>
-        <w:t>Explicit separation of concerns:</w:t>
-      </w:r>
-    </w:p>
-    <w:p>
-      <w:pPr>
-        <w:numPr>
-          <w:ilvl w:val="1"/>
-          <w:numId w:val="1"/>
-        </w:numPr>
-      </w:pPr>
-      <w:r>
-        <w:rPr>
-          <w:b/>
-          <w:bCs/>
-        </w:rPr>
-        <w:t>Allocator</w:t>
-      </w:r>
-      <w:r>
-        <w:t xml:space="preserve"> → what to buy</w:t>
-      </w:r>
-    </w:p>
-    <w:p>
-      <w:pPr>
-        <w:numPr>
-          <w:ilvl w:val="1"/>
-          <w:numId w:val="1"/>
-        </w:numPr>
-      </w:pPr>
-      <w:r>
-        <w:rPr>
-          <w:b/>
-          <w:bCs/>
-        </w:rPr>
-        <w:t>Rules</w:t>
-      </w:r>
-      <w:r>
-        <w:t xml:space="preserve"> → whether it’s allowed</w:t>
-      </w:r>
-    </w:p>
-    <w:p>
-      <w:pPr>
-        <w:numPr>
-          <w:ilvl w:val="1"/>
-          <w:numId w:val="1"/>
-        </w:numPr>
-      </w:pPr>
-      <w:r>
-        <w:rPr>
-          <w:b/>
-          <w:bCs/>
-        </w:rPr>
-        <w:t>Broker</w:t>
-      </w:r>
-      <w:r>
-        <w:t xml:space="preserve"> → how it’s executed</w:t>
+        <w:t xml:space="preserve">Be </w:t>
+      </w:r>
+      <w:r>
+        <w:rPr>
+          <w:b/>
+          <w:bCs/>
+        </w:rPr>
+        <w:t>safe, deterministic, and transparent</w:t>
       </w:r>
     </w:p>
     <w:p>
       <w:pPr>
         <w:numPr>
           <w:ilvl w:val="0"/>
-          <w:numId w:val="1"/>
+          <w:numId w:val="38"/>
         </w:numPr>
       </w:pPr>
       <w:r>
-        <w:t>Safe execution model (preview → confirm → execute)</w:t>
+        <w:t xml:space="preserve">Handle </w:t>
+      </w:r>
+      <w:r>
+        <w:rPr>
+          <w:b/>
+          <w:bCs/>
+        </w:rPr>
+        <w:t>edge cases like insufficient funds</w:t>
+      </w:r>
+      <w:r>
+        <w:t xml:space="preserve"> via a top-up system</w:t>
+      </w:r>
+    </w:p>
+    <w:p>
+      <w:r>
+        <w:pict w14:anchorId="175BC166">
+          <v:rect id="_x0000_i1311" style="width:0;height:1.5pt" o:hralign="center" o:hrstd="t" o:hr="t" fillcolor="#a0a0a0" stroked="f"/>
+        </w:pict>
+      </w:r>
+    </w:p>
+    <w:p>
+      <w:pPr>
+        <w:rPr>
+          <w:b/>
+          <w:bCs/>
+        </w:rPr>
+      </w:pPr>
+      <w:r>
+        <w:rPr>
+          <w:b/>
+          <w:bCs/>
+        </w:rPr>
+        <w:t>2. Core Design Principles</w:t>
+      </w:r>
+    </w:p>
+    <w:p>
+      <w:pPr>
+        <w:rPr>
+          <w:b/>
+          <w:bCs/>
+        </w:rPr>
+      </w:pPr>
+      <w:r>
+        <w:rPr>
+          <w:rFonts w:ascii="Segoe UI Symbol" w:hAnsi="Segoe UI Symbol" w:cs="Segoe UI Symbol"/>
+          <w:b/>
+          <w:bCs/>
+        </w:rPr>
+        <w:t>✔</w:t>
+      </w:r>
+      <w:r>
+        <w:rPr>
+          <w:b/>
+          <w:bCs/>
+        </w:rPr>
+        <w:t xml:space="preserve"> Deterministic</w:t>
+      </w:r>
+    </w:p>
+    <w:p>
+      <w:r>
+        <w:t>Same inputs → same outputs</w:t>
+      </w:r>
+    </w:p>
+    <w:p>
+      <w:pPr>
+        <w:rPr>
+          <w:b/>
+          <w:bCs/>
+        </w:rPr>
+      </w:pPr>
+      <w:r>
+        <w:rPr>
+          <w:rFonts w:ascii="Segoe UI Symbol" w:hAnsi="Segoe UI Symbol" w:cs="Segoe UI Symbol"/>
+          <w:b/>
+          <w:bCs/>
+        </w:rPr>
+        <w:t>✔</w:t>
+      </w:r>
+      <w:r>
+        <w:rPr>
+          <w:b/>
+          <w:bCs/>
+        </w:rPr>
+        <w:t xml:space="preserve"> Execution-aware</w:t>
+      </w:r>
+    </w:p>
+    <w:p>
+      <w:r>
+        <w:t xml:space="preserve">Allocations account for </w:t>
+      </w:r>
+      <w:r>
+        <w:rPr>
+          <w:b/>
+          <w:bCs/>
+        </w:rPr>
+        <w:t>real broker constraints</w:t>
+      </w:r>
+    </w:p>
+    <w:p>
+      <w:pPr>
+        <w:rPr>
+          <w:b/>
+          <w:bCs/>
+        </w:rPr>
+      </w:pPr>
+      <w:r>
+        <w:rPr>
+          <w:rFonts w:ascii="Segoe UI Symbol" w:hAnsi="Segoe UI Symbol" w:cs="Segoe UI Symbol"/>
+          <w:b/>
+          <w:bCs/>
+        </w:rPr>
+        <w:t>✔</w:t>
+      </w:r>
+      <w:r>
+        <w:rPr>
+          <w:b/>
+          <w:bCs/>
+        </w:rPr>
+        <w:t xml:space="preserve"> Safe-by-default</w:t>
       </w:r>
     </w:p>
     <w:p>
       <w:pPr>
         <w:numPr>
           <w:ilvl w:val="0"/>
-          <w:numId w:val="1"/>
+          <w:numId w:val="39"/>
         </w:numPr>
       </w:pPr>
       <w:r>
-        <w:t xml:space="preserve">A </w:t>
-      </w:r>
-      <w:r>
-        <w:rPr>
-          <w:b/>
-          <w:bCs/>
-        </w:rPr>
-        <w:t>stateful top-up system</w:t>
-      </w:r>
-      <w:r>
-        <w:t xml:space="preserve"> using JSON persistence</w:t>
+        <w:t>No execution without buy</w:t>
       </w:r>
     </w:p>
     <w:p>
       <w:pPr>
         <w:numPr>
           <w:ilvl w:val="0"/>
-          <w:numId w:val="1"/>
+          <w:numId w:val="39"/>
         </w:numPr>
       </w:pPr>
       <w:r>
-        <w:t>Real IBKR integration (contracts, prices, orders, status)</w:t>
-      </w:r>
-    </w:p>
-    <w:p>
-      <w:r>
-        <w:t xml:space="preserve">The system is now </w:t>
-      </w:r>
-      <w:r>
-        <w:rPr>
-          <w:b/>
-          <w:bCs/>
-        </w:rPr>
-        <w:t>production-grade for periodic investing</w:t>
-      </w:r>
-      <w:r>
-        <w:t>, not just a prototype.</w:t>
-      </w:r>
-    </w:p>
-    <w:p>
-      <w:r>
-        <w:pict w14:anchorId="32B27B67">
-          <v:rect id="_x0000_i1152" style="width:0;height:1.5pt" o:hralign="center" o:hrstd="t" o:hr="t" fillcolor="#a0a0a0" stroked="f"/>
-        </w:pict>
-      </w:r>
-    </w:p>
-    <w:p>
-      <w:pPr>
-        <w:rPr>
-          <w:b/>
-          <w:bCs/>
-        </w:rPr>
-      </w:pPr>
-      <w:r>
-        <w:rPr>
-          <w:b/>
-          <w:bCs/>
-        </w:rPr>
-        <w:t>2. High-level flow</w:t>
-      </w:r>
-    </w:p>
-    <w:p>
-      <w:pPr>
-        <w:rPr>
-          <w:b/>
-          <w:bCs/>
-        </w:rPr>
-      </w:pPr>
-      <w:r>
-        <w:rPr>
-          <w:b/>
-          <w:bCs/>
-        </w:rPr>
-        <w:t>Core runtime loop (main.py)</w:t>
-      </w:r>
-    </w:p>
-    <w:p>
-      <w:r>
-        <w:t>For each account:</w:t>
+        <w:t>Preview first, always</w:t>
+      </w:r>
+    </w:p>
+    <w:p>
+      <w:pPr>
+        <w:rPr>
+          <w:b/>
+          <w:bCs/>
+        </w:rPr>
+      </w:pPr>
+      <w:r>
+        <w:rPr>
+          <w:rFonts w:ascii="Segoe UI Symbol" w:hAnsi="Segoe UI Symbol" w:cs="Segoe UI Symbol"/>
+          <w:b/>
+          <w:bCs/>
+        </w:rPr>
+        <w:t>✔</w:t>
+      </w:r>
+      <w:r>
+        <w:rPr>
+          <w:b/>
+          <w:bCs/>
+        </w:rPr>
+        <w:t xml:space="preserve"> Modular</w:t>
       </w:r>
     </w:p>
     <w:p>
       <w:pPr>
         <w:numPr>
           <w:ilvl w:val="0"/>
-          <w:numId w:val="2"/>
+          <w:numId w:val="40"/>
         </w:numPr>
       </w:pPr>
       <w:r>
-        <w:t>Check if account is enabled</w:t>
+        <w:t xml:space="preserve">Allocators → </w:t>
+      </w:r>
+      <w:r>
+        <w:rPr>
+          <w:i/>
+          <w:iCs/>
+        </w:rPr>
+        <w:t>what to buy</w:t>
       </w:r>
     </w:p>
     <w:p>
       <w:pPr>
         <w:numPr>
           <w:ilvl w:val="0"/>
-          <w:numId w:val="2"/>
+          <w:numId w:val="40"/>
         </w:numPr>
       </w:pPr>
       <w:r>
-        <w:t>Handle pending top-up (priority path)</w:t>
+        <w:t xml:space="preserve">Rules → </w:t>
+      </w:r>
+      <w:r>
+        <w:rPr>
+          <w:i/>
+          <w:iCs/>
+        </w:rPr>
+        <w:t>if allowed</w:t>
       </w:r>
     </w:p>
     <w:p>
       <w:pPr>
         <w:numPr>
           <w:ilvl w:val="0"/>
-          <w:numId w:val="2"/>
+          <w:numId w:val="40"/>
         </w:numPr>
       </w:pPr>
       <w:r>
-        <w:t>Fetch real IBKR cash</w:t>
+        <w:t xml:space="preserve">Broker → </w:t>
+      </w:r>
+      <w:r>
+        <w:rPr>
+          <w:i/>
+          <w:iCs/>
+        </w:rPr>
+        <w:t>how to execute</w:t>
+      </w:r>
+    </w:p>
+    <w:p>
+      <w:r>
+        <w:pict w14:anchorId="36171A0E">
+          <v:rect id="_x0000_i1312" style="width:0;height:1.5pt" o:hralign="center" o:hrstd="t" o:hr="t" fillcolor="#a0a0a0" stroked="f"/>
+        </w:pict>
+      </w:r>
+    </w:p>
+    <w:p>
+      <w:pPr>
+        <w:rPr>
+          <w:b/>
+          <w:bCs/>
+        </w:rPr>
+      </w:pPr>
+      <w:r>
+        <w:rPr>
+          <w:b/>
+          <w:bCs/>
+        </w:rPr>
+        <w:t>3. High-Level Flow</w:t>
+      </w:r>
+    </w:p>
+    <w:p>
+      <w:r>
+        <w:lastRenderedPageBreak/>
+        <w:t>For each account:</w:t>
+      </w:r>
+    </w:p>
+    <w:p>
+      <w:r>
+        <w:t>1. Check pending top-up</w:t>
+      </w:r>
+    </w:p>
+    <w:p>
+      <w:r>
+        <w:t>2. Get real cash</w:t>
+      </w:r>
+    </w:p>
+    <w:p>
+      <w:r>
+        <w:t>3. Apply optional allocation cap</w:t>
+      </w:r>
+    </w:p>
+    <w:p>
+      <w:r>
+        <w:t>4. Validate rules</w:t>
+      </w:r>
+    </w:p>
+    <w:p>
+      <w:r>
+        <w:t>5. Fetch prices</w:t>
+      </w:r>
+    </w:p>
+    <w:p>
+      <w:r>
+        <w:t>6. Run allocator</w:t>
+      </w:r>
+    </w:p>
+    <w:p>
+      <w:r>
+        <w:t>7. Check market hours</w:t>
+      </w:r>
+    </w:p>
+    <w:p>
+      <w:r>
+        <w:t>8. Build execution plan</w:t>
+      </w:r>
+    </w:p>
+    <w:p>
+      <w:r>
+        <w:t>9. Execute (if confirmed)</w:t>
+      </w:r>
+    </w:p>
+    <w:p>
+      <w:r>
+        <w:pict w14:anchorId="2F4F672D">
+          <v:rect id="_x0000_i1313" style="width:0;height:1.5pt" o:hralign="center" o:hrstd="t" o:hr="t" fillcolor="#a0a0a0" stroked="f"/>
+        </w:pict>
+      </w:r>
+    </w:p>
+    <w:p>
+      <w:pPr>
+        <w:rPr>
+          <w:b/>
+          <w:bCs/>
+        </w:rPr>
+      </w:pPr>
+      <w:r>
+        <w:rPr>
+          <w:b/>
+          <w:bCs/>
+        </w:rPr>
+        <w:t>4. Architecture</w:t>
+      </w:r>
+    </w:p>
+    <w:p>
+      <w:pPr>
+        <w:rPr>
+          <w:b/>
+          <w:bCs/>
+        </w:rPr>
+      </w:pPr>
+      <w:r>
+        <w:rPr>
+          <w:b/>
+          <w:bCs/>
+        </w:rPr>
+        <w:t>Main files</w:t>
+      </w:r>
+    </w:p>
+    <w:p>
+      <w:r>
+        <w:t>main.py                  → orchestrator</w:t>
+      </w:r>
+    </w:p>
+    <w:p>
+      <w:r>
+        <w:t>account_processor.py     → per-account execution logic</w:t>
+      </w:r>
+    </w:p>
+    <w:p/>
+    <w:p>
+      <w:r>
+        <w:t>broker.py                → IBKR interaction</w:t>
+      </w:r>
+    </w:p>
+    <w:p>
+      <w:r>
+        <w:t>config.py                → all configuration</w:t>
+      </w:r>
+    </w:p>
+    <w:p>
+      <w:r>
+        <w:t>rules.py                 → rule evaluation</w:t>
+      </w:r>
+    </w:p>
+    <w:p/>
+    <w:p>
+      <w:r>
+        <w:t>allocator_pension.py     → 3-ETF strategy</w:t>
+      </w:r>
+    </w:p>
+    <w:p>
+      <w:r>
+        <w:t>allocator_joint.py       → 1-ETF strategy</w:t>
+      </w:r>
+    </w:p>
+    <w:p>
+      <w:r>
+        <w:t>allocator_otto.py        → 1-ETF strategy</w:t>
+      </w:r>
+    </w:p>
+    <w:p>
+      <w:r>
+        <w:t>allocator_registry.py    → mapping</w:t>
+      </w:r>
+    </w:p>
+    <w:p/>
+    <w:p>
+      <w:r>
+        <w:t>pending_topup.py         → state persistence</w:t>
+      </w:r>
+    </w:p>
+    <w:p>
+      <w:r>
+        <w:lastRenderedPageBreak/>
+        <w:pict w14:anchorId="1435E5E5">
+          <v:rect id="_x0000_i1314" style="width:0;height:1.5pt" o:hralign="center" o:hrstd="t" o:hr="t" fillcolor="#a0a0a0" stroked="f"/>
+        </w:pict>
+      </w:r>
+    </w:p>
+    <w:p>
+      <w:pPr>
+        <w:rPr>
+          <w:b/>
+          <w:bCs/>
+        </w:rPr>
+      </w:pPr>
+      <w:r>
+        <w:rPr>
+          <w:b/>
+          <w:bCs/>
+        </w:rPr>
+        <w:t>5. Order Execution Model (IMPORTANT CHANGE)</w:t>
+      </w:r>
+    </w:p>
+    <w:p>
+      <w:pPr>
+        <w:rPr>
+          <w:b/>
+          <w:bCs/>
+        </w:rPr>
+      </w:pPr>
+      <w:r>
+        <w:rPr>
+          <w:rFonts w:ascii="Segoe UI Emoji" w:hAnsi="Segoe UI Emoji" w:cs="Segoe UI Emoji"/>
+          <w:b/>
+          <w:bCs/>
+        </w:rPr>
+        <w:t>🚨</w:t>
+      </w:r>
+      <w:r>
+        <w:rPr>
+          <w:b/>
+          <w:bCs/>
+        </w:rPr>
+        <w:t xml:space="preserve"> All accounts now use LIMIT ORDERS</w:t>
+      </w:r>
+    </w:p>
+    <w:p>
+      <w:pPr>
+        <w:rPr>
+          <w:b/>
+          <w:bCs/>
+        </w:rPr>
+      </w:pPr>
+      <w:r>
+        <w:rPr>
+          <w:b/>
+          <w:bCs/>
+        </w:rPr>
+        <w:t>Logic:</w:t>
+      </w:r>
+    </w:p>
+    <w:p>
+      <w:r>
+        <w:t>limit_price = detected_price * (1 + markup)</w:t>
+      </w:r>
+    </w:p>
+    <w:p>
+      <w:r>
+        <w:t>Default:</w:t>
+      </w:r>
+    </w:p>
+    <w:p>
+      <w:r>
+        <w:t>markup = 0.005  # 0.5%</w:t>
+      </w:r>
+    </w:p>
+    <w:p>
+      <w:r>
+        <w:pict w14:anchorId="72C12CAC">
+          <v:rect id="_x0000_i1315" style="width:0;height:1.5pt" o:hralign="center" o:hrstd="t" o:hr="t" fillcolor="#a0a0a0" stroked="f"/>
+        </w:pict>
+      </w:r>
+    </w:p>
+    <w:p>
+      <w:pPr>
+        <w:rPr>
+          <w:b/>
+          <w:bCs/>
+        </w:rPr>
+      </w:pPr>
+      <w:r>
+        <w:rPr>
+          <w:b/>
+          <w:bCs/>
+        </w:rPr>
+        <w:t>Why this change was made</w:t>
+      </w:r>
+    </w:p>
+    <w:p>
+      <w:r>
+        <w:t>Previously:</w:t>
       </w:r>
     </w:p>
     <w:p>
       <w:pPr>
         <w:numPr>
           <w:ilvl w:val="0"/>
-          <w:numId w:val="2"/>
+          <w:numId w:val="41"/>
         </w:numPr>
       </w:pPr>
       <w:r>
-        <w:t>Apply optional planned_allocation_cash</w:t>
+        <w:t>Market orders caused IBKR to reserve large hidden buffers</w:t>
       </w:r>
     </w:p>
     <w:p>
       <w:pPr>
         <w:numPr>
           <w:ilvl w:val="0"/>
-          <w:numId w:val="2"/>
+          <w:numId w:val="41"/>
         </w:numPr>
       </w:pPr>
       <w:r>
-        <w:t>Validate min cash rules</w:t>
+        <w:t xml:space="preserve">Result: </w:t>
+      </w:r>
+      <w:r>
+        <w:rPr>
+          <w:b/>
+          <w:bCs/>
+        </w:rPr>
+        <w:t>unexpected order rejections</w:t>
+      </w:r>
+    </w:p>
+    <w:p>
+      <w:r>
+        <w:t>Now:</w:t>
       </w:r>
     </w:p>
     <w:p>
       <w:pPr>
         <w:numPr>
           <w:ilvl w:val="0"/>
-          <w:numId w:val="2"/>
+          <w:numId w:val="42"/>
         </w:numPr>
       </w:pPr>
       <w:r>
-        <w:t>Fetch ETF prices</w:t>
+        <w:t>Limit orders define max price</w:t>
       </w:r>
     </w:p>
     <w:p>
       <w:pPr>
         <w:numPr>
           <w:ilvl w:val="0"/>
-          <w:numId w:val="2"/>
+          <w:numId w:val="42"/>
         </w:numPr>
       </w:pPr>
       <w:r>
-        <w:t>Run allocator</w:t>
+        <w:t>IBKR reserves cash based on that</w:t>
       </w:r>
     </w:p>
     <w:p>
       <w:pPr>
         <w:numPr>
           <w:ilvl w:val="0"/>
-          <w:numId w:val="2"/>
+          <w:numId w:val="42"/>
         </w:numPr>
       </w:pPr>
       <w:r>
+        <w:t xml:space="preserve">→ </w:t>
+      </w:r>
+      <w:r>
+        <w:rPr>
+          <w:b/>
+          <w:bCs/>
+        </w:rPr>
+        <w:t>predictable execution</w:t>
+      </w:r>
+    </w:p>
+    <w:p>
+      <w:r>
+        <w:pict w14:anchorId="77DBC24F">
+          <v:rect id="_x0000_i1316" style="width:0;height:1.5pt" o:hralign="center" o:hrstd="t" o:hr="t" fillcolor="#a0a0a0" stroked="f"/>
+        </w:pict>
+      </w:r>
+    </w:p>
+    <w:p>
+      <w:pPr>
+        <w:rPr>
+          <w:b/>
+          <w:bCs/>
+        </w:rPr>
+      </w:pPr>
+      <w:r>
+        <w:rPr>
+          <w:b/>
+          <w:bCs/>
+        </w:rPr>
+        <w:t>Execution Behavior</w:t>
+      </w:r>
+    </w:p>
+    <w:tbl>
+      <w:tblPr>
+        <w:tblW w:w="0" w:type="auto"/>
+        <w:tblCellSpacing w:w="15" w:type="dxa"/>
+        <w:tblCellMar>
+          <w:top w:w="15" w:type="dxa"/>
+          <w:left w:w="15" w:type="dxa"/>
+          <w:bottom w:w="15" w:type="dxa"/>
+          <w:right w:w="15" w:type="dxa"/>
+        </w:tblCellMar>
+        <w:tblLook w:val="04A0" w:firstRow="1" w:lastRow="0" w:firstColumn="1" w:lastColumn="0" w:noHBand="0" w:noVBand="1"/>
+      </w:tblPr>
+      <w:tblGrid>
+        <w:gridCol w:w="2046"/>
+        <w:gridCol w:w="1063"/>
+      </w:tblGrid>
+      <w:tr>
+        <w:trPr>
+          <w:tblHeader/>
+          <w:tblCellSpacing w:w="15" w:type="dxa"/>
+        </w:trPr>
+        <w:tc>
+          <w:tcPr>
+            <w:tcW w:w="0" w:type="auto"/>
+            <w:vAlign w:val="center"/>
+            <w:hideMark/>
+          </w:tcPr>
+          <w:p>
+            <w:pPr>
+              <w:rPr>
+                <w:b/>
+                <w:bCs/>
+              </w:rPr>
+            </w:pPr>
+            <w:r>
+              <w:rPr>
+                <w:b/>
+                <w:bCs/>
+              </w:rPr>
+              <w:t>Scenario</w:t>
+            </w:r>
+          </w:p>
+        </w:tc>
+        <w:tc>
+          <w:tcPr>
+            <w:tcW w:w="0" w:type="auto"/>
+            <w:vAlign w:val="center"/>
+            <w:hideMark/>
+          </w:tcPr>
+          <w:p>
+            <w:pPr>
+              <w:rPr>
+                <w:b/>
+                <w:bCs/>
+              </w:rPr>
+            </w:pPr>
+            <w:r>
+              <w:rPr>
+                <w:b/>
+                <w:bCs/>
+              </w:rPr>
+              <w:t>Result</w:t>
+            </w:r>
+          </w:p>
+        </w:tc>
+      </w:tr>
+      <w:tr>
+        <w:trPr>
+          <w:tblCellSpacing w:w="15" w:type="dxa"/>
+        </w:trPr>
+        <w:tc>
+          <w:tcPr>
+            <w:tcW w:w="0" w:type="auto"/>
+            <w:vAlign w:val="center"/>
+            <w:hideMark/>
+          </w:tcPr>
+          <w:p>
+            <w:r>
+              <w:t>Market price ≤ limit</w:t>
+            </w:r>
+          </w:p>
+        </w:tc>
+        <w:tc>
+          <w:tcPr>
+            <w:tcW w:w="0" w:type="auto"/>
+            <w:vAlign w:val="center"/>
+            <w:hideMark/>
+          </w:tcPr>
+          <w:p>
+            <w:r>
+              <w:t>fills</w:t>
+            </w:r>
+          </w:p>
+        </w:tc>
+      </w:tr>
+      <w:tr>
+        <w:trPr>
+          <w:tblCellSpacing w:w="15" w:type="dxa"/>
+        </w:trPr>
+        <w:tc>
+          <w:tcPr>
+            <w:tcW w:w="0" w:type="auto"/>
+            <w:vAlign w:val="center"/>
+            <w:hideMark/>
+          </w:tcPr>
+          <w:p>
+            <w:r>
+              <w:t>Market price &gt; limit</w:t>
+            </w:r>
+          </w:p>
+        </w:tc>
+        <w:tc>
+          <w:tcPr>
+            <w:tcW w:w="0" w:type="auto"/>
+            <w:vAlign w:val="center"/>
+            <w:hideMark/>
+          </w:tcPr>
+          <w:p>
+            <w:r>
+              <w:t>waits</w:t>
+            </w:r>
+          </w:p>
+        </w:tc>
+      </w:tr>
+      <w:tr>
+        <w:trPr>
+          <w:tblCellSpacing w:w="15" w:type="dxa"/>
+        </w:trPr>
+        <w:tc>
+          <w:tcPr>
+            <w:tcW w:w="0" w:type="auto"/>
+            <w:vAlign w:val="center"/>
+            <w:hideMark/>
+          </w:tcPr>
+          <w:p>
+            <w:r>
+              <w:t>Market drops</w:t>
+            </w:r>
+          </w:p>
+        </w:tc>
+        <w:tc>
+          <w:tcPr>
+            <w:tcW w:w="0" w:type="auto"/>
+            <w:vAlign w:val="center"/>
+            <w:hideMark/>
+          </w:tcPr>
+          <w:p>
+            <w:r>
+              <w:t>fills lower</w:t>
+            </w:r>
+          </w:p>
+        </w:tc>
+      </w:tr>
+    </w:tbl>
+    <w:p>
+      <w:r>
+        <w:pict w14:anchorId="44BA4C68">
+          <v:rect id="_x0000_i1317" style="width:0;height:1.5pt" o:hralign="center" o:hrstd="t" o:hr="t" fillcolor="#a0a0a0" stroked="f"/>
+        </w:pict>
+      </w:r>
+    </w:p>
+    <w:p>
+      <w:pPr>
+        <w:rPr>
+          <w:b/>
+          <w:bCs/>
+        </w:rPr>
+      </w:pPr>
+      <w:r>
+        <w:rPr>
+          <w:b/>
+          <w:bCs/>
+        </w:rPr>
+        <w:t>6. Cash Model (IMPORTANT)</w:t>
+      </w:r>
+    </w:p>
+    <w:p>
+      <w:pPr>
+        <w:rPr>
+          <w:b/>
+          <w:bCs/>
+        </w:rPr>
+      </w:pPr>
+      <w:r>
+        <w:rPr>
+          <w:b/>
+          <w:bCs/>
+        </w:rPr>
+        <w:t>Old model (removed)</w:t>
+      </w:r>
+    </w:p>
+    <w:p>
+      <w:r>
         <w:lastRenderedPageBreak/>
-        <w:t>Check market hours</w:t>
+        <w:t>price + commission + €10 buffer</w:t>
+      </w:r>
+    </w:p>
+    <w:p>
+      <w:pPr>
+        <w:rPr>
+          <w:b/>
+          <w:bCs/>
+        </w:rPr>
+      </w:pPr>
+      <w:r>
+        <w:rPr>
+          <w:b/>
+          <w:bCs/>
+        </w:rPr>
+        <w:t>New model</w:t>
+      </w:r>
+    </w:p>
+    <w:p>
+      <w:r>
+        <w:t>price = limit_price</w:t>
+      </w:r>
+    </w:p>
+    <w:p>
+      <w:r>
+        <w:t>required_cash = shares × limit_price + commission</w:t>
+      </w:r>
+    </w:p>
+    <w:p>
+      <w:r>
+        <w:t>Where:</w:t>
+      </w:r>
+    </w:p>
+    <w:p>
+      <w:r>
+        <w:t>ORDER_COMMISSION_BUFFER = 1.25</w:t>
+      </w:r>
+    </w:p>
+    <w:p>
+      <w:r>
+        <w:t>MARKET_ORDER_BUFFER = 0.00</w:t>
+      </w:r>
+    </w:p>
+    <w:p>
+      <w:r>
+        <w:rPr>
+          <w:rFonts w:ascii="Segoe UI Emoji" w:hAnsi="Segoe UI Emoji" w:cs="Segoe UI Emoji"/>
+        </w:rPr>
+        <w:t>👉</w:t>
+      </w:r>
+      <w:r>
+        <w:t xml:space="preserve"> No artificial buffer anymore</w:t>
+      </w:r>
+    </w:p>
+    <w:p>
+      <w:r>
+        <w:pict w14:anchorId="3A12076D">
+          <v:rect id="_x0000_i1318" style="width:0;height:1.5pt" o:hralign="center" o:hrstd="t" o:hr="t" fillcolor="#a0a0a0" stroked="f"/>
+        </w:pict>
+      </w:r>
+    </w:p>
+    <w:p>
+      <w:pPr>
+        <w:rPr>
+          <w:b/>
+          <w:bCs/>
+        </w:rPr>
+      </w:pPr>
+      <w:r>
+        <w:rPr>
+          <w:b/>
+          <w:bCs/>
+        </w:rPr>
+        <w:t>7. Allocator Logic</w:t>
+      </w:r>
+    </w:p>
+    <w:p>
+      <w:pPr>
+        <w:rPr>
+          <w:b/>
+          <w:bCs/>
+        </w:rPr>
+      </w:pPr>
+      <w:r>
+        <w:rPr>
+          <w:b/>
+          <w:bCs/>
+        </w:rPr>
+        <w:t>Pension (3 ETF)</w:t>
       </w:r>
     </w:p>
     <w:p>
       <w:pPr>
         <w:numPr>
           <w:ilvl w:val="0"/>
-          <w:numId w:val="2"/>
+          <w:numId w:val="43"/>
         </w:numPr>
       </w:pPr>
       <w:r>
-        <w:t>Print preview</w:t>
+        <w:t>ETF1 → rounded</w:t>
       </w:r>
     </w:p>
     <w:p>
       <w:pPr>
         <w:numPr>
           <w:ilvl w:val="0"/>
-          <w:numId w:val="2"/>
+          <w:numId w:val="43"/>
         </w:numPr>
       </w:pPr>
       <w:r>
-        <w:t>Build execution plan</w:t>
+        <w:t>ETF2 → conditional rounding</w:t>
       </w:r>
     </w:p>
     <w:p>
       <w:pPr>
         <w:numPr>
           <w:ilvl w:val="0"/>
-          <w:numId w:val="2"/>
+          <w:numId w:val="43"/>
         </w:numPr>
       </w:pPr>
       <w:r>
-        <w:t>Execute if:</w:t>
+        <w:t>ETF3 → remainder</w:t>
       </w:r>
     </w:p>
     <w:p>
       <w:pPr>
         <w:numPr>
           <w:ilvl w:val="0"/>
-          <w:numId w:val="3"/>
+          <w:numId w:val="43"/>
         </w:numPr>
       </w:pPr>
       <w:r>
-        <w:t>EXECUTION_MODE == execute</w:t>
+        <w:t>ETF3 can trigger top-up</w:t>
+      </w:r>
+    </w:p>
+    <w:p>
+      <w:pPr>
+        <w:rPr>
+          <w:b/>
+          <w:bCs/>
+        </w:rPr>
+      </w:pPr>
+      <w:r>
+        <w:rPr>
+          <w:b/>
+          <w:bCs/>
+        </w:rPr>
+        <w:t>Joint / Otto (1 ETF)</w:t>
       </w:r>
     </w:p>
     <w:p>
       <w:pPr>
         <w:numPr>
           <w:ilvl w:val="0"/>
-          <w:numId w:val="3"/>
+          <w:numId w:val="44"/>
         </w:numPr>
       </w:pPr>
       <w:r>
-        <w:t>buy flag provided</w:t>
-      </w:r>
-    </w:p>
-    <w:p>
-      <w:r>
-        <w:pict w14:anchorId="0434EBE6">
-          <v:rect id="_x0000_i1153" style="width:0;height:1.5pt" o:hralign="center" o:hrstd="t" o:hr="t" fillcolor="#a0a0a0" stroked="f"/>
-        </w:pict>
-      </w:r>
-    </w:p>
-    <w:p>
-      <w:pPr>
-        <w:rPr>
-          <w:b/>
-          <w:bCs/>
-        </w:rPr>
-      </w:pPr>
-      <w:r>
-        <w:rPr>
-          <w:b/>
-          <w:bCs/>
-        </w:rPr>
-        <w:t>3. Allocation logic</w:t>
-      </w:r>
-    </w:p>
-    <w:p>
-      <w:pPr>
-        <w:rPr>
-          <w:b/>
-          <w:bCs/>
-        </w:rPr>
-      </w:pPr>
-      <w:r>
-        <w:rPr>
-          <w:b/>
-          <w:bCs/>
-        </w:rPr>
-        <w:t>Pension (3 ETF strategy)</w:t>
+        <w:t>100% allocation</w:t>
       </w:r>
     </w:p>
     <w:p>
       <w:pPr>
         <w:numPr>
           <w:ilvl w:val="0"/>
-          <w:numId w:val="4"/>
+          <w:numId w:val="44"/>
         </w:numPr>
       </w:pPr>
       <w:r>
-        <w:t>ETF1 → rounded (nearest)</w:t>
+        <w:t>If close to next share → trigger top-up</w:t>
+      </w:r>
+    </w:p>
+    <w:p>
+      <w:r>
+        <w:pict w14:anchorId="60B3ABAD">
+          <v:rect id="_x0000_i1319" style="width:0;height:1.5pt" o:hralign="center" o:hrstd="t" o:hr="t" fillcolor="#a0a0a0" stroked="f"/>
+        </w:pict>
+      </w:r>
+    </w:p>
+    <w:p>
+      <w:pPr>
+        <w:rPr>
+          <w:b/>
+          <w:bCs/>
+        </w:rPr>
+      </w:pPr>
+      <w:r>
+        <w:rPr>
+          <w:b/>
+          <w:bCs/>
+        </w:rPr>
+        <w:t>8. Top-Up System (Critical Feature)</w:t>
+      </w:r>
+    </w:p>
+    <w:p>
+      <w:pPr>
+        <w:rPr>
+          <w:b/>
+          <w:bCs/>
+        </w:rPr>
+      </w:pPr>
+      <w:r>
+        <w:rPr>
+          <w:b/>
+          <w:bCs/>
+        </w:rPr>
+        <w:t>Purpose</w:t>
+      </w:r>
+    </w:p>
+    <w:p>
+      <w:r>
+        <w:t>Avoid inefficient trades when close to next share.</w:t>
+      </w:r>
+    </w:p>
+    <w:p>
+      <w:r>
+        <w:pict w14:anchorId="67CDE5D6">
+          <v:rect id="_x0000_i1320" style="width:0;height:1.5pt" o:hralign="center" o:hrstd="t" o:hr="t" fillcolor="#a0a0a0" stroked="f"/>
+        </w:pict>
+      </w:r>
+    </w:p>
+    <w:p>
+      <w:pPr>
+        <w:rPr>
+          <w:b/>
+          <w:bCs/>
+        </w:rPr>
+      </w:pPr>
+      <w:r>
+        <w:rPr>
+          <w:b/>
+          <w:bCs/>
+        </w:rPr>
+        <w:t>Flow</w:t>
+      </w:r>
+    </w:p>
+    <w:p>
+      <w:r>
+        <w:t>1. Allocation says "almost enough"</w:t>
+      </w:r>
+    </w:p>
+    <w:p>
+      <w:r>
+        <w:t>2. Bot does NOT buy</w:t>
+      </w:r>
+    </w:p>
+    <w:p>
+      <w:r>
+        <w:lastRenderedPageBreak/>
+        <w:t>3. Saves pending_topup.json</w:t>
+      </w:r>
+    </w:p>
+    <w:p>
+      <w:r>
+        <w:t>4. User adds funds</w:t>
+      </w:r>
+    </w:p>
+    <w:p>
+      <w:r>
+        <w:t>5. Next run:</w:t>
+      </w:r>
+    </w:p>
+    <w:p>
+      <w:r>
+        <w:t xml:space="preserve">   → executes automatically</w:t>
+      </w:r>
+    </w:p>
+    <w:p>
+      <w:r>
+        <w:t xml:space="preserve">   → deletes file</w:t>
+      </w:r>
+    </w:p>
+    <w:p>
+      <w:r>
+        <w:pict w14:anchorId="60F72259">
+          <v:rect id="_x0000_i1321" style="width:0;height:1.5pt" o:hralign="center" o:hrstd="t" o:hr="t" fillcolor="#a0a0a0" stroked="f"/>
+        </w:pict>
+      </w:r>
+    </w:p>
+    <w:p>
+      <w:pPr>
+        <w:rPr>
+          <w:b/>
+          <w:bCs/>
+        </w:rPr>
+      </w:pPr>
+      <w:r>
+        <w:rPr>
+          <w:b/>
+          <w:bCs/>
+        </w:rPr>
+        <w:t>Pending File Contains</w:t>
+      </w:r>
+    </w:p>
+    <w:p>
+      <w:r>
+        <w:t>{</w:t>
+      </w:r>
+    </w:p>
+    <w:p>
+      <w:r>
+        <w:t xml:space="preserve">  "symbol": "...",</w:t>
+      </w:r>
+    </w:p>
+    <w:p>
+      <w:r>
+        <w:t xml:space="preserve">  "target_shares": ...,</w:t>
+      </w:r>
+    </w:p>
+    <w:p>
+      <w:r>
+        <w:t xml:space="preserve">  "topup_amount_at_creation": ...,</w:t>
+      </w:r>
+    </w:p>
+    <w:p>
+      <w:r>
+        <w:t xml:space="preserve">  "created_at_utc": ...</w:t>
+      </w:r>
+    </w:p>
+    <w:p>
+      <w:r>
+        <w:t>}</w:t>
+      </w:r>
+    </w:p>
+    <w:p>
+      <w:r>
+        <w:pict w14:anchorId="03EDA7D9">
+          <v:rect id="_x0000_i1322" style="width:0;height:1.5pt" o:hralign="center" o:hrstd="t" o:hr="t" fillcolor="#a0a0a0" stroked="f"/>
+        </w:pict>
+      </w:r>
+    </w:p>
+    <w:p>
+      <w:pPr>
+        <w:rPr>
+          <w:b/>
+          <w:bCs/>
+        </w:rPr>
+      </w:pPr>
+      <w:r>
+        <w:rPr>
+          <w:b/>
+          <w:bCs/>
+        </w:rPr>
+        <w:t>Updated Behavior (IMPORTANT)</w:t>
+      </w:r>
+    </w:p>
+    <w:p>
+      <w:r>
+        <w:t>Pending funding check now uses:</w:t>
+      </w:r>
+    </w:p>
+    <w:p>
+      <w:r>
+        <w:t>limit_price × shares + commission</w:t>
+      </w:r>
+    </w:p>
+    <w:p>
+      <w:r>
+        <w:t>NOT raw price.</w:t>
+      </w:r>
+    </w:p>
+    <w:p>
+      <w:r>
+        <w:pict w14:anchorId="4F4CD871">
+          <v:rect id="_x0000_i1323" style="width:0;height:1.5pt" o:hralign="center" o:hrstd="t" o:hr="t" fillcolor="#a0a0a0" stroked="f"/>
+        </w:pict>
+      </w:r>
+    </w:p>
+    <w:p>
+      <w:pPr>
+        <w:rPr>
+          <w:b/>
+          <w:bCs/>
+        </w:rPr>
+      </w:pPr>
+      <w:r>
+        <w:rPr>
+          <w:b/>
+          <w:bCs/>
+        </w:rPr>
+        <w:t>9. Execution Queue</w:t>
+      </w:r>
+    </w:p>
+    <w:p>
+      <w:r>
+        <w:t>Orders are only executed if:</w:t>
+      </w:r>
+    </w:p>
+    <w:p>
+      <w:r>
+        <w:t>EXECUTION_MODE == "execute"</w:t>
+      </w:r>
+    </w:p>
+    <w:p>
+      <w:r>
+        <w:t>AND</w:t>
+      </w:r>
+    </w:p>
+    <w:p>
+      <w:r>
+        <w:t>BUY_CONFIRMED == True</w:t>
+      </w:r>
+    </w:p>
+    <w:p>
+      <w:r>
+        <w:pict w14:anchorId="5218521F">
+          <v:rect id="_x0000_i1324" style="width:0;height:1.5pt" o:hralign="center" o:hrstd="t" o:hr="t" fillcolor="#a0a0a0" stroked="f"/>
+        </w:pict>
+      </w:r>
+    </w:p>
+    <w:p>
+      <w:pPr>
+        <w:rPr>
+          <w:b/>
+          <w:bCs/>
+        </w:rPr>
+      </w:pPr>
+      <w:r>
+        <w:rPr>
+          <w:b/>
+          <w:bCs/>
+        </w:rPr>
+        <w:t>10. Key Strengths</w:t>
+      </w:r>
+    </w:p>
+    <w:p>
+      <w:pPr>
+        <w:rPr>
+          <w:b/>
+          <w:bCs/>
+        </w:rPr>
+      </w:pPr>
+      <w:r>
+        <w:rPr>
+          <w:rFonts w:ascii="Segoe UI Symbol" w:hAnsi="Segoe UI Symbol" w:cs="Segoe UI Symbol"/>
+          <w:b/>
+          <w:bCs/>
+        </w:rPr>
+        <w:lastRenderedPageBreak/>
+        <w:t>✔</w:t>
+      </w:r>
+      <w:r>
+        <w:rPr>
+          <w:b/>
+          <w:bCs/>
+        </w:rPr>
+        <w:t xml:space="preserve"> Very robust for:</w:t>
       </w:r>
     </w:p>
     <w:p>
       <w:pPr>
         <w:numPr>
           <w:ilvl w:val="0"/>
-          <w:numId w:val="4"/>
+          <w:numId w:val="45"/>
         </w:numPr>
       </w:pPr>
       <w:r>
-        <w:t>ETF2 → conditional rounding (based on ETF1)</w:t>
+        <w:t>periodic investing</w:t>
       </w:r>
     </w:p>
     <w:p>
       <w:pPr>
         <w:numPr>
           <w:ilvl w:val="0"/>
-          <w:numId w:val="4"/>
+          <w:numId w:val="45"/>
         </w:numPr>
       </w:pPr>
       <w:r>
-        <w:t>ETF3 → remainder logic</w:t>
+        <w:t>fractional shortfall handling</w:t>
       </w:r>
     </w:p>
     <w:p>
       <w:pPr>
         <w:numPr>
           <w:ilvl w:val="0"/>
-          <w:numId w:val="4"/>
+          <w:numId w:val="45"/>
         </w:numPr>
       </w:pPr>
       <w:r>
-        <w:t>Top-up triggered if fractional ≥ threshold</w:t>
-      </w:r>
-    </w:p>
-    <w:p>
-      <w:pPr>
-        <w:rPr>
-          <w:b/>
-          <w:bCs/>
-        </w:rPr>
-      </w:pPr>
-      <w:r>
-        <w:rPr>
-          <w:b/>
-          <w:bCs/>
-        </w:rPr>
-        <w:t>Joint / Otto (1 ETF strategy)</w:t>
+        <w:t>predictable execution</w:t>
+      </w:r>
+    </w:p>
+    <w:p>
+      <w:pPr>
+        <w:rPr>
+          <w:b/>
+          <w:bCs/>
+        </w:rPr>
+      </w:pPr>
+      <w:r>
+        <w:rPr>
+          <w:rFonts w:ascii="Segoe UI Symbol" w:hAnsi="Segoe UI Symbol" w:cs="Segoe UI Symbol"/>
+          <w:b/>
+          <w:bCs/>
+        </w:rPr>
+        <w:t>✔</w:t>
+      </w:r>
+      <w:r>
+        <w:rPr>
+          <w:b/>
+          <w:bCs/>
+        </w:rPr>
+        <w:t xml:space="preserve"> Strong design:</w:t>
       </w:r>
     </w:p>
     <w:p>
       <w:pPr>
         <w:numPr>
           <w:ilvl w:val="0"/>
-          <w:numId w:val="5"/>
+          <w:numId w:val="46"/>
         </w:numPr>
       </w:pPr>
       <w:r>
-        <w:t>Allocate 100% to single ETF</w:t>
+        <w:t>clear separation of concerns</w:t>
       </w:r>
     </w:p>
     <w:p>
       <w:pPr>
         <w:numPr>
           <w:ilvl w:val="0"/>
-          <w:numId w:val="5"/>
+          <w:numId w:val="46"/>
         </w:numPr>
       </w:pPr>
       <w:r>
-        <w:t>If close to next share → trigger top-up instead of buying partial</w:t>
-      </w:r>
-    </w:p>
-    <w:p>
-      <w:r>
-        <w:pict w14:anchorId="7D4A82FC">
-          <v:rect id="_x0000_i1154" style="width:0;height:1.5pt" o:hralign="center" o:hrstd="t" o:hr="t" fillcolor="#a0a0a0" stroked="f"/>
-        </w:pict>
-      </w:r>
-    </w:p>
-    <w:p>
-      <w:pPr>
-        <w:rPr>
-          <w:b/>
-          <w:bCs/>
-        </w:rPr>
-      </w:pPr>
-      <w:r>
-        <w:rPr>
-          <w:b/>
-          <w:bCs/>
-        </w:rPr>
-        <w:t>4. Execution-aware improvements (critical upgrade)</w:t>
-      </w:r>
-    </w:p>
-    <w:p>
-      <w:r>
-        <w:t xml:space="preserve">You added </w:t>
-      </w:r>
-      <w:r>
-        <w:rPr>
-          <w:b/>
-          <w:bCs/>
-        </w:rPr>
-        <w:t>real-world trading constraints</w:t>
-      </w:r>
-      <w:r>
-        <w:t>:</w:t>
-      </w:r>
-    </w:p>
-    <w:p>
-      <w:pPr>
-        <w:rPr>
-          <w:b/>
-          <w:bCs/>
-        </w:rPr>
-      </w:pPr>
-      <w:r>
-        <w:rPr>
-          <w:b/>
-          <w:bCs/>
-        </w:rPr>
-        <w:t>Buffers (config-driven)</w:t>
+        <w:t>minimal side effects</w:t>
       </w:r>
     </w:p>
     <w:p>
       <w:pPr>
         <w:numPr>
           <w:ilvl w:val="0"/>
-          <w:numId w:val="6"/>
+          <w:numId w:val="46"/>
         </w:numPr>
       </w:pPr>
       <w:r>
-        <w:t>€1.25 per order (commission)</w:t>
+        <w:t>state handled only via top-up files</w:t>
+      </w:r>
+    </w:p>
+    <w:p>
+      <w:r>
+        <w:pict w14:anchorId="0A135EC2">
+          <v:rect id="_x0000_i1325" style="width:0;height:1.5pt" o:hralign="center" o:hrstd="t" o:hr="t" fillcolor="#a0a0a0" stroked="f"/>
+        </w:pict>
+      </w:r>
+    </w:p>
+    <w:p>
+      <w:pPr>
+        <w:rPr>
+          <w:b/>
+          <w:bCs/>
+        </w:rPr>
+      </w:pPr>
+      <w:r>
+        <w:rPr>
+          <w:b/>
+          <w:bCs/>
+        </w:rPr>
+        <w:t>11. Known Limitations / Open Improvements</w:t>
+      </w:r>
+    </w:p>
+    <w:p>
+      <w:pPr>
+        <w:rPr>
+          <w:b/>
+          <w:bCs/>
+        </w:rPr>
+      </w:pPr>
+      <w:r>
+        <w:rPr>
+          <w:b/>
+          <w:bCs/>
+        </w:rPr>
+        <w:t xml:space="preserve">1. </w:t>
+      </w:r>
+      <w:r>
+        <w:rPr>
+          <w:rFonts w:ascii="Segoe UI Emoji" w:hAnsi="Segoe UI Emoji" w:cs="Segoe UI Emoji"/>
+          <w:b/>
+          <w:bCs/>
+        </w:rPr>
+        <w:t>❗</w:t>
+      </w:r>
+      <w:r>
+        <w:rPr>
+          <w:b/>
+          <w:bCs/>
+        </w:rPr>
+        <w:t xml:space="preserve"> No retry for unfilled limit orders</w:t>
+      </w:r>
+    </w:p>
+    <w:p>
+      <w:r>
+        <w:t>If price moves above limit:</w:t>
       </w:r>
     </w:p>
     <w:p>
       <w:pPr>
         <w:numPr>
           <w:ilvl w:val="0"/>
-          <w:numId w:val="6"/>
+          <w:numId w:val="47"/>
         </w:numPr>
       </w:pPr>
       <w:r>
-        <w:t>€10 buffer for final order (market uncertainty)</w:t>
-      </w:r>
-    </w:p>
-    <w:p>
-      <w:pPr>
-        <w:rPr>
-          <w:b/>
-          <w:bCs/>
-        </w:rPr>
-      </w:pPr>
-      <w:r>
-        <w:rPr>
-          <w:b/>
-          <w:bCs/>
-        </w:rPr>
-        <w:t>Behavior</w:t>
+        <w:t>order may remain unfilled</w:t>
       </w:r>
     </w:p>
     <w:p>
       <w:pPr>
         <w:numPr>
           <w:ilvl w:val="0"/>
-          <w:numId w:val="7"/>
+          <w:numId w:val="47"/>
         </w:numPr>
       </w:pPr>
       <w:r>
-        <w:t>Allocators now check:</w:t>
-      </w:r>
-    </w:p>
-    <w:p>
-      <w:pPr>
-        <w:numPr>
-          <w:ilvl w:val="1"/>
-          <w:numId w:val="7"/>
-        </w:numPr>
-      </w:pPr>
-      <w:r>
-        <w:t>“Can IBKR realistically execute this?”</w:t>
+        <w:t>system does not retry automatically</w:t>
+      </w:r>
+    </w:p>
+    <w:p>
+      <w:r>
+        <w:rPr>
+          <w:rFonts w:ascii="Segoe UI Emoji" w:hAnsi="Segoe UI Emoji" w:cs="Segoe UI Emoji"/>
+        </w:rPr>
+        <w:t>👉</w:t>
+      </w:r>
+      <w:r>
+        <w:t xml:space="preserve"> Possible improvement:</w:t>
       </w:r>
     </w:p>
     <w:p>
       <w:pPr>
         <w:numPr>
           <w:ilvl w:val="0"/>
-          <w:numId w:val="7"/>
+          <w:numId w:val="48"/>
         </w:numPr>
       </w:pPr>
       <w:r>
-        <w:t>Instead of:</w:t>
-      </w:r>
-    </w:p>
-    <w:p>
-      <w:pPr>
-        <w:numPr>
-          <w:ilvl w:val="1"/>
-          <w:numId w:val="7"/>
-        </w:numPr>
-      </w:pPr>
-      <w:r>
-        <w:lastRenderedPageBreak/>
-        <w:t>“Does this fit mathematically?”</w:t>
-      </w:r>
-    </w:p>
-    <w:p>
-      <w:pPr>
-        <w:rPr>
-          <w:b/>
-          <w:bCs/>
-        </w:rPr>
-      </w:pPr>
-      <w:r>
-        <w:rPr>
-          <w:b/>
-          <w:bCs/>
-        </w:rPr>
-        <w:t>Result</w:t>
-      </w:r>
-    </w:p>
-    <w:p>
-      <w:r>
-        <w:t>You eliminated:</w:t>
+        <w:t>re-run with updated price</w:t>
       </w:r>
     </w:p>
     <w:p>
       <w:pPr>
         <w:numPr>
           <w:ilvl w:val="0"/>
-          <w:numId w:val="8"/>
+          <w:numId w:val="48"/>
         </w:numPr>
       </w:pPr>
       <w:r>
-        <w:t>“Looks valid but IBKR rejects order”</w:t>
+        <w:t>or auto-adjust limit</w:t>
+      </w:r>
+    </w:p>
+    <w:p>
+      <w:r>
+        <w:pict w14:anchorId="2426F6BE">
+          <v:rect id="_x0000_i1326" style="width:0;height:1.5pt" o:hralign="center" o:hrstd="t" o:hr="t" fillcolor="#a0a0a0" stroked="f"/>
+        </w:pict>
+      </w:r>
+    </w:p>
+    <w:p>
+      <w:pPr>
+        <w:rPr>
+          <w:b/>
+          <w:bCs/>
+        </w:rPr>
+      </w:pPr>
+      <w:r>
+        <w:rPr>
+          <w:b/>
+          <w:bCs/>
+        </w:rPr>
+        <w:t xml:space="preserve">2. </w:t>
+      </w:r>
+      <w:r>
+        <w:rPr>
+          <w:rFonts w:ascii="Segoe UI Emoji" w:hAnsi="Segoe UI Emoji" w:cs="Segoe UI Emoji"/>
+          <w:b/>
+          <w:bCs/>
+        </w:rPr>
+        <w:t>❗</w:t>
+      </w:r>
+      <w:r>
+        <w:rPr>
+          <w:b/>
+          <w:bCs/>
+        </w:rPr>
+        <w:t xml:space="preserve"> No execution-failure fallback</w:t>
+      </w:r>
+    </w:p>
+    <w:p>
+      <w:r>
+        <w:t>If IBKR rejects order:</w:t>
       </w:r>
     </w:p>
     <w:p>
       <w:pPr>
         <w:numPr>
           <w:ilvl w:val="0"/>
-          <w:numId w:val="8"/>
+          <w:numId w:val="49"/>
         </w:numPr>
       </w:pPr>
       <w:r>
-        <w:t>Especially for last ETF (EGLN) and single ETF accounts</w:t>
-      </w:r>
-    </w:p>
-    <w:p>
-      <w:r>
-        <w:pict w14:anchorId="2E8FF2BC">
-          <v:rect id="_x0000_i1155" style="width:0;height:1.5pt" o:hralign="center" o:hrstd="t" o:hr="t" fillcolor="#a0a0a0" stroked="f"/>
+        <w:t>no automatic top-up created</w:t>
+      </w:r>
+    </w:p>
+    <w:p>
+      <w:r>
+        <w:pict w14:anchorId="05D4AEB2">
+          <v:rect id="_x0000_i1327" style="width:0;height:1.5pt" o:hralign="center" o:hrstd="t" o:hr="t" fillcolor="#a0a0a0" stroked="f"/>
         </w:pict>
       </w:r>
     </w:p>
@@ -721,1956 +1642,916 @@
           <w:b/>
           <w:bCs/>
         </w:rPr>
-        <w:t>5. Top-up system (core feature)</w:t>
-      </w:r>
-    </w:p>
-    <w:p>
-      <w:pPr>
-        <w:rPr>
-          <w:b/>
-          <w:bCs/>
-        </w:rPr>
-      </w:pPr>
-      <w:r>
-        <w:rPr>
-          <w:b/>
-          <w:bCs/>
-        </w:rPr>
-        <w:t>What it does</w:t>
-      </w:r>
-    </w:p>
-    <w:p>
-      <w:r>
-        <w:t xml:space="preserve">When a purchase is </w:t>
-      </w:r>
-      <w:r>
-        <w:rPr>
-          <w:i/>
-          <w:iCs/>
-        </w:rPr>
-        <w:t>almost possible</w:t>
-      </w:r>
-      <w:r>
-        <w:t>:</w:t>
+        <w:t xml:space="preserve">3. </w:t>
+      </w:r>
+      <w:r>
+        <w:rPr>
+          <w:rFonts w:ascii="Segoe UI Emoji" w:hAnsi="Segoe UI Emoji" w:cs="Segoe UI Emoji"/>
+          <w:b/>
+          <w:bCs/>
+        </w:rPr>
+        <w:t>❗</w:t>
+      </w:r>
+      <w:r>
+        <w:rPr>
+          <w:b/>
+          <w:bCs/>
+        </w:rPr>
+        <w:t xml:space="preserve"> README mismatch</w:t>
+      </w:r>
+    </w:p>
+    <w:p>
+      <w:r>
+        <w:t>README still:</w:t>
       </w:r>
     </w:p>
     <w:p>
       <w:pPr>
         <w:numPr>
           <w:ilvl w:val="0"/>
-          <w:numId w:val="9"/>
+          <w:numId w:val="50"/>
         </w:numPr>
       </w:pPr>
       <w:r>
-        <w:t xml:space="preserve">Bot </w:t>
-      </w:r>
-      <w:r>
-        <w:rPr>
-          <w:b/>
-          <w:bCs/>
-        </w:rPr>
-        <w:t>does not buy</w:t>
+        <w:t>assumes market orders</w:t>
       </w:r>
     </w:p>
     <w:p>
       <w:pPr>
         <w:numPr>
           <w:ilvl w:val="0"/>
-          <w:numId w:val="9"/>
+          <w:numId w:val="50"/>
         </w:numPr>
       </w:pPr>
       <w:r>
-        <w:t xml:space="preserve">Creates a </w:t>
-      </w:r>
-      <w:r>
-        <w:rPr>
-          <w:b/>
-          <w:bCs/>
-        </w:rPr>
-        <w:t>pending_topup JSON file</w:t>
+        <w:lastRenderedPageBreak/>
+        <w:t>does not explain limit logic</w:t>
       </w:r>
     </w:p>
     <w:p>
       <w:pPr>
         <w:numPr>
           <w:ilvl w:val="0"/>
-          <w:numId w:val="9"/>
+          <w:numId w:val="50"/>
         </w:numPr>
       </w:pPr>
       <w:r>
-        <w:t>Waits for user to add funds</w:t>
+        <w:t>does not mention markup</w:t>
+      </w:r>
+    </w:p>
+    <w:p>
+      <w:r>
+        <w:pict w14:anchorId="4B3E83B5">
+          <v:rect id="_x0000_i1328" style="width:0;height:1.5pt" o:hralign="center" o:hrstd="t" o:hr="t" fillcolor="#a0a0a0" stroked="f"/>
+        </w:pict>
+      </w:r>
+    </w:p>
+    <w:p>
+      <w:pPr>
+        <w:rPr>
+          <w:b/>
+          <w:bCs/>
+        </w:rPr>
+      </w:pPr>
+      <w:r>
+        <w:rPr>
+          <w:b/>
+          <w:bCs/>
+        </w:rPr>
+        <w:t xml:space="preserve">4. </w:t>
+      </w:r>
+      <w:r>
+        <w:rPr>
+          <w:rFonts w:ascii="Segoe UI Emoji" w:hAnsi="Segoe UI Emoji" w:cs="Segoe UI Emoji"/>
+          <w:b/>
+          <w:bCs/>
+        </w:rPr>
+        <w:t>❗</w:t>
+      </w:r>
+      <w:r>
+        <w:rPr>
+          <w:b/>
+          <w:bCs/>
+        </w:rPr>
+        <w:t xml:space="preserve"> Static commission assumption</w:t>
+      </w:r>
+    </w:p>
+    <w:p>
+      <w:r>
+        <w:t>1.25 EUR per order</w:t>
+      </w:r>
+    </w:p>
+    <w:p>
+      <w:r>
+        <w:t>Not dynamically retrieved from IBKR</w:t>
+      </w:r>
+    </w:p>
+    <w:p>
+      <w:r>
+        <w:pict w14:anchorId="384F9491">
+          <v:rect id="_x0000_i1329" style="width:0;height:1.5pt" o:hralign="center" o:hrstd="t" o:hr="t" fillcolor="#a0a0a0" stroked="f"/>
+        </w:pict>
+      </w:r>
+    </w:p>
+    <w:p>
+      <w:pPr>
+        <w:rPr>
+          <w:b/>
+          <w:bCs/>
+        </w:rPr>
+      </w:pPr>
+      <w:r>
+        <w:rPr>
+          <w:b/>
+          <w:bCs/>
+        </w:rPr>
+        <w:t xml:space="preserve">5. </w:t>
+      </w:r>
+      <w:r>
+        <w:rPr>
+          <w:rFonts w:ascii="Segoe UI Emoji" w:hAnsi="Segoe UI Emoji" w:cs="Segoe UI Emoji"/>
+          <w:b/>
+          <w:bCs/>
+        </w:rPr>
+        <w:t>❗</w:t>
+      </w:r>
+      <w:r>
+        <w:rPr>
+          <w:b/>
+          <w:bCs/>
+        </w:rPr>
+        <w:t xml:space="preserve"> No logging / audit trail</w:t>
+      </w:r>
+    </w:p>
+    <w:p>
+      <w:r>
+        <w:t>Only console output exists</w:t>
+      </w:r>
+    </w:p>
+    <w:p>
+      <w:r>
+        <w:pict w14:anchorId="60034209">
+          <v:rect id="_x0000_i1330" style="width:0;height:1.5pt" o:hralign="center" o:hrstd="t" o:hr="t" fillcolor="#a0a0a0" stroked="f"/>
+        </w:pict>
+      </w:r>
+    </w:p>
+    <w:p>
+      <w:pPr>
+        <w:rPr>
+          <w:b/>
+          <w:bCs/>
+        </w:rPr>
+      </w:pPr>
+      <w:r>
+        <w:rPr>
+          <w:b/>
+          <w:bCs/>
+        </w:rPr>
+        <w:t xml:space="preserve">6. </w:t>
+      </w:r>
+      <w:r>
+        <w:rPr>
+          <w:rFonts w:ascii="Segoe UI Emoji" w:hAnsi="Segoe UI Emoji" w:cs="Segoe UI Emoji"/>
+          <w:b/>
+          <w:bCs/>
+        </w:rPr>
+        <w:t>❗</w:t>
+      </w:r>
+      <w:r>
+        <w:rPr>
+          <w:b/>
+          <w:bCs/>
+        </w:rPr>
+        <w:t xml:space="preserve"> No FX handling</w:t>
+      </w:r>
+    </w:p>
+    <w:p>
+      <w:r>
+        <w:t>Assumes:</w:t>
+      </w:r>
+    </w:p>
+    <w:p>
+      <w:r>
+        <w:t>account currency == ETF currency</w:t>
+      </w:r>
+    </w:p>
+    <w:p>
+      <w:r>
+        <w:pict w14:anchorId="7809386B">
+          <v:rect id="_x0000_i1331" style="width:0;height:1.5pt" o:hralign="center" o:hrstd="t" o:hr="t" fillcolor="#a0a0a0" stroked="f"/>
+        </w:pict>
+      </w:r>
+    </w:p>
+    <w:p>
+      <w:pPr>
+        <w:rPr>
+          <w:b/>
+          <w:bCs/>
+        </w:rPr>
+      </w:pPr>
+      <w:r>
+        <w:rPr>
+          <w:b/>
+          <w:bCs/>
+        </w:rPr>
+        <w:t>12. Design Trade-offs</w:t>
+      </w:r>
+    </w:p>
+    <w:p>
+      <w:pPr>
+        <w:rPr>
+          <w:b/>
+          <w:bCs/>
+        </w:rPr>
+      </w:pPr>
+      <w:r>
+        <w:rPr>
+          <w:b/>
+          <w:bCs/>
+        </w:rPr>
+        <w:t>Why limit orders instead of market</w:t>
+      </w:r>
+    </w:p>
+    <w:tbl>
+      <w:tblPr>
+        <w:tblW w:w="0" w:type="auto"/>
+        <w:tblCellSpacing w:w="15" w:type="dxa"/>
+        <w:tblCellMar>
+          <w:top w:w="15" w:type="dxa"/>
+          <w:left w:w="15" w:type="dxa"/>
+          <w:bottom w:w="15" w:type="dxa"/>
+          <w:right w:w="15" w:type="dxa"/>
+        </w:tblCellMar>
+        <w:tblLook w:val="04A0" w:firstRow="1" w:lastRow="0" w:firstColumn="1" w:lastColumn="0" w:noHBand="0" w:noVBand="1"/>
+      </w:tblPr>
+      <w:tblGrid>
+        <w:gridCol w:w="2075"/>
+        <w:gridCol w:w="1837"/>
+      </w:tblGrid>
+      <w:tr>
+        <w:trPr>
+          <w:tblHeader/>
+          <w:tblCellSpacing w:w="15" w:type="dxa"/>
+        </w:trPr>
+        <w:tc>
+          <w:tcPr>
+            <w:tcW w:w="0" w:type="auto"/>
+            <w:vAlign w:val="center"/>
+            <w:hideMark/>
+          </w:tcPr>
+          <w:p>
+            <w:pPr>
+              <w:rPr>
+                <w:b/>
+                <w:bCs/>
+              </w:rPr>
+            </w:pPr>
+            <w:r>
+              <w:rPr>
+                <w:b/>
+                <w:bCs/>
+              </w:rPr>
+              <w:t>Market</w:t>
+            </w:r>
+          </w:p>
+        </w:tc>
+        <w:tc>
+          <w:tcPr>
+            <w:tcW w:w="0" w:type="auto"/>
+            <w:vAlign w:val="center"/>
+            <w:hideMark/>
+          </w:tcPr>
+          <w:p>
+            <w:pPr>
+              <w:rPr>
+                <w:b/>
+                <w:bCs/>
+              </w:rPr>
+            </w:pPr>
+            <w:r>
+              <w:rPr>
+                <w:b/>
+                <w:bCs/>
+              </w:rPr>
+              <w:t>Limit</w:t>
+            </w:r>
+          </w:p>
+        </w:tc>
+      </w:tr>
+      <w:tr>
+        <w:trPr>
+          <w:tblCellSpacing w:w="15" w:type="dxa"/>
+        </w:trPr>
+        <w:tc>
+          <w:tcPr>
+            <w:tcW w:w="0" w:type="auto"/>
+            <w:vAlign w:val="center"/>
+            <w:hideMark/>
+          </w:tcPr>
+          <w:p>
+            <w:r>
+              <w:t>always fills</w:t>
+            </w:r>
+          </w:p>
+        </w:tc>
+        <w:tc>
+          <w:tcPr>
+            <w:tcW w:w="0" w:type="auto"/>
+            <w:vAlign w:val="center"/>
+            <w:hideMark/>
+          </w:tcPr>
+          <w:p>
+            <w:r>
+              <w:t>may not fill</w:t>
+            </w:r>
+          </w:p>
+        </w:tc>
+      </w:tr>
+      <w:tr>
+        <w:trPr>
+          <w:tblCellSpacing w:w="15" w:type="dxa"/>
+        </w:trPr>
+        <w:tc>
+          <w:tcPr>
+            <w:tcW w:w="0" w:type="auto"/>
+            <w:vAlign w:val="center"/>
+            <w:hideMark/>
+          </w:tcPr>
+          <w:p>
+            <w:r>
+              <w:t>unpredictable cash</w:t>
+            </w:r>
+          </w:p>
+        </w:tc>
+        <w:tc>
+          <w:tcPr>
+            <w:tcW w:w="0" w:type="auto"/>
+            <w:vAlign w:val="center"/>
+            <w:hideMark/>
+          </w:tcPr>
+          <w:p>
+            <w:r>
+              <w:t>predictable cash</w:t>
+            </w:r>
+          </w:p>
+        </w:tc>
+      </w:tr>
+      <w:tr>
+        <w:trPr>
+          <w:tblCellSpacing w:w="15" w:type="dxa"/>
+        </w:trPr>
+        <w:tc>
+          <w:tcPr>
+            <w:tcW w:w="0" w:type="auto"/>
+            <w:vAlign w:val="center"/>
+            <w:hideMark/>
+          </w:tcPr>
+          <w:p>
+            <w:r>
+              <w:t>IBKR buffer issues</w:t>
+            </w:r>
+          </w:p>
+        </w:tc>
+        <w:tc>
+          <w:tcPr>
+            <w:tcW w:w="0" w:type="auto"/>
+            <w:vAlign w:val="center"/>
+            <w:hideMark/>
+          </w:tcPr>
+          <w:p>
+            <w:r>
+              <w:t>no buffer needed</w:t>
+            </w:r>
+          </w:p>
+        </w:tc>
+      </w:tr>
+    </w:tbl>
+    <w:p>
+      <w:r>
+        <w:rPr>
+          <w:rFonts w:ascii="Segoe UI Emoji" w:hAnsi="Segoe UI Emoji" w:cs="Segoe UI Emoji"/>
+        </w:rPr>
+        <w:t>👉</w:t>
+      </w:r>
+      <w:r>
+        <w:t xml:space="preserve"> Limit chosen for </w:t>
+      </w:r>
+      <w:r>
+        <w:rPr>
+          <w:b/>
+          <w:bCs/>
+        </w:rPr>
+        <w:t>determinism</w:t>
+      </w:r>
+    </w:p>
+    <w:p>
+      <w:r>
+        <w:pict w14:anchorId="14C66952">
+          <v:rect id="_x0000_i1332" style="width:0;height:1.5pt" o:hralign="center" o:hrstd="t" o:hr="t" fillcolor="#a0a0a0" stroked="f"/>
+        </w:pict>
+      </w:r>
+    </w:p>
+    <w:p>
+      <w:pPr>
+        <w:rPr>
+          <w:b/>
+          <w:bCs/>
+        </w:rPr>
+      </w:pPr>
+      <w:r>
+        <w:rPr>
+          <w:b/>
+          <w:bCs/>
+        </w:rPr>
+        <w:t>13. How to Run</w:t>
+      </w:r>
+    </w:p>
+    <w:p>
+      <w:pPr>
+        <w:rPr>
+          <w:b/>
+          <w:bCs/>
+        </w:rPr>
+      </w:pPr>
+      <w:r>
+        <w:rPr>
+          <w:b/>
+          <w:bCs/>
+        </w:rPr>
+        <w:t>Preview</w:t>
+      </w:r>
+    </w:p>
+    <w:p>
+      <w:r>
+        <w:t>python main.py</w:t>
+      </w:r>
+    </w:p>
+    <w:p>
+      <w:pPr>
+        <w:rPr>
+          <w:b/>
+          <w:bCs/>
+        </w:rPr>
+      </w:pPr>
+      <w:r>
+        <w:rPr>
+          <w:b/>
+          <w:bCs/>
+        </w:rPr>
+        <w:lastRenderedPageBreak/>
+        <w:t>Execute</w:t>
+      </w:r>
+    </w:p>
+    <w:p>
+      <w:r>
+        <w:t>python main.py buy</w:t>
+      </w:r>
+    </w:p>
+    <w:p>
+      <w:r>
+        <w:pict w14:anchorId="1AC3196D">
+          <v:rect id="_x0000_i1333" style="width:0;height:1.5pt" o:hralign="center" o:hrstd="t" o:hr="t" fillcolor="#a0a0a0" stroked="f"/>
+        </w:pict>
+      </w:r>
+    </w:p>
+    <w:p>
+      <w:pPr>
+        <w:rPr>
+          <w:b/>
+          <w:bCs/>
+        </w:rPr>
+      </w:pPr>
+      <w:r>
+        <w:rPr>
+          <w:b/>
+          <w:bCs/>
+        </w:rPr>
+        <w:t>14. Expected Behavior</w:t>
+      </w:r>
+    </w:p>
+    <w:p>
+      <w:pPr>
+        <w:rPr>
+          <w:b/>
+          <w:bCs/>
+        </w:rPr>
+      </w:pPr>
+      <w:r>
+        <w:rPr>
+          <w:b/>
+          <w:bCs/>
+        </w:rPr>
+        <w:t>Normal</w:t>
+      </w:r>
+    </w:p>
+    <w:p>
+      <w:r>
+        <w:t>Preview → Execute → Done</w:t>
+      </w:r>
+    </w:p>
+    <w:p>
+      <w:pPr>
+        <w:rPr>
+          <w:b/>
+          <w:bCs/>
+        </w:rPr>
+      </w:pPr>
+      <w:r>
+        <w:rPr>
+          <w:b/>
+          <w:bCs/>
+        </w:rPr>
+        <w:t>Top-up</w:t>
+      </w:r>
+    </w:p>
+    <w:p>
+      <w:r>
+        <w:t>Preview → insufficient funds</w:t>
+      </w:r>
+    </w:p>
+    <w:p>
+      <w:r>
+        <w:t>Buy → create pending file</w:t>
+      </w:r>
+    </w:p>
+    <w:p>
+      <w:r>
+        <w:t>Add funds</w:t>
+      </w:r>
+    </w:p>
+    <w:p>
+      <w:r>
+        <w:t>Buy → executes + clears file</w:t>
+      </w:r>
+    </w:p>
+    <w:p>
+      <w:r>
+        <w:pict w14:anchorId="49B32BA3">
+          <v:rect id="_x0000_i1334" style="width:0;height:1.5pt" o:hralign="center" o:hrstd="t" o:hr="t" fillcolor="#a0a0a0" stroked="f"/>
+        </w:pict>
+      </w:r>
+    </w:p>
+    <w:p>
+      <w:pPr>
+        <w:rPr>
+          <w:b/>
+          <w:bCs/>
+        </w:rPr>
+      </w:pPr>
+      <w:r>
+        <w:rPr>
+          <w:b/>
+          <w:bCs/>
+        </w:rPr>
+        <w:t>15. Current State</w:t>
+      </w:r>
+    </w:p>
+    <w:p>
+      <w:r>
+        <w:t>The system is:</w:t>
+      </w:r>
+    </w:p>
+    <w:p>
+      <w:r>
+        <w:rPr>
+          <w:rFonts w:ascii="Segoe UI Symbol" w:hAnsi="Segoe UI Symbol" w:cs="Segoe UI Symbol"/>
+        </w:rPr>
+        <w:t>✔</w:t>
+      </w:r>
+      <w:r>
+        <w:t xml:space="preserve"> Production usable</w:t>
+      </w:r>
+      <w:r>
+        <w:br/>
+      </w:r>
+      <w:r>
+        <w:rPr>
+          <w:rFonts w:ascii="Segoe UI Symbol" w:hAnsi="Segoe UI Symbol" w:cs="Segoe UI Symbol"/>
+        </w:rPr>
+        <w:t>✔</w:t>
+      </w:r>
+      <w:r>
+        <w:t xml:space="preserve"> Robust for real IBKR behavior</w:t>
+      </w:r>
+      <w:r>
+        <w:br/>
+      </w:r>
+      <w:r>
+        <w:rPr>
+          <w:rFonts w:ascii="Segoe UI Symbol" w:hAnsi="Segoe UI Symbol" w:cs="Segoe UI Symbol"/>
+        </w:rPr>
+        <w:t>✔</w:t>
+      </w:r>
+      <w:r>
+        <w:t xml:space="preserve"> Deterministic</w:t>
+      </w:r>
+      <w:r>
+        <w:br/>
+      </w:r>
+      <w:r>
+        <w:rPr>
+          <w:rFonts w:ascii="Segoe UI Symbol" w:hAnsi="Segoe UI Symbol" w:cs="Segoe UI Symbol"/>
+        </w:rPr>
+        <w:t>✔</w:t>
+      </w:r>
+      <w:r>
+        <w:t xml:space="preserve"> Clean architecture</w:t>
+      </w:r>
+    </w:p>
+    <w:p>
+      <w:r>
+        <w:pict w14:anchorId="799DD92A">
+          <v:rect id="_x0000_i1335" style="width:0;height:1.5pt" o:hralign="center" o:hrstd="t" o:hr="t" fillcolor="#a0a0a0" stroked="f"/>
+        </w:pict>
+      </w:r>
+    </w:p>
+    <w:p>
+      <w:pPr>
+        <w:rPr>
+          <w:b/>
+          <w:bCs/>
+        </w:rPr>
+      </w:pPr>
+      <w:r>
+        <w:rPr>
+          <w:b/>
+          <w:bCs/>
+        </w:rPr>
+        <w:t>16. Recommended Next Steps</w:t>
+      </w:r>
+    </w:p>
+    <w:p>
+      <w:pPr>
+        <w:rPr>
+          <w:b/>
+          <w:bCs/>
+        </w:rPr>
+      </w:pPr>
+      <w:r>
+        <w:rPr>
+          <w:b/>
+          <w:bCs/>
+        </w:rPr>
+        <w:t>High priority</w:t>
       </w:r>
     </w:p>
     <w:p>
       <w:pPr>
         <w:numPr>
           <w:ilvl w:val="0"/>
-          <w:numId w:val="9"/>
+          <w:numId w:val="51"/>
         </w:numPr>
       </w:pPr>
       <w:r>
-        <w:t>Next run:</w:t>
-      </w:r>
-    </w:p>
-    <w:p>
-      <w:pPr>
-        <w:numPr>
-          <w:ilvl w:val="1"/>
-          <w:numId w:val="9"/>
-        </w:numPr>
-      </w:pPr>
-      <w:r>
-        <w:t>Checks if funded</w:t>
-      </w:r>
-    </w:p>
-    <w:p>
-      <w:pPr>
-        <w:numPr>
-          <w:ilvl w:val="1"/>
-          <w:numId w:val="9"/>
-        </w:numPr>
-      </w:pPr>
-      <w:r>
-        <w:t>Executes automatically</w:t>
-      </w:r>
-    </w:p>
-    <w:p>
-      <w:pPr>
-        <w:numPr>
-          <w:ilvl w:val="1"/>
-          <w:numId w:val="9"/>
-        </w:numPr>
-      </w:pPr>
-      <w:r>
-        <w:t>Deletes file</w:t>
-      </w:r>
-    </w:p>
-    <w:p>
-      <w:pPr>
-        <w:rPr>
-          <w:b/>
-          <w:bCs/>
-        </w:rPr>
-      </w:pPr>
-      <w:r>
-        <w:rPr>
-          <w:b/>
-          <w:bCs/>
-        </w:rPr>
-        <w:t>Implementation</w:t>
+        <w:t>Retry mechanism for limit orders</w:t>
       </w:r>
     </w:p>
     <w:p>
       <w:pPr>
         <w:numPr>
           <w:ilvl w:val="0"/>
-          <w:numId w:val="10"/>
+          <w:numId w:val="51"/>
         </w:numPr>
       </w:pPr>
       <w:r>
-        <w:t>One file per account</w:t>
+        <w:t>Execution failure → auto top-up fallback</w:t>
       </w:r>
     </w:p>
     <w:p>
       <w:pPr>
         <w:numPr>
           <w:ilvl w:val="0"/>
-          <w:numId w:val="10"/>
+          <w:numId w:val="51"/>
         </w:numPr>
       </w:pPr>
       <w:r>
-        <w:t>Includes:</w:t>
-      </w:r>
-    </w:p>
-    <w:p>
-      <w:pPr>
-        <w:numPr>
-          <w:ilvl w:val="1"/>
-          <w:numId w:val="10"/>
-        </w:numPr>
-      </w:pPr>
-      <w:r>
-        <w:t>target shares</w:t>
-      </w:r>
-    </w:p>
-    <w:p>
-      <w:pPr>
-        <w:numPr>
-          <w:ilvl w:val="1"/>
-          <w:numId w:val="10"/>
-        </w:numPr>
-      </w:pPr>
-      <w:r>
-        <w:t>required cash at creation</w:t>
-      </w:r>
-    </w:p>
-    <w:p>
-      <w:pPr>
-        <w:numPr>
-          <w:ilvl w:val="1"/>
-          <w:numId w:val="10"/>
-        </w:numPr>
-      </w:pPr>
-      <w:r>
-        <w:t>timestamp</w:t>
+        <w:t>Update README</w:t>
+      </w:r>
+    </w:p>
+    <w:p>
+      <w:pPr>
+        <w:rPr>
+          <w:b/>
+          <w:bCs/>
+        </w:rPr>
+      </w:pPr>
+      <w:r>
+        <w:rPr>
+          <w:b/>
+          <w:bCs/>
+        </w:rPr>
+        <w:t>Medium</w:t>
       </w:r>
     </w:p>
     <w:p>
       <w:pPr>
         <w:numPr>
           <w:ilvl w:val="0"/>
-          <w:numId w:val="10"/>
+          <w:numId w:val="52"/>
         </w:numPr>
       </w:pPr>
       <w:r>
-        <w:t>Auto-expiry supported</w:t>
-      </w:r>
-    </w:p>
-    <w:p>
-      <w:pPr>
-        <w:rPr>
-          <w:b/>
-          <w:bCs/>
-        </w:rPr>
-      </w:pPr>
-      <w:r>
-        <w:rPr>
-          <w:b/>
-          <w:bCs/>
-        </w:rPr>
-        <w:t>Improved behavior (your changes)</w:t>
+        <w:t>Logging</w:t>
       </w:r>
     </w:p>
     <w:p>
       <w:pPr>
         <w:numPr>
           <w:ilvl w:val="0"/>
-          <w:numId w:val="11"/>
+          <w:numId w:val="52"/>
         </w:numPr>
       </w:pPr>
       <w:r>
-        <w:t xml:space="preserve">Works even when </w:t>
-      </w:r>
-      <w:r>
-        <w:rPr>
-          <w:b/>
-          <w:bCs/>
-        </w:rPr>
-        <w:t>no orders exist</w:t>
+        <w:t>Dynamic fees</w:t>
       </w:r>
     </w:p>
     <w:p>
       <w:pPr>
         <w:numPr>
           <w:ilvl w:val="0"/>
-          <w:numId w:val="11"/>
+          <w:numId w:val="52"/>
         </w:numPr>
       </w:pPr>
       <w:r>
-        <w:t xml:space="preserve">Uses </w:t>
-      </w:r>
-      <w:r>
-        <w:rPr>
-          <w:b/>
-          <w:bCs/>
-        </w:rPr>
-        <w:t>real execution cash requirement (with buffers)</w:t>
+        <w:lastRenderedPageBreak/>
+        <w:t>Optional limit adjustment strategy</w:t>
+      </w:r>
+    </w:p>
+    <w:p>
+      <w:r>
+        <w:pict w14:anchorId="37A10F01">
+          <v:rect id="_x0000_i1336" style="width:0;height:1.5pt" o:hralign="center" o:hrstd="t" o:hr="t" fillcolor="#a0a0a0" stroked="f"/>
+        </w:pict>
+      </w:r>
+    </w:p>
+    <w:p>
+      <w:pPr>
+        <w:rPr>
+          <w:b/>
+          <w:bCs/>
+        </w:rPr>
+      </w:pPr>
+      <w:r>
+        <w:rPr>
+          <w:b/>
+          <w:bCs/>
+        </w:rPr>
+        <w:t>17. Final Summary</w:t>
+      </w:r>
+    </w:p>
+    <w:p>
+      <w:r>
+        <w:t>This system evolved from:</w:t>
+      </w:r>
+    </w:p>
+    <w:p>
+      <w:r>
+        <w:t>math-based allocation</w:t>
+      </w:r>
+    </w:p>
+    <w:p>
+      <w:r>
+        <w:t>to:</w:t>
+      </w:r>
+    </w:p>
+    <w:p>
+      <w:r>
+        <w:t>execution-aware allocation with controlled price limits</w:t>
+      </w:r>
+    </w:p>
+    <w:p>
+      <w:r>
+        <w:t>That is the key architectural shift.</w:t>
+      </w:r>
+    </w:p>
+    <w:p>
+      <w:r>
+        <w:pict w14:anchorId="38C95ED3">
+          <v:rect id="_x0000_i1337" style="width:0;height:1.5pt" o:hralign="center" o:hrstd="t" o:hr="t" fillcolor="#a0a0a0" stroked="f"/>
+        </w:pict>
+      </w:r>
+    </w:p>
+    <w:p>
+      <w:pPr>
+        <w:rPr>
+          <w:b/>
+          <w:bCs/>
+        </w:rPr>
+      </w:pPr>
+      <w:r>
+        <w:rPr>
+          <w:b/>
+          <w:bCs/>
+        </w:rPr>
+        <w:t>18. Key Mental Model</w:t>
+      </w:r>
+    </w:p>
+    <w:p>
+      <w:r>
+        <w:t>Allocator → intent</w:t>
+      </w:r>
+    </w:p>
+    <w:p>
+      <w:r>
+        <w:t>Top-up system → patience</w:t>
+      </w:r>
+    </w:p>
+    <w:p>
+      <w:r>
+        <w:t>Limit orders → control</w:t>
+      </w:r>
+    </w:p>
+    <w:p>
+      <w:r>
+        <w:pict w14:anchorId="204786BE">
+          <v:rect id="_x0000_i1338" style="width:0;height:1.5pt" o:hralign="center" o:hrstd="t" o:hr="t" fillcolor="#a0a0a0" stroked="f"/>
+        </w:pict>
+      </w:r>
+    </w:p>
+    <w:p>
+      <w:r>
+        <w:t>If you give this to another LLM, they should:</w:t>
       </w:r>
     </w:p>
     <w:p>
       <w:pPr>
         <w:numPr>
           <w:ilvl w:val="0"/>
-          <w:numId w:val="11"/>
+          <w:numId w:val="53"/>
         </w:numPr>
       </w:pPr>
       <w:r>
-        <w:lastRenderedPageBreak/>
-        <w:t>Only saved after successful execution phase</w:t>
+        <w:t>understand the structure</w:t>
       </w:r>
     </w:p>
     <w:p>
       <w:pPr>
         <w:numPr>
           <w:ilvl w:val="0"/>
-          <w:numId w:val="11"/>
+          <w:numId w:val="53"/>
         </w:numPr>
       </w:pPr>
       <w:r>
-        <w:t>Never saved in preview mode</w:t>
-      </w:r>
-    </w:p>
-    <w:p>
-      <w:r>
-        <w:pict w14:anchorId="635FF36E">
-          <v:rect id="_x0000_i1156" style="width:0;height:1.5pt" o:hralign="center" o:hrstd="t" o:hr="t" fillcolor="#a0a0a0" stroked="f"/>
-        </w:pict>
-      </w:r>
-    </w:p>
-    <w:p>
-      <w:pPr>
-        <w:rPr>
-          <w:b/>
-          <w:bCs/>
-        </w:rPr>
-      </w:pPr>
-      <w:r>
-        <w:rPr>
-          <w:b/>
-          <w:bCs/>
-        </w:rPr>
-        <w:t>6. Pending top-up execution flow</w:t>
-      </w:r>
-    </w:p>
-    <w:p>
-      <w:r>
-        <w:t>Handled in account_processor.py</w:t>
-      </w:r>
-    </w:p>
-    <w:p>
-      <w:r>
-        <w:t>Steps:</w:t>
+        <w:t>not reintroduce market-order bugs</w:t>
       </w:r>
     </w:p>
     <w:p>
       <w:pPr>
         <w:numPr>
           <w:ilvl w:val="0"/>
-          <w:numId w:val="12"/>
+          <w:numId w:val="53"/>
         </w:numPr>
       </w:pPr>
       <w:r>
-        <w:t>Detect pending file</w:t>
+        <w:t>respect the limit-order design choice</w:t>
+      </w:r>
+    </w:p>
+    <w:p>
+      <w:r>
+        <w:pict w14:anchorId="7308E270">
+          <v:rect id="_x0000_i1339" style="width:0;height:1.5pt" o:hralign="center" o:hrstd="t" o:hr="t" fillcolor="#a0a0a0" stroked="f"/>
+        </w:pict>
+      </w:r>
+    </w:p>
+    <w:p>
+      <w:r>
+        <w:t>If you want, I can also produce:</w:t>
       </w:r>
     </w:p>
     <w:p>
       <w:pPr>
         <w:numPr>
           <w:ilvl w:val="0"/>
-          <w:numId w:val="12"/>
+          <w:numId w:val="54"/>
         </w:numPr>
       </w:pPr>
       <w:r>
-        <w:t>Recalculate:</w:t>
-      </w:r>
-    </w:p>
-    <w:p>
-      <w:pPr>
-        <w:numPr>
-          <w:ilvl w:val="1"/>
-          <w:numId w:val="12"/>
-        </w:numPr>
-      </w:pPr>
-      <w:r>
-        <w:t>current price</w:t>
-      </w:r>
-    </w:p>
-    <w:p>
-      <w:pPr>
-        <w:numPr>
-          <w:ilvl w:val="1"/>
-          <w:numId w:val="12"/>
-        </w:numPr>
-      </w:pPr>
-      <w:r>
-        <w:t>required cash (with buffers)</w:t>
+        <w:t xml:space="preserve">a </w:t>
+      </w:r>
+      <w:r>
+        <w:rPr>
+          <w:b/>
+          <w:bCs/>
+        </w:rPr>
+        <w:t>clean README rewrite</w:t>
       </w:r>
     </w:p>
     <w:p>
       <w:pPr>
         <w:numPr>
           <w:ilvl w:val="0"/>
-          <w:numId w:val="12"/>
+          <w:numId w:val="54"/>
         </w:numPr>
       </w:pPr>
       <w:r>
-        <w:t>Compare with real cash</w:t>
-      </w:r>
-    </w:p>
-    <w:p>
-      <w:pPr>
-        <w:numPr>
-          <w:ilvl w:val="0"/>
-          <w:numId w:val="12"/>
-        </w:numPr>
-      </w:pPr>
-      <w:r>
-        <w:t>If funded:</w:t>
-      </w:r>
-    </w:p>
-    <w:p>
-      <w:pPr>
-        <w:numPr>
-          <w:ilvl w:val="1"/>
-          <w:numId w:val="12"/>
-        </w:numPr>
-      </w:pPr>
-      <w:r>
-        <w:t>queue order</w:t>
-      </w:r>
-    </w:p>
-    <w:p>
-      <w:pPr>
-        <w:numPr>
-          <w:ilvl w:val="1"/>
-          <w:numId w:val="12"/>
-        </w:numPr>
-      </w:pPr>
-      <w:r>
-        <w:t>clear file after execution</w:t>
-      </w:r>
-    </w:p>
-    <w:p>
-      <w:pPr>
-        <w:numPr>
-          <w:ilvl w:val="0"/>
-          <w:numId w:val="12"/>
-        </w:numPr>
-      </w:pPr>
-      <w:r>
-        <w:t>If not funded:</w:t>
-      </w:r>
-    </w:p>
-    <w:p>
-      <w:pPr>
-        <w:numPr>
-          <w:ilvl w:val="1"/>
-          <w:numId w:val="12"/>
-        </w:numPr>
-      </w:pPr>
-      <w:r>
-        <w:t>keep file</w:t>
-      </w:r>
-    </w:p>
-    <w:p>
-      <w:r>
-        <w:pict w14:anchorId="730ABAB2">
-          <v:rect id="_x0000_i1157" style="width:0;height:1.5pt" o:hralign="center" o:hrstd="t" o:hr="t" fillcolor="#a0a0a0" stroked="f"/>
-        </w:pict>
-      </w:r>
-    </w:p>
-    <w:p>
-      <w:pPr>
-        <w:rPr>
-          <w:b/>
-          <w:bCs/>
-        </w:rPr>
-      </w:pPr>
-      <w:r>
-        <w:rPr>
-          <w:b/>
-          <w:bCs/>
-        </w:rPr>
-        <w:t>7. Execution model</w:t>
-      </w:r>
-    </w:p>
-    <w:p>
-      <w:pPr>
-        <w:rPr>
-          <w:b/>
-          <w:bCs/>
-        </w:rPr>
-      </w:pPr>
-      <w:r>
-        <w:rPr>
-          <w:b/>
-          <w:bCs/>
-        </w:rPr>
-        <w:t>Safety layers</w:t>
-      </w:r>
-    </w:p>
-    <w:p>
-      <w:pPr>
-        <w:numPr>
-          <w:ilvl w:val="0"/>
-          <w:numId w:val="13"/>
-        </w:numPr>
-      </w:pPr>
-      <w:r>
-        <w:t>No execution without buy</w:t>
-      </w:r>
-    </w:p>
-    <w:p>
-      <w:pPr>
-        <w:numPr>
-          <w:ilvl w:val="0"/>
-          <w:numId w:val="13"/>
-        </w:numPr>
-      </w:pPr>
-      <w:r>
-        <w:t>Preview by default</w:t>
-      </w:r>
-    </w:p>
-    <w:p>
-      <w:pPr>
-        <w:numPr>
-          <w:ilvl w:val="0"/>
-          <w:numId w:val="13"/>
-        </w:numPr>
-      </w:pPr>
-      <w:r>
-        <w:t>Market hours validation</w:t>
-      </w:r>
-    </w:p>
-    <w:p>
-      <w:pPr>
-        <w:numPr>
-          <w:ilvl w:val="0"/>
-          <w:numId w:val="13"/>
-        </w:numPr>
-      </w:pPr>
-      <w:r>
-        <w:t>Price validation</w:t>
-      </w:r>
-    </w:p>
-    <w:p>
-      <w:pPr>
-        <w:numPr>
-          <w:ilvl w:val="0"/>
-          <w:numId w:val="13"/>
-        </w:numPr>
-      </w:pPr>
-      <w:r>
-        <w:t>Min cash thresholds</w:t>
-      </w:r>
-    </w:p>
-    <w:p>
-      <w:pPr>
-        <w:numPr>
-          <w:ilvl w:val="0"/>
-          <w:numId w:val="13"/>
-        </w:numPr>
-      </w:pPr>
-      <w:r>
-        <w:t>Top-up blocking</w:t>
-      </w:r>
-    </w:p>
-    <w:p>
-      <w:pPr>
-        <w:rPr>
-          <w:b/>
-          <w:bCs/>
-        </w:rPr>
-      </w:pPr>
-      <w:r>
-        <w:rPr>
-          <w:b/>
-          <w:bCs/>
-        </w:rPr>
-        <w:t>Execution engine</w:t>
-      </w:r>
-    </w:p>
-    <w:p>
-      <w:pPr>
-        <w:numPr>
-          <w:ilvl w:val="0"/>
-          <w:numId w:val="14"/>
-        </w:numPr>
-      </w:pPr>
-      <w:r>
-        <w:lastRenderedPageBreak/>
-        <w:t>Market orders via IBKR</w:t>
-      </w:r>
-    </w:p>
-    <w:p>
-      <w:pPr>
-        <w:numPr>
-          <w:ilvl w:val="0"/>
-          <w:numId w:val="14"/>
-        </w:numPr>
-      </w:pPr>
-      <w:r>
-        <w:t>Status tracking (Filled, Cancelled, etc.)</w:t>
-      </w:r>
-    </w:p>
-    <w:p>
-      <w:pPr>
-        <w:numPr>
-          <w:ilvl w:val="0"/>
-          <w:numId w:val="14"/>
-        </w:numPr>
-      </w:pPr>
-      <w:r>
-        <w:t>Summary reporting</w:t>
-      </w:r>
-    </w:p>
-    <w:p>
-      <w:r>
-        <w:pict w14:anchorId="7DA9228A">
-          <v:rect id="_x0000_i1158" style="width:0;height:1.5pt" o:hralign="center" o:hrstd="t" o:hr="t" fillcolor="#a0a0a0" stroked="f"/>
-        </w:pict>
-      </w:r>
-    </w:p>
-    <w:p>
-      <w:pPr>
-        <w:rPr>
-          <w:b/>
-          <w:bCs/>
-        </w:rPr>
-      </w:pPr>
-      <w:r>
-        <w:rPr>
-          <w:b/>
-          <w:bCs/>
-        </w:rPr>
-        <w:t>8. What is working very well</w:t>
-      </w:r>
-    </w:p>
-    <w:p>
-      <w:pPr>
-        <w:rPr>
-          <w:b/>
-          <w:bCs/>
-        </w:rPr>
-      </w:pPr>
-      <w:r>
-        <w:rPr>
-          <w:rFonts w:ascii="Segoe UI Emoji" w:hAnsi="Segoe UI Emoji" w:cs="Segoe UI Emoji"/>
-          <w:b/>
-          <w:bCs/>
-        </w:rPr>
-        <w:t>✅</w:t>
-      </w:r>
-      <w:r>
-        <w:rPr>
-          <w:b/>
-          <w:bCs/>
-        </w:rPr>
-        <w:t xml:space="preserve"> Strengths</w:t>
-      </w:r>
-    </w:p>
-    <w:p>
-      <w:pPr>
-        <w:numPr>
-          <w:ilvl w:val="0"/>
-          <w:numId w:val="15"/>
-        </w:numPr>
-      </w:pPr>
-      <w:r>
-        <w:t>Clean modular architecture</w:t>
-      </w:r>
-    </w:p>
-    <w:p>
-      <w:pPr>
-        <w:numPr>
-          <w:ilvl w:val="0"/>
-          <w:numId w:val="15"/>
-        </w:numPr>
-      </w:pPr>
-      <w:r>
-        <w:t>Deterministic behavior</w:t>
-      </w:r>
-    </w:p>
-    <w:p>
-      <w:pPr>
-        <w:numPr>
-          <w:ilvl w:val="0"/>
-          <w:numId w:val="15"/>
-        </w:numPr>
-      </w:pPr>
-      <w:r>
-        <w:t>Real-world execution awareness</w:t>
-      </w:r>
-    </w:p>
-    <w:p>
-      <w:pPr>
-        <w:numPr>
-          <w:ilvl w:val="0"/>
-          <w:numId w:val="15"/>
-        </w:numPr>
-      </w:pPr>
-      <w:r>
-        <w:t>Robust top-up mechanism</w:t>
-      </w:r>
-    </w:p>
-    <w:p>
-      <w:pPr>
-        <w:numPr>
-          <w:ilvl w:val="0"/>
-          <w:numId w:val="15"/>
-        </w:numPr>
-      </w:pPr>
-      <w:r>
-        <w:t>Multi-account scalability</w:t>
-      </w:r>
-    </w:p>
-    <w:p>
-      <w:pPr>
-        <w:numPr>
-          <w:ilvl w:val="0"/>
-          <w:numId w:val="15"/>
-        </w:numPr>
-      </w:pPr>
-      <w:r>
-        <w:t>Clear console output</w:t>
-      </w:r>
-    </w:p>
-    <w:p>
-      <w:pPr>
-        <w:numPr>
-          <w:ilvl w:val="0"/>
-          <w:numId w:val="15"/>
-        </w:numPr>
-      </w:pPr>
-      <w:r>
-        <w:t>Safe-by-default design</w:t>
-      </w:r>
-    </w:p>
-    <w:p>
-      <w:pPr>
-        <w:rPr>
-          <w:b/>
-          <w:bCs/>
-        </w:rPr>
-      </w:pPr>
-      <w:r>
-        <w:rPr>
-          <w:b/>
-          <w:bCs/>
-        </w:rPr>
-        <w:t>Especially strong</w:t>
-      </w:r>
-    </w:p>
-    <w:p>
-      <w:pPr>
-        <w:numPr>
-          <w:ilvl w:val="0"/>
-          <w:numId w:val="16"/>
-        </w:numPr>
-      </w:pPr>
-      <w:r>
-        <w:t>Separation of “planning vs execution”</w:t>
-      </w:r>
-    </w:p>
-    <w:p>
-      <w:pPr>
-        <w:numPr>
-          <w:ilvl w:val="0"/>
-          <w:numId w:val="16"/>
-        </w:numPr>
-      </w:pPr>
-      <w:r>
-        <w:t>Handling of partial affordability (top-up system)</w:t>
-      </w:r>
-    </w:p>
-    <w:p>
-      <w:pPr>
-        <w:numPr>
-          <w:ilvl w:val="0"/>
-          <w:numId w:val="16"/>
-        </w:numPr>
-      </w:pPr>
-      <w:r>
-        <w:t>Buffer-aware allocation (big improvement)</w:t>
-      </w:r>
-    </w:p>
-    <w:p>
-      <w:r>
-        <w:pict w14:anchorId="5C9F0D47">
-          <v:rect id="_x0000_i1159" style="width:0;height:1.5pt" o:hralign="center" o:hrstd="t" o:hr="t" fillcolor="#a0a0a0" stroked="f"/>
-        </w:pict>
-      </w:r>
-    </w:p>
-    <w:p>
-      <w:pPr>
-        <w:rPr>
-          <w:b/>
-          <w:bCs/>
-        </w:rPr>
-      </w:pPr>
-      <w:r>
-        <w:rPr>
-          <w:b/>
-          <w:bCs/>
-        </w:rPr>
-        <w:t>9. Known limitations / design tradeoffs</w:t>
-      </w:r>
-    </w:p>
-    <w:p>
-      <w:pPr>
-        <w:rPr>
-          <w:b/>
-          <w:bCs/>
-        </w:rPr>
-      </w:pPr>
-      <w:r>
-        <w:rPr>
-          <w:b/>
-          <w:bCs/>
-        </w:rPr>
-        <w:t>1. No fallback on execution failure</w:t>
-      </w:r>
-    </w:p>
-    <w:p>
-      <w:r>
-        <w:t xml:space="preserve">If IBKR rejects an order </w:t>
-      </w:r>
-      <w:r>
-        <w:rPr>
-          <w:b/>
-          <w:bCs/>
-        </w:rPr>
-        <w:t>despite buffers</w:t>
-      </w:r>
-      <w:r>
-        <w:t>:</w:t>
-      </w:r>
-    </w:p>
-    <w:p>
-      <w:r>
-        <w:t>Allocator: buy</w:t>
-      </w:r>
-    </w:p>
-    <w:p>
-      <w:r>
-        <w:t>Execution: fails</w:t>
-      </w:r>
-    </w:p>
-    <w:p>
-      <w:r>
-        <w:t>→ no top-up created</w:t>
-      </w:r>
-    </w:p>
-    <w:p>
-      <w:r>
-        <w:t>This is now rare, but still possible.</w:t>
-      </w:r>
-    </w:p>
-    <w:p>
-      <w:r>
-        <w:rPr>
-          <w:rFonts w:ascii="Segoe UI Emoji" w:hAnsi="Segoe UI Emoji" w:cs="Segoe UI Emoji"/>
-        </w:rPr>
-        <w:t>👉</w:t>
-      </w:r>
-      <w:r>
-        <w:t xml:space="preserve"> Future improvement:</w:t>
-      </w:r>
-    </w:p>
-    <w:p>
-      <w:pPr>
-        <w:numPr>
-          <w:ilvl w:val="0"/>
-          <w:numId w:val="17"/>
-        </w:numPr>
-      </w:pPr>
-      <w:r>
-        <w:lastRenderedPageBreak/>
-        <w:t>Auto-create top-up from failed order</w:t>
-      </w:r>
-    </w:p>
-    <w:p>
-      <w:r>
-        <w:pict w14:anchorId="5CCD5474">
-          <v:rect id="_x0000_i1160" style="width:0;height:1.5pt" o:hralign="center" o:hrstd="t" o:hr="t" fillcolor="#a0a0a0" stroked="f"/>
-        </w:pict>
-      </w:r>
-    </w:p>
-    <w:p>
-      <w:pPr>
-        <w:rPr>
-          <w:b/>
-          <w:bCs/>
-        </w:rPr>
-      </w:pPr>
-      <w:r>
-        <w:rPr>
-          <w:b/>
-          <w:bCs/>
-        </w:rPr>
-        <w:t>2. Buffers not reflected in reporting</w:t>
-      </w:r>
-    </w:p>
-    <w:p>
-      <w:pPr>
-        <w:numPr>
-          <w:ilvl w:val="0"/>
-          <w:numId w:val="18"/>
-        </w:numPr>
-      </w:pPr>
-      <w:r>
-        <w:t>Allocation percentages use:</w:t>
-      </w:r>
-    </w:p>
-    <w:p>
-      <w:pPr>
-        <w:numPr>
-          <w:ilvl w:val="1"/>
-          <w:numId w:val="18"/>
-        </w:numPr>
-      </w:pPr>
-      <w:r>
-        <w:t>ETF spend only</w:t>
-      </w:r>
-    </w:p>
-    <w:p>
-      <w:pPr>
-        <w:numPr>
-          <w:ilvl w:val="0"/>
-          <w:numId w:val="18"/>
-        </w:numPr>
-      </w:pPr>
-      <w:r>
-        <w:t>Buffers are invisible in summary</w:t>
-      </w:r>
-    </w:p>
-    <w:p>
-      <w:r>
-        <w:t>This can create slight mismatch between:</w:t>
-      </w:r>
-    </w:p>
-    <w:p>
-      <w:pPr>
-        <w:numPr>
-          <w:ilvl w:val="0"/>
-          <w:numId w:val="19"/>
-        </w:numPr>
-      </w:pPr>
-      <w:r>
-        <w:t>theoretical allocation</w:t>
-      </w:r>
-    </w:p>
-    <w:p>
-      <w:pPr>
-        <w:numPr>
-          <w:ilvl w:val="0"/>
-          <w:numId w:val="19"/>
-        </w:numPr>
-      </w:pPr>
-      <w:r>
-        <w:t>actual required cash</w:t>
-      </w:r>
-    </w:p>
-    <w:p>
-      <w:r>
-        <w:pict w14:anchorId="4C2DC30D">
-          <v:rect id="_x0000_i1161" style="width:0;height:1.5pt" o:hralign="center" o:hrstd="t" o:hr="t" fillcolor="#a0a0a0" stroked="f"/>
-        </w:pict>
-      </w:r>
-    </w:p>
-    <w:p>
-      <w:pPr>
-        <w:rPr>
-          <w:b/>
-          <w:bCs/>
-        </w:rPr>
-      </w:pPr>
-      <w:r>
-        <w:rPr>
-          <w:b/>
-          <w:bCs/>
-        </w:rPr>
-        <w:t>3. README vs actual behavior mismatch</w:t>
-      </w:r>
-    </w:p>
-    <w:p>
-      <w:r>
-        <w:t>You were right — there are inconsistencies.</w:t>
-      </w:r>
-    </w:p>
-    <w:p>
-      <w:pPr>
-        <w:rPr>
-          <w:b/>
-          <w:bCs/>
-        </w:rPr>
-      </w:pPr>
-      <w:r>
-        <w:rPr>
-          <w:b/>
-          <w:bCs/>
-        </w:rPr>
-        <w:t>README says:</w:t>
-      </w:r>
-    </w:p>
-    <w:p>
-      <w:pPr>
-        <w:numPr>
-          <w:ilvl w:val="0"/>
-          <w:numId w:val="20"/>
-        </w:numPr>
-      </w:pPr>
-      <w:r>
-        <w:t>“top-up triggers when insufficient funds”</w:t>
-      </w:r>
-    </w:p>
-    <w:p>
-      <w:pPr>
-        <w:rPr>
-          <w:b/>
-          <w:bCs/>
-        </w:rPr>
-      </w:pPr>
-      <w:r>
-        <w:rPr>
-          <w:b/>
-          <w:bCs/>
-        </w:rPr>
-        <w:t>Reality:</w:t>
-      </w:r>
-    </w:p>
-    <w:p>
-      <w:pPr>
-        <w:numPr>
-          <w:ilvl w:val="0"/>
-          <w:numId w:val="21"/>
-        </w:numPr>
-      </w:pPr>
-      <w:r>
-        <w:t>top-up triggers based on:</w:t>
-      </w:r>
-    </w:p>
-    <w:p>
-      <w:pPr>
-        <w:numPr>
-          <w:ilvl w:val="1"/>
-          <w:numId w:val="21"/>
-        </w:numPr>
-      </w:pPr>
-      <w:r>
-        <w:t>fractional threshold</w:t>
-      </w:r>
-    </w:p>
-    <w:p>
-      <w:pPr>
-        <w:numPr>
-          <w:ilvl w:val="1"/>
-          <w:numId w:val="21"/>
-        </w:numPr>
-      </w:pPr>
-      <w:r>
-        <w:t>buffer-aware feasibility</w:t>
-      </w:r>
-    </w:p>
-    <w:p>
-      <w:r>
-        <w:t>Also:</w:t>
-      </w:r>
-    </w:p>
-    <w:p>
-      <w:pPr>
-        <w:numPr>
-          <w:ilvl w:val="0"/>
-          <w:numId w:val="22"/>
-        </w:numPr>
-      </w:pPr>
-      <w:r>
-        <w:t>README does not mention:</w:t>
-      </w:r>
-    </w:p>
-    <w:p>
-      <w:pPr>
-        <w:numPr>
-          <w:ilvl w:val="1"/>
-          <w:numId w:val="22"/>
-        </w:numPr>
-      </w:pPr>
-      <w:r>
-        <w:t>€1.25 commission logic</w:t>
-      </w:r>
-    </w:p>
-    <w:p>
-      <w:pPr>
-        <w:numPr>
-          <w:ilvl w:val="1"/>
-          <w:numId w:val="22"/>
-        </w:numPr>
-      </w:pPr>
-      <w:r>
-        <w:t>€10 buffer logic</w:t>
-      </w:r>
-    </w:p>
-    <w:p>
-      <w:pPr>
-        <w:numPr>
-          <w:ilvl w:val="1"/>
-          <w:numId w:val="22"/>
-        </w:numPr>
-      </w:pPr>
-      <w:r>
-        <w:t>execution queue behavior for zero orders</w:t>
-      </w:r>
-    </w:p>
-    <w:p>
-      <w:r>
-        <w:pict w14:anchorId="12A0AC8E">
-          <v:rect id="_x0000_i1162" style="width:0;height:1.5pt" o:hralign="center" o:hrstd="t" o:hr="t" fillcolor="#a0a0a0" stroked="f"/>
-        </w:pict>
-      </w:r>
-    </w:p>
-    <w:p>
-      <w:pPr>
-        <w:rPr>
-          <w:b/>
-          <w:bCs/>
-        </w:rPr>
-      </w:pPr>
-      <w:r>
-        <w:rPr>
-          <w:b/>
-          <w:bCs/>
-        </w:rPr>
-        <w:t>4. Hardcoded buffer assumptions</w:t>
-      </w:r>
-    </w:p>
-    <w:p>
-      <w:r>
-        <w:t>ORDER_COMMISSION_BUFFER = 1.25</w:t>
-      </w:r>
-    </w:p>
-    <w:p>
-      <w:r>
-        <w:lastRenderedPageBreak/>
-        <w:t>MARKET_ORDER_BUFFER = 10</w:t>
-      </w:r>
-    </w:p>
-    <w:p>
-      <w:r>
-        <w:t>Issues:</w:t>
-      </w:r>
-    </w:p>
-    <w:p>
-      <w:pPr>
-        <w:numPr>
-          <w:ilvl w:val="0"/>
-          <w:numId w:val="23"/>
-        </w:numPr>
-      </w:pPr>
-      <w:r>
-        <w:t>Not dynamic per exchange</w:t>
-      </w:r>
-    </w:p>
-    <w:p>
-      <w:pPr>
-        <w:numPr>
-          <w:ilvl w:val="0"/>
-          <w:numId w:val="23"/>
-        </w:numPr>
-      </w:pPr>
-      <w:r>
-        <w:t>Not based on IBKR fee schedule</w:t>
-      </w:r>
-    </w:p>
-    <w:p>
-      <w:pPr>
-        <w:numPr>
-          <w:ilvl w:val="0"/>
-          <w:numId w:val="23"/>
-        </w:numPr>
-      </w:pPr>
-      <w:r>
-        <w:t>Not adaptive to volatility</w:t>
-      </w:r>
-    </w:p>
-    <w:p>
-      <w:r>
-        <w:pict w14:anchorId="39088D77">
-          <v:rect id="_x0000_i1163" style="width:0;height:1.5pt" o:hralign="center" o:hrstd="t" o:hr="t" fillcolor="#a0a0a0" stroked="f"/>
-        </w:pict>
-      </w:r>
-    </w:p>
-    <w:p>
-      <w:pPr>
-        <w:rPr>
-          <w:b/>
-          <w:bCs/>
-        </w:rPr>
-      </w:pPr>
-      <w:r>
-        <w:rPr>
-          <w:b/>
-          <w:bCs/>
-        </w:rPr>
-        <w:t>5. No currency / FX handling</w:t>
-      </w:r>
-    </w:p>
-    <w:p>
-      <w:pPr>
-        <w:numPr>
-          <w:ilvl w:val="0"/>
-          <w:numId w:val="24"/>
-        </w:numPr>
-      </w:pPr>
-      <w:r>
-        <w:t>Assumes:</w:t>
-      </w:r>
-    </w:p>
-    <w:p>
-      <w:pPr>
-        <w:numPr>
-          <w:ilvl w:val="1"/>
-          <w:numId w:val="24"/>
-        </w:numPr>
-      </w:pPr>
-      <w:r>
-        <w:t>cash currency = ETF currency</w:t>
-      </w:r>
-    </w:p>
-    <w:p>
-      <w:pPr>
-        <w:numPr>
-          <w:ilvl w:val="0"/>
-          <w:numId w:val="24"/>
-        </w:numPr>
-      </w:pPr>
-      <w:r>
-        <w:t>No conversion logic</w:t>
-      </w:r>
-    </w:p>
-    <w:p>
-      <w:r>
-        <w:pict w14:anchorId="1827EBD2">
-          <v:rect id="_x0000_i1164" style="width:0;height:1.5pt" o:hralign="center" o:hrstd="t" o:hr="t" fillcolor="#a0a0a0" stroked="f"/>
-        </w:pict>
-      </w:r>
-    </w:p>
-    <w:p>
-      <w:pPr>
-        <w:rPr>
-          <w:b/>
-          <w:bCs/>
-        </w:rPr>
-      </w:pPr>
-      <w:r>
-        <w:rPr>
-          <w:b/>
-          <w:bCs/>
-        </w:rPr>
-        <w:t>6. Market order only</w:t>
-      </w:r>
-    </w:p>
-    <w:p>
-      <w:pPr>
-        <w:numPr>
-          <w:ilvl w:val="0"/>
-          <w:numId w:val="25"/>
-        </w:numPr>
-      </w:pPr>
-      <w:r>
-        <w:t>No limit orders</w:t>
-      </w:r>
-    </w:p>
-    <w:p>
-      <w:pPr>
-        <w:numPr>
-          <w:ilvl w:val="0"/>
-          <w:numId w:val="25"/>
-        </w:numPr>
-      </w:pPr>
-      <w:r>
-        <w:t>No price protection beyond €10 buffer</w:t>
-      </w:r>
-    </w:p>
-    <w:p>
-      <w:r>
-        <w:pict w14:anchorId="4E8E85BE">
-          <v:rect id="_x0000_i1165" style="width:0;height:1.5pt" o:hralign="center" o:hrstd="t" o:hr="t" fillcolor="#a0a0a0" stroked="f"/>
-        </w:pict>
-      </w:r>
-    </w:p>
-    <w:p>
-      <w:pPr>
-        <w:rPr>
-          <w:b/>
-          <w:bCs/>
-        </w:rPr>
-      </w:pPr>
-      <w:r>
-        <w:rPr>
-          <w:b/>
-          <w:bCs/>
-        </w:rPr>
-        <w:t>7. No logging / persistence beyond top-ups</w:t>
-      </w:r>
-    </w:p>
-    <w:p>
-      <w:pPr>
-        <w:numPr>
-          <w:ilvl w:val="0"/>
-          <w:numId w:val="26"/>
-        </w:numPr>
-      </w:pPr>
-      <w:r>
-        <w:t>No execution logs</w:t>
-      </w:r>
-    </w:p>
-    <w:p>
-      <w:pPr>
-        <w:numPr>
-          <w:ilvl w:val="0"/>
-          <w:numId w:val="26"/>
-        </w:numPr>
-      </w:pPr>
-      <w:r>
-        <w:t>No historical tracking</w:t>
-      </w:r>
-    </w:p>
-    <w:p>
-      <w:pPr>
-        <w:numPr>
-          <w:ilvl w:val="0"/>
-          <w:numId w:val="26"/>
-        </w:numPr>
-      </w:pPr>
-      <w:r>
-        <w:t>No audit trail</w:t>
-      </w:r>
-    </w:p>
-    <w:p>
-      <w:r>
-        <w:pict w14:anchorId="4CADBB8A">
-          <v:rect id="_x0000_i1166" style="width:0;height:1.5pt" o:hralign="center" o:hrstd="t" o:hr="t" fillcolor="#a0a0a0" stroked="f"/>
-        </w:pict>
-      </w:r>
-    </w:p>
-    <w:p>
-      <w:pPr>
-        <w:rPr>
-          <w:b/>
-          <w:bCs/>
-        </w:rPr>
-      </w:pPr>
-      <w:r>
-        <w:rPr>
-          <w:b/>
-          <w:bCs/>
-        </w:rPr>
-        <w:t>8. No retry / resilience layer</w:t>
-      </w:r>
-    </w:p>
-    <w:p>
-      <w:pPr>
-        <w:numPr>
-          <w:ilvl w:val="0"/>
-          <w:numId w:val="27"/>
-        </w:numPr>
-      </w:pPr>
-      <w:r>
-        <w:t>If IBKR API glitches → run fails</w:t>
-      </w:r>
-    </w:p>
-    <w:p>
-      <w:pPr>
-        <w:numPr>
-          <w:ilvl w:val="0"/>
-          <w:numId w:val="27"/>
-        </w:numPr>
-      </w:pPr>
-      <w:r>
-        <w:t>No retry logic</w:t>
-      </w:r>
-    </w:p>
-    <w:p>
-      <w:r>
-        <w:pict w14:anchorId="40007E17">
-          <v:rect id="_x0000_i1167" style="width:0;height:1.5pt" o:hralign="center" o:hrstd="t" o:hr="t" fillcolor="#a0a0a0" stroked="f"/>
-        </w:pict>
-      </w:r>
-    </w:p>
-    <w:p>
-      <w:pPr>
-        <w:rPr>
-          <w:b/>
-          <w:bCs/>
-        </w:rPr>
-      </w:pPr>
-      <w:r>
-        <w:rPr>
-          <w:b/>
-          <w:bCs/>
-        </w:rPr>
-        <w:t>9. Planned allocation cash logic (minor complexity)</w:t>
-      </w:r>
-    </w:p>
-    <w:p>
-      <w:pPr>
-        <w:numPr>
-          <w:ilvl w:val="0"/>
-          <w:numId w:val="28"/>
-        </w:numPr>
-      </w:pPr>
-      <w:r>
-        <w:t>Works well, but:</w:t>
-      </w:r>
-    </w:p>
-    <w:p>
-      <w:pPr>
-        <w:numPr>
-          <w:ilvl w:val="1"/>
-          <w:numId w:val="28"/>
-        </w:numPr>
-      </w:pPr>
-      <w:r>
-        <w:lastRenderedPageBreak/>
-        <w:t>adds dual interpretation of “cash”</w:t>
-      </w:r>
-    </w:p>
-    <w:p>
-      <w:pPr>
-        <w:numPr>
-          <w:ilvl w:val="1"/>
-          <w:numId w:val="28"/>
-        </w:numPr>
-      </w:pPr>
-      <w:r>
-        <w:t>not always intuitive</w:t>
-      </w:r>
-    </w:p>
-    <w:p>
-      <w:r>
-        <w:pict w14:anchorId="6DF213D7">
-          <v:rect id="_x0000_i1168" style="width:0;height:1.5pt" o:hralign="center" o:hrstd="t" o:hr="t" fillcolor="#a0a0a0" stroked="f"/>
-        </w:pict>
-      </w:r>
-    </w:p>
-    <w:p>
-      <w:pPr>
-        <w:rPr>
-          <w:b/>
-          <w:bCs/>
-        </w:rPr>
-      </w:pPr>
-      <w:r>
-        <w:rPr>
-          <w:b/>
-          <w:bCs/>
-        </w:rPr>
-        <w:t>10. Design philosophy (important)</w:t>
-      </w:r>
-    </w:p>
-    <w:p>
-      <w:r>
-        <w:t>This system is:</w:t>
-      </w:r>
-    </w:p>
-    <w:p>
-      <w:pPr>
-        <w:rPr>
-          <w:b/>
-          <w:bCs/>
-        </w:rPr>
-      </w:pPr>
-      <w:r>
-        <w:rPr>
-          <w:rFonts w:ascii="Segoe UI Symbol" w:hAnsi="Segoe UI Symbol" w:cs="Segoe UI Symbol"/>
-          <w:b/>
-          <w:bCs/>
-        </w:rPr>
-        <w:t>✔</w:t>
-      </w:r>
-      <w:r>
-        <w:rPr>
-          <w:b/>
-          <w:bCs/>
-        </w:rPr>
-        <w:t xml:space="preserve"> Deterministic</w:t>
-      </w:r>
-    </w:p>
-    <w:p>
-      <w:r>
-        <w:t>Same inputs → same outputs</w:t>
-      </w:r>
-    </w:p>
-    <w:p>
-      <w:pPr>
-        <w:rPr>
-          <w:b/>
-          <w:bCs/>
-        </w:rPr>
-      </w:pPr>
-      <w:r>
-        <w:rPr>
-          <w:rFonts w:ascii="Segoe UI Symbol" w:hAnsi="Segoe UI Symbol" w:cs="Segoe UI Symbol"/>
-          <w:b/>
-          <w:bCs/>
-        </w:rPr>
-        <w:t>✔</w:t>
-      </w:r>
-      <w:r>
-        <w:rPr>
-          <w:b/>
-          <w:bCs/>
-        </w:rPr>
-        <w:t xml:space="preserve"> Conservative</w:t>
-      </w:r>
-    </w:p>
-    <w:p>
-      <w:r>
-        <w:t>Prefers:</w:t>
-      </w:r>
-    </w:p>
-    <w:p>
-      <w:pPr>
-        <w:numPr>
-          <w:ilvl w:val="0"/>
-          <w:numId w:val="29"/>
-        </w:numPr>
-      </w:pPr>
-      <w:r>
-        <w:t>not buying</w:t>
-      </w:r>
-    </w:p>
-    <w:p>
-      <w:pPr>
-        <w:numPr>
-          <w:ilvl w:val="0"/>
-          <w:numId w:val="29"/>
-        </w:numPr>
-      </w:pPr>
-      <w:r>
-        <w:t>over forced execution</w:t>
-      </w:r>
-    </w:p>
-    <w:p>
-      <w:pPr>
-        <w:rPr>
-          <w:b/>
-          <w:bCs/>
-        </w:rPr>
-      </w:pPr>
-      <w:r>
-        <w:rPr>
-          <w:rFonts w:ascii="Segoe UI Symbol" w:hAnsi="Segoe UI Symbol" w:cs="Segoe UI Symbol"/>
-          <w:b/>
-          <w:bCs/>
-        </w:rPr>
-        <w:t>✔</w:t>
-      </w:r>
-      <w:r>
-        <w:rPr>
-          <w:b/>
-          <w:bCs/>
-        </w:rPr>
-        <w:t xml:space="preserve"> Explicit</w:t>
-      </w:r>
-    </w:p>
-    <w:p>
-      <w:pPr>
-        <w:numPr>
-          <w:ilvl w:val="0"/>
-          <w:numId w:val="30"/>
-        </w:numPr>
-      </w:pPr>
-      <w:r>
-        <w:t>No hidden automation</w:t>
-      </w:r>
-    </w:p>
-    <w:p>
-      <w:pPr>
-        <w:numPr>
-          <w:ilvl w:val="0"/>
-          <w:numId w:val="30"/>
-        </w:numPr>
-      </w:pPr>
-      <w:r>
-        <w:t>User must confirm execution</w:t>
-      </w:r>
-    </w:p>
-    <w:p>
-      <w:pPr>
-        <w:rPr>
-          <w:b/>
-          <w:bCs/>
-        </w:rPr>
-      </w:pPr>
-      <w:r>
-        <w:rPr>
-          <w:rFonts w:ascii="Segoe UI Symbol" w:hAnsi="Segoe UI Symbol" w:cs="Segoe UI Symbol"/>
-          <w:b/>
-          <w:bCs/>
-        </w:rPr>
-        <w:t>✔</w:t>
-      </w:r>
-      <w:r>
-        <w:rPr>
-          <w:b/>
-          <w:bCs/>
-        </w:rPr>
-        <w:t xml:space="preserve"> Stateful where needed</w:t>
-      </w:r>
-    </w:p>
-    <w:p>
-      <w:pPr>
-        <w:numPr>
-          <w:ilvl w:val="0"/>
-          <w:numId w:val="31"/>
-        </w:numPr>
-      </w:pPr>
-      <w:r>
-        <w:t>Top-up system adds memory</w:t>
-      </w:r>
-    </w:p>
-    <w:p>
-      <w:r>
-        <w:pict w14:anchorId="7AF016FD">
-          <v:rect id="_x0000_i1169" style="width:0;height:1.5pt" o:hralign="center" o:hrstd="t" o:hr="t" fillcolor="#a0a0a0" stroked="f"/>
-        </w:pict>
-      </w:r>
-    </w:p>
-    <w:p>
-      <w:pPr>
-        <w:rPr>
-          <w:b/>
-          <w:bCs/>
-        </w:rPr>
-      </w:pPr>
-      <w:r>
-        <w:rPr>
-          <w:b/>
-          <w:bCs/>
-        </w:rPr>
-        <w:t>11. What to improve next (priority order)</w:t>
-      </w:r>
-    </w:p>
-    <w:p>
-      <w:pPr>
-        <w:rPr>
-          <w:b/>
-          <w:bCs/>
-        </w:rPr>
-      </w:pPr>
-      <w:r>
-        <w:rPr>
-          <w:b/>
-          <w:bCs/>
-        </w:rPr>
-        <w:t>High value</w:t>
-      </w:r>
-    </w:p>
-    <w:p>
-      <w:pPr>
-        <w:numPr>
-          <w:ilvl w:val="0"/>
-          <w:numId w:val="32"/>
-        </w:numPr>
-      </w:pPr>
-      <w:r>
-        <w:rPr>
-          <w:b/>
-          <w:bCs/>
-        </w:rPr>
-        <w:t>Execution failure fallback → auto top-up</w:t>
-      </w:r>
-    </w:p>
-    <w:p>
-      <w:pPr>
-        <w:numPr>
-          <w:ilvl w:val="0"/>
-          <w:numId w:val="32"/>
-        </w:numPr>
-      </w:pPr>
-      <w:r>
-        <w:t>Align README with actual behavior</w:t>
-      </w:r>
-    </w:p>
-    <w:p>
-      <w:pPr>
-        <w:numPr>
-          <w:ilvl w:val="0"/>
-          <w:numId w:val="32"/>
-        </w:numPr>
-      </w:pPr>
-      <w:r>
-        <w:t>Add logging (simple file logging)</w:t>
-      </w:r>
-    </w:p>
-    <w:p>
-      <w:pPr>
-        <w:rPr>
-          <w:b/>
-          <w:bCs/>
-        </w:rPr>
-      </w:pPr>
-      <w:r>
-        <w:rPr>
-          <w:b/>
-          <w:bCs/>
-        </w:rPr>
-        <w:t>Medium</w:t>
-      </w:r>
-    </w:p>
-    <w:p>
-      <w:pPr>
-        <w:numPr>
-          <w:ilvl w:val="0"/>
-          <w:numId w:val="33"/>
-        </w:numPr>
-      </w:pPr>
-      <w:r>
-        <w:t>Dynamic fee model (per exchange)</w:t>
-      </w:r>
-    </w:p>
-    <w:p>
-      <w:pPr>
-        <w:numPr>
-          <w:ilvl w:val="0"/>
-          <w:numId w:val="33"/>
-        </w:numPr>
-      </w:pPr>
-      <w:r>
-        <w:t>Optional limit orders</w:t>
-      </w:r>
-    </w:p>
-    <w:p>
-      <w:pPr>
-        <w:numPr>
-          <w:ilvl w:val="0"/>
-          <w:numId w:val="33"/>
-        </w:numPr>
-      </w:pPr>
-      <w:r>
-        <w:t>Better user messaging (buffer vs spend)</w:t>
-      </w:r>
-    </w:p>
-    <w:p>
-      <w:pPr>
-        <w:rPr>
-          <w:b/>
-          <w:bCs/>
-        </w:rPr>
-      </w:pPr>
-      <w:r>
-        <w:rPr>
-          <w:b/>
-          <w:bCs/>
-        </w:rPr>
-        <w:lastRenderedPageBreak/>
-        <w:t>Low</w:t>
-      </w:r>
-    </w:p>
-    <w:p>
-      <w:pPr>
-        <w:numPr>
-          <w:ilvl w:val="0"/>
-          <w:numId w:val="34"/>
-        </w:numPr>
-      </w:pPr>
-      <w:r>
-        <w:t>UI / dashboard</w:t>
-      </w:r>
-    </w:p>
-    <w:p>
-      <w:pPr>
-        <w:numPr>
-          <w:ilvl w:val="0"/>
-          <w:numId w:val="34"/>
-        </w:numPr>
-      </w:pPr>
-      <w:r>
-        <w:t>Scheduling (cron)</w:t>
-      </w:r>
-    </w:p>
-    <w:p>
-      <w:pPr>
-        <w:numPr>
-          <w:ilvl w:val="0"/>
-          <w:numId w:val="34"/>
-        </w:numPr>
-      </w:pPr>
-      <w:r>
-        <w:t>Notifications</w:t>
-      </w:r>
-    </w:p>
-    <w:p>
-      <w:r>
-        <w:pict w14:anchorId="67AED9B9">
-          <v:rect id="_x0000_i1170" style="width:0;height:1.5pt" o:hralign="center" o:hrstd="t" o:hr="t" fillcolor="#a0a0a0" stroked="f"/>
-        </w:pict>
-      </w:r>
-    </w:p>
-    <w:p>
-      <w:pPr>
-        <w:rPr>
-          <w:b/>
-          <w:bCs/>
-        </w:rPr>
-      </w:pPr>
-      <w:r>
-        <w:rPr>
-          <w:b/>
-          <w:bCs/>
-        </w:rPr>
-        <w:t>12. Final assessment</w:t>
-      </w:r>
-    </w:p>
-    <w:p>
-      <w:r>
-        <w:t>You’ve built something that is:</w:t>
-      </w:r>
-    </w:p>
-    <w:p>
-      <w:pPr>
-        <w:numPr>
-          <w:ilvl w:val="0"/>
-          <w:numId w:val="35"/>
-        </w:numPr>
-      </w:pPr>
-      <w:r>
-        <w:t>Not a toy script</w:t>
-      </w:r>
-    </w:p>
-    <w:p>
-      <w:pPr>
-        <w:numPr>
-          <w:ilvl w:val="0"/>
-          <w:numId w:val="35"/>
-        </w:numPr>
-      </w:pPr>
-      <w:r>
-        <w:t>Not just a backtest tool</w:t>
-      </w:r>
-    </w:p>
-    <w:p>
-      <w:r>
-        <w:t xml:space="preserve">But a </w:t>
-      </w:r>
-      <w:r>
-        <w:rPr>
-          <w:b/>
-          <w:bCs/>
-        </w:rPr>
-        <w:t>real execution engine for disciplined investing</w:t>
-      </w:r>
-    </w:p>
-    <w:p>
-      <w:r>
-        <w:t>The biggest evolution you made:</w:t>
-      </w:r>
-    </w:p>
-    <w:p>
-      <w:r>
-        <w:t>FROM:</w:t>
-      </w:r>
-    </w:p>
-    <w:p>
-      <w:r>
-        <w:t>math-based allocation</w:t>
-      </w:r>
-    </w:p>
-    <w:p/>
-    <w:p>
-      <w:r>
-        <w:t>TO:</w:t>
-      </w:r>
-    </w:p>
-    <w:p>
-      <w:r>
-        <w:t>execution-aware allocation</w:t>
-      </w:r>
-    </w:p>
-    <w:p>
-      <w:r>
-        <w:t>That’s the difference between:</w:t>
-      </w:r>
-    </w:p>
-    <w:p>
-      <w:pPr>
-        <w:numPr>
-          <w:ilvl w:val="0"/>
-          <w:numId w:val="36"/>
-        </w:numPr>
-      </w:pPr>
-      <w:r>
-        <w:t xml:space="preserve">something that </w:t>
-      </w:r>
-      <w:r>
-        <w:rPr>
-          <w:i/>
-          <w:iCs/>
-        </w:rPr>
-        <w:t>looks correct</w:t>
-      </w:r>
-    </w:p>
-    <w:p>
-      <w:pPr>
-        <w:numPr>
-          <w:ilvl w:val="0"/>
-          <w:numId w:val="36"/>
-        </w:numPr>
-      </w:pPr>
-      <w:r>
-        <w:t xml:space="preserve">something that </w:t>
-      </w:r>
-      <w:r>
-        <w:rPr>
-          <w:i/>
-          <w:iCs/>
-        </w:rPr>
-        <w:t>actually works in production</w:t>
-      </w:r>
-    </w:p>
-    <w:p>
-      <w:r>
-        <w:pict w14:anchorId="39E38B1D">
-          <v:rect id="_x0000_i1171" style="width:0;height:1.5pt" o:hralign="center" o:hrstd="t" o:hr="t" fillcolor="#a0a0a0" stroked="f"/>
-        </w:pict>
-      </w:r>
-    </w:p>
-    <w:p>
-      <w:r>
-        <w:t>If you give this to another LLM, they should immediately understand:</w:t>
-      </w:r>
-    </w:p>
-    <w:p>
-      <w:pPr>
-        <w:numPr>
-          <w:ilvl w:val="0"/>
-          <w:numId w:val="37"/>
-        </w:numPr>
-      </w:pPr>
-      <w:r>
-        <w:t>structure</w:t>
-      </w:r>
-    </w:p>
-    <w:p>
-      <w:pPr>
-        <w:numPr>
-          <w:ilvl w:val="0"/>
-          <w:numId w:val="37"/>
-        </w:numPr>
-      </w:pPr>
-      <w:r>
-        <w:t>intent</w:t>
-      </w:r>
-    </w:p>
-    <w:p>
-      <w:pPr>
-        <w:numPr>
-          <w:ilvl w:val="0"/>
-          <w:numId w:val="37"/>
-        </w:numPr>
-      </w:pPr>
-      <w:r>
-        <w:t>tradeoffs</w:t>
-      </w:r>
-    </w:p>
-    <w:p>
-      <w:pPr>
-        <w:numPr>
-          <w:ilvl w:val="0"/>
-          <w:numId w:val="37"/>
-        </w:numPr>
-      </w:pPr>
-      <w:r>
-        <w:t>where to extend</w:t>
-      </w:r>
-    </w:p>
-    <w:p>
-      <w:r>
-        <w:lastRenderedPageBreak/>
-        <w:t>And importantly:</w:t>
-      </w:r>
-      <w:r>
-        <w:br/>
-      </w:r>
-      <w:r>
-        <w:rPr>
-          <w:rFonts w:ascii="Segoe UI Emoji" w:hAnsi="Segoe UI Emoji" w:cs="Segoe UI Emoji"/>
-        </w:rPr>
-        <w:t>👉</w:t>
-      </w:r>
-      <w:r>
-        <w:t xml:space="preserve"> they won’t break your core design by accident</w:t>
+        <w:t xml:space="preserve">or a </w:t>
+      </w:r>
+      <w:r>
+        <w:rPr>
+          <w:b/>
+          <w:bCs/>
+        </w:rPr>
+        <w:t>diff-style change log of all recent updates</w:t>
       </w:r>
     </w:p>
     <w:p/>
@@ -2985,6 +2866,155 @@
     </w:lvl>
   </w:abstractNum>
   <w:abstractNum w:abstractNumId="2" w15:restartNumberingAfterBreak="0">
+    <w:nsid w:val="068267B5"/>
+    <w:multiLevelType w:val="multilevel"/>
+    <w:tmpl w:val="C6846488"/>
+    <w:lvl w:ilvl="0">
+      <w:start w:val="1"/>
+      <w:numFmt w:val="bullet"/>
+      <w:lvlText w:val=""/>
+      <w:lvlJc w:val="left"/>
+      <w:pPr>
+        <w:tabs>
+          <w:tab w:val="num" w:pos="720"/>
+        </w:tabs>
+        <w:ind w:left="720" w:hanging="360"/>
+      </w:pPr>
+      <w:rPr>
+        <w:rFonts w:ascii="Symbol" w:hAnsi="Symbol" w:hint="default"/>
+        <w:sz w:val="20"/>
+      </w:rPr>
+    </w:lvl>
+    <w:lvl w:ilvl="1" w:tentative="1">
+      <w:start w:val="1"/>
+      <w:numFmt w:val="bullet"/>
+      <w:lvlText w:val="o"/>
+      <w:lvlJc w:val="left"/>
+      <w:pPr>
+        <w:tabs>
+          <w:tab w:val="num" w:pos="1440"/>
+        </w:tabs>
+        <w:ind w:left="1440" w:hanging="360"/>
+      </w:pPr>
+      <w:rPr>
+        <w:rFonts w:ascii="Courier New" w:hAnsi="Courier New" w:hint="default"/>
+        <w:sz w:val="20"/>
+      </w:rPr>
+    </w:lvl>
+    <w:lvl w:ilvl="2" w:tentative="1">
+      <w:start w:val="1"/>
+      <w:numFmt w:val="bullet"/>
+      <w:lvlText w:val=""/>
+      <w:lvlJc w:val="left"/>
+      <w:pPr>
+        <w:tabs>
+          <w:tab w:val="num" w:pos="2160"/>
+        </w:tabs>
+        <w:ind w:left="2160" w:hanging="360"/>
+      </w:pPr>
+      <w:rPr>
+        <w:rFonts w:ascii="Wingdings" w:hAnsi="Wingdings" w:hint="default"/>
+        <w:sz w:val="20"/>
+      </w:rPr>
+    </w:lvl>
+    <w:lvl w:ilvl="3" w:tentative="1">
+      <w:start w:val="1"/>
+      <w:numFmt w:val="bullet"/>
+      <w:lvlText w:val=""/>
+      <w:lvlJc w:val="left"/>
+      <w:pPr>
+        <w:tabs>
+          <w:tab w:val="num" w:pos="2880"/>
+        </w:tabs>
+        <w:ind w:left="2880" w:hanging="360"/>
+      </w:pPr>
+      <w:rPr>
+        <w:rFonts w:ascii="Wingdings" w:hAnsi="Wingdings" w:hint="default"/>
+        <w:sz w:val="20"/>
+      </w:rPr>
+    </w:lvl>
+    <w:lvl w:ilvl="4" w:tentative="1">
+      <w:start w:val="1"/>
+      <w:numFmt w:val="bullet"/>
+      <w:lvlText w:val=""/>
+      <w:lvlJc w:val="left"/>
+      <w:pPr>
+        <w:tabs>
+          <w:tab w:val="num" w:pos="3600"/>
+        </w:tabs>
+        <w:ind w:left="3600" w:hanging="360"/>
+      </w:pPr>
+      <w:rPr>
+        <w:rFonts w:ascii="Wingdings" w:hAnsi="Wingdings" w:hint="default"/>
+        <w:sz w:val="20"/>
+      </w:rPr>
+    </w:lvl>
+    <w:lvl w:ilvl="5" w:tentative="1">
+      <w:start w:val="1"/>
+      <w:numFmt w:val="bullet"/>
+      <w:lvlText w:val=""/>
+      <w:lvlJc w:val="left"/>
+      <w:pPr>
+        <w:tabs>
+          <w:tab w:val="num" w:pos="4320"/>
+        </w:tabs>
+        <w:ind w:left="4320" w:hanging="360"/>
+      </w:pPr>
+      <w:rPr>
+        <w:rFonts w:ascii="Wingdings" w:hAnsi="Wingdings" w:hint="default"/>
+        <w:sz w:val="20"/>
+      </w:rPr>
+    </w:lvl>
+    <w:lvl w:ilvl="6" w:tentative="1">
+      <w:start w:val="1"/>
+      <w:numFmt w:val="bullet"/>
+      <w:lvlText w:val=""/>
+      <w:lvlJc w:val="left"/>
+      <w:pPr>
+        <w:tabs>
+          <w:tab w:val="num" w:pos="5040"/>
+        </w:tabs>
+        <w:ind w:left="5040" w:hanging="360"/>
+      </w:pPr>
+      <w:rPr>
+        <w:rFonts w:ascii="Wingdings" w:hAnsi="Wingdings" w:hint="default"/>
+        <w:sz w:val="20"/>
+      </w:rPr>
+    </w:lvl>
+    <w:lvl w:ilvl="7" w:tentative="1">
+      <w:start w:val="1"/>
+      <w:numFmt w:val="bullet"/>
+      <w:lvlText w:val=""/>
+      <w:lvlJc w:val="left"/>
+      <w:pPr>
+        <w:tabs>
+          <w:tab w:val="num" w:pos="5760"/>
+        </w:tabs>
+        <w:ind w:left="5760" w:hanging="360"/>
+      </w:pPr>
+      <w:rPr>
+        <w:rFonts w:ascii="Wingdings" w:hAnsi="Wingdings" w:hint="default"/>
+        <w:sz w:val="20"/>
+      </w:rPr>
+    </w:lvl>
+    <w:lvl w:ilvl="8" w:tentative="1">
+      <w:start w:val="1"/>
+      <w:numFmt w:val="bullet"/>
+      <w:lvlText w:val=""/>
+      <w:lvlJc w:val="left"/>
+      <w:pPr>
+        <w:tabs>
+          <w:tab w:val="num" w:pos="6480"/>
+        </w:tabs>
+        <w:ind w:left="6480" w:hanging="360"/>
+      </w:pPr>
+      <w:rPr>
+        <w:rFonts w:ascii="Wingdings" w:hAnsi="Wingdings" w:hint="default"/>
+        <w:sz w:val="20"/>
+      </w:rPr>
+    </w:lvl>
+  </w:abstractNum>
+  <w:abstractNum w:abstractNumId="3" w15:restartNumberingAfterBreak="0">
     <w:nsid w:val="0B08746C"/>
     <w:multiLevelType w:val="multilevel"/>
     <w:tmpl w:val="6248D3BC"/>
@@ -3097,7 +3127,305 @@
       </w:pPr>
     </w:lvl>
   </w:abstractNum>
-  <w:abstractNum w:abstractNumId="3" w15:restartNumberingAfterBreak="0">
+  <w:abstractNum w:abstractNumId="4" w15:restartNumberingAfterBreak="0">
+    <w:nsid w:val="0E256294"/>
+    <w:multiLevelType w:val="multilevel"/>
+    <w:tmpl w:val="4CEA1BE6"/>
+    <w:lvl w:ilvl="0">
+      <w:start w:val="1"/>
+      <w:numFmt w:val="bullet"/>
+      <w:lvlText w:val=""/>
+      <w:lvlJc w:val="left"/>
+      <w:pPr>
+        <w:tabs>
+          <w:tab w:val="num" w:pos="720"/>
+        </w:tabs>
+        <w:ind w:left="720" w:hanging="360"/>
+      </w:pPr>
+      <w:rPr>
+        <w:rFonts w:ascii="Symbol" w:hAnsi="Symbol" w:hint="default"/>
+        <w:sz w:val="20"/>
+      </w:rPr>
+    </w:lvl>
+    <w:lvl w:ilvl="1" w:tentative="1">
+      <w:start w:val="1"/>
+      <w:numFmt w:val="bullet"/>
+      <w:lvlText w:val="o"/>
+      <w:lvlJc w:val="left"/>
+      <w:pPr>
+        <w:tabs>
+          <w:tab w:val="num" w:pos="1440"/>
+        </w:tabs>
+        <w:ind w:left="1440" w:hanging="360"/>
+      </w:pPr>
+      <w:rPr>
+        <w:rFonts w:ascii="Courier New" w:hAnsi="Courier New" w:hint="default"/>
+        <w:sz w:val="20"/>
+      </w:rPr>
+    </w:lvl>
+    <w:lvl w:ilvl="2" w:tentative="1">
+      <w:start w:val="1"/>
+      <w:numFmt w:val="bullet"/>
+      <w:lvlText w:val=""/>
+      <w:lvlJc w:val="left"/>
+      <w:pPr>
+        <w:tabs>
+          <w:tab w:val="num" w:pos="2160"/>
+        </w:tabs>
+        <w:ind w:left="2160" w:hanging="360"/>
+      </w:pPr>
+      <w:rPr>
+        <w:rFonts w:ascii="Wingdings" w:hAnsi="Wingdings" w:hint="default"/>
+        <w:sz w:val="20"/>
+      </w:rPr>
+    </w:lvl>
+    <w:lvl w:ilvl="3" w:tentative="1">
+      <w:start w:val="1"/>
+      <w:numFmt w:val="bullet"/>
+      <w:lvlText w:val=""/>
+      <w:lvlJc w:val="left"/>
+      <w:pPr>
+        <w:tabs>
+          <w:tab w:val="num" w:pos="2880"/>
+        </w:tabs>
+        <w:ind w:left="2880" w:hanging="360"/>
+      </w:pPr>
+      <w:rPr>
+        <w:rFonts w:ascii="Wingdings" w:hAnsi="Wingdings" w:hint="default"/>
+        <w:sz w:val="20"/>
+      </w:rPr>
+    </w:lvl>
+    <w:lvl w:ilvl="4" w:tentative="1">
+      <w:start w:val="1"/>
+      <w:numFmt w:val="bullet"/>
+      <w:lvlText w:val=""/>
+      <w:lvlJc w:val="left"/>
+      <w:pPr>
+        <w:tabs>
+          <w:tab w:val="num" w:pos="3600"/>
+        </w:tabs>
+        <w:ind w:left="3600" w:hanging="360"/>
+      </w:pPr>
+      <w:rPr>
+        <w:rFonts w:ascii="Wingdings" w:hAnsi="Wingdings" w:hint="default"/>
+        <w:sz w:val="20"/>
+      </w:rPr>
+    </w:lvl>
+    <w:lvl w:ilvl="5" w:tentative="1">
+      <w:start w:val="1"/>
+      <w:numFmt w:val="bullet"/>
+      <w:lvlText w:val=""/>
+      <w:lvlJc w:val="left"/>
+      <w:pPr>
+        <w:tabs>
+          <w:tab w:val="num" w:pos="4320"/>
+        </w:tabs>
+        <w:ind w:left="4320" w:hanging="360"/>
+      </w:pPr>
+      <w:rPr>
+        <w:rFonts w:ascii="Wingdings" w:hAnsi="Wingdings" w:hint="default"/>
+        <w:sz w:val="20"/>
+      </w:rPr>
+    </w:lvl>
+    <w:lvl w:ilvl="6" w:tentative="1">
+      <w:start w:val="1"/>
+      <w:numFmt w:val="bullet"/>
+      <w:lvlText w:val=""/>
+      <w:lvlJc w:val="left"/>
+      <w:pPr>
+        <w:tabs>
+          <w:tab w:val="num" w:pos="5040"/>
+        </w:tabs>
+        <w:ind w:left="5040" w:hanging="360"/>
+      </w:pPr>
+      <w:rPr>
+        <w:rFonts w:ascii="Wingdings" w:hAnsi="Wingdings" w:hint="default"/>
+        <w:sz w:val="20"/>
+      </w:rPr>
+    </w:lvl>
+    <w:lvl w:ilvl="7" w:tentative="1">
+      <w:start w:val="1"/>
+      <w:numFmt w:val="bullet"/>
+      <w:lvlText w:val=""/>
+      <w:lvlJc w:val="left"/>
+      <w:pPr>
+        <w:tabs>
+          <w:tab w:val="num" w:pos="5760"/>
+        </w:tabs>
+        <w:ind w:left="5760" w:hanging="360"/>
+      </w:pPr>
+      <w:rPr>
+        <w:rFonts w:ascii="Wingdings" w:hAnsi="Wingdings" w:hint="default"/>
+        <w:sz w:val="20"/>
+      </w:rPr>
+    </w:lvl>
+    <w:lvl w:ilvl="8" w:tentative="1">
+      <w:start w:val="1"/>
+      <w:numFmt w:val="bullet"/>
+      <w:lvlText w:val=""/>
+      <w:lvlJc w:val="left"/>
+      <w:pPr>
+        <w:tabs>
+          <w:tab w:val="num" w:pos="6480"/>
+        </w:tabs>
+        <w:ind w:left="6480" w:hanging="360"/>
+      </w:pPr>
+      <w:rPr>
+        <w:rFonts w:ascii="Wingdings" w:hAnsi="Wingdings" w:hint="default"/>
+        <w:sz w:val="20"/>
+      </w:rPr>
+    </w:lvl>
+  </w:abstractNum>
+  <w:abstractNum w:abstractNumId="5" w15:restartNumberingAfterBreak="0">
+    <w:nsid w:val="0F8F24FD"/>
+    <w:multiLevelType w:val="multilevel"/>
+    <w:tmpl w:val="77A69866"/>
+    <w:lvl w:ilvl="0">
+      <w:start w:val="1"/>
+      <w:numFmt w:val="bullet"/>
+      <w:lvlText w:val=""/>
+      <w:lvlJc w:val="left"/>
+      <w:pPr>
+        <w:tabs>
+          <w:tab w:val="num" w:pos="720"/>
+        </w:tabs>
+        <w:ind w:left="720" w:hanging="360"/>
+      </w:pPr>
+      <w:rPr>
+        <w:rFonts w:ascii="Symbol" w:hAnsi="Symbol" w:hint="default"/>
+        <w:sz w:val="20"/>
+      </w:rPr>
+    </w:lvl>
+    <w:lvl w:ilvl="1" w:tentative="1">
+      <w:start w:val="1"/>
+      <w:numFmt w:val="bullet"/>
+      <w:lvlText w:val="o"/>
+      <w:lvlJc w:val="left"/>
+      <w:pPr>
+        <w:tabs>
+          <w:tab w:val="num" w:pos="1440"/>
+        </w:tabs>
+        <w:ind w:left="1440" w:hanging="360"/>
+      </w:pPr>
+      <w:rPr>
+        <w:rFonts w:ascii="Courier New" w:hAnsi="Courier New" w:hint="default"/>
+        <w:sz w:val="20"/>
+      </w:rPr>
+    </w:lvl>
+    <w:lvl w:ilvl="2" w:tentative="1">
+      <w:start w:val="1"/>
+      <w:numFmt w:val="bullet"/>
+      <w:lvlText w:val=""/>
+      <w:lvlJc w:val="left"/>
+      <w:pPr>
+        <w:tabs>
+          <w:tab w:val="num" w:pos="2160"/>
+        </w:tabs>
+        <w:ind w:left="2160" w:hanging="360"/>
+      </w:pPr>
+      <w:rPr>
+        <w:rFonts w:ascii="Wingdings" w:hAnsi="Wingdings" w:hint="default"/>
+        <w:sz w:val="20"/>
+      </w:rPr>
+    </w:lvl>
+    <w:lvl w:ilvl="3" w:tentative="1">
+      <w:start w:val="1"/>
+      <w:numFmt w:val="bullet"/>
+      <w:lvlText w:val=""/>
+      <w:lvlJc w:val="left"/>
+      <w:pPr>
+        <w:tabs>
+          <w:tab w:val="num" w:pos="2880"/>
+        </w:tabs>
+        <w:ind w:left="2880" w:hanging="360"/>
+      </w:pPr>
+      <w:rPr>
+        <w:rFonts w:ascii="Wingdings" w:hAnsi="Wingdings" w:hint="default"/>
+        <w:sz w:val="20"/>
+      </w:rPr>
+    </w:lvl>
+    <w:lvl w:ilvl="4" w:tentative="1">
+      <w:start w:val="1"/>
+      <w:numFmt w:val="bullet"/>
+      <w:lvlText w:val=""/>
+      <w:lvlJc w:val="left"/>
+      <w:pPr>
+        <w:tabs>
+          <w:tab w:val="num" w:pos="3600"/>
+        </w:tabs>
+        <w:ind w:left="3600" w:hanging="360"/>
+      </w:pPr>
+      <w:rPr>
+        <w:rFonts w:ascii="Wingdings" w:hAnsi="Wingdings" w:hint="default"/>
+        <w:sz w:val="20"/>
+      </w:rPr>
+    </w:lvl>
+    <w:lvl w:ilvl="5" w:tentative="1">
+      <w:start w:val="1"/>
+      <w:numFmt w:val="bullet"/>
+      <w:lvlText w:val=""/>
+      <w:lvlJc w:val="left"/>
+      <w:pPr>
+        <w:tabs>
+          <w:tab w:val="num" w:pos="4320"/>
+        </w:tabs>
+        <w:ind w:left="4320" w:hanging="360"/>
+      </w:pPr>
+      <w:rPr>
+        <w:rFonts w:ascii="Wingdings" w:hAnsi="Wingdings" w:hint="default"/>
+        <w:sz w:val="20"/>
+      </w:rPr>
+    </w:lvl>
+    <w:lvl w:ilvl="6" w:tentative="1">
+      <w:start w:val="1"/>
+      <w:numFmt w:val="bullet"/>
+      <w:lvlText w:val=""/>
+      <w:lvlJc w:val="left"/>
+      <w:pPr>
+        <w:tabs>
+          <w:tab w:val="num" w:pos="5040"/>
+        </w:tabs>
+        <w:ind w:left="5040" w:hanging="360"/>
+      </w:pPr>
+      <w:rPr>
+        <w:rFonts w:ascii="Wingdings" w:hAnsi="Wingdings" w:hint="default"/>
+        <w:sz w:val="20"/>
+      </w:rPr>
+    </w:lvl>
+    <w:lvl w:ilvl="7" w:tentative="1">
+      <w:start w:val="1"/>
+      <w:numFmt w:val="bullet"/>
+      <w:lvlText w:val=""/>
+      <w:lvlJc w:val="left"/>
+      <w:pPr>
+        <w:tabs>
+          <w:tab w:val="num" w:pos="5760"/>
+        </w:tabs>
+        <w:ind w:left="5760" w:hanging="360"/>
+      </w:pPr>
+      <w:rPr>
+        <w:rFonts w:ascii="Wingdings" w:hAnsi="Wingdings" w:hint="default"/>
+        <w:sz w:val="20"/>
+      </w:rPr>
+    </w:lvl>
+    <w:lvl w:ilvl="8" w:tentative="1">
+      <w:start w:val="1"/>
+      <w:numFmt w:val="bullet"/>
+      <w:lvlText w:val=""/>
+      <w:lvlJc w:val="left"/>
+      <w:pPr>
+        <w:tabs>
+          <w:tab w:val="num" w:pos="6480"/>
+        </w:tabs>
+        <w:ind w:left="6480" w:hanging="360"/>
+      </w:pPr>
+      <w:rPr>
+        <w:rFonts w:ascii="Wingdings" w:hAnsi="Wingdings" w:hint="default"/>
+        <w:sz w:val="20"/>
+      </w:rPr>
+    </w:lvl>
+  </w:abstractNum>
+  <w:abstractNum w:abstractNumId="6" w15:restartNumberingAfterBreak="0">
     <w:nsid w:val="12267932"/>
     <w:multiLevelType w:val="multilevel"/>
     <w:tmpl w:val="A768D7AA"/>
@@ -3246,7 +3574,7 @@
       </w:rPr>
     </w:lvl>
   </w:abstractNum>
-  <w:abstractNum w:abstractNumId="4" w15:restartNumberingAfterBreak="0">
+  <w:abstractNum w:abstractNumId="7" w15:restartNumberingAfterBreak="0">
     <w:nsid w:val="138A5BF4"/>
     <w:multiLevelType w:val="multilevel"/>
     <w:tmpl w:val="ACC694D2"/>
@@ -3395,7 +3723,120 @@
       </w:rPr>
     </w:lvl>
   </w:abstractNum>
-  <w:abstractNum w:abstractNumId="5" w15:restartNumberingAfterBreak="0">
+  <w:abstractNum w:abstractNumId="8" w15:restartNumberingAfterBreak="0">
+    <w:nsid w:val="15841B70"/>
+    <w:multiLevelType w:val="multilevel"/>
+    <w:tmpl w:val="8B7EE47C"/>
+    <w:lvl w:ilvl="0">
+      <w:start w:val="1"/>
+      <w:numFmt w:val="decimal"/>
+      <w:lvlText w:val="%1."/>
+      <w:lvlJc w:val="left"/>
+      <w:pPr>
+        <w:tabs>
+          <w:tab w:val="num" w:pos="720"/>
+        </w:tabs>
+        <w:ind w:left="720" w:hanging="360"/>
+      </w:pPr>
+    </w:lvl>
+    <w:lvl w:ilvl="1" w:tentative="1">
+      <w:start w:val="1"/>
+      <w:numFmt w:val="decimal"/>
+      <w:lvlText w:val="%2."/>
+      <w:lvlJc w:val="left"/>
+      <w:pPr>
+        <w:tabs>
+          <w:tab w:val="num" w:pos="1440"/>
+        </w:tabs>
+        <w:ind w:left="1440" w:hanging="360"/>
+      </w:pPr>
+    </w:lvl>
+    <w:lvl w:ilvl="2" w:tentative="1">
+      <w:start w:val="1"/>
+      <w:numFmt w:val="decimal"/>
+      <w:lvlText w:val="%3."/>
+      <w:lvlJc w:val="left"/>
+      <w:pPr>
+        <w:tabs>
+          <w:tab w:val="num" w:pos="2160"/>
+        </w:tabs>
+        <w:ind w:left="2160" w:hanging="360"/>
+      </w:pPr>
+    </w:lvl>
+    <w:lvl w:ilvl="3" w:tentative="1">
+      <w:start w:val="1"/>
+      <w:numFmt w:val="decimal"/>
+      <w:lvlText w:val="%4."/>
+      <w:lvlJc w:val="left"/>
+      <w:pPr>
+        <w:tabs>
+          <w:tab w:val="num" w:pos="2880"/>
+        </w:tabs>
+        <w:ind w:left="2880" w:hanging="360"/>
+      </w:pPr>
+    </w:lvl>
+    <w:lvl w:ilvl="4" w:tentative="1">
+      <w:start w:val="1"/>
+      <w:numFmt w:val="decimal"/>
+      <w:lvlText w:val="%5."/>
+      <w:lvlJc w:val="left"/>
+      <w:pPr>
+        <w:tabs>
+          <w:tab w:val="num" w:pos="3600"/>
+        </w:tabs>
+        <w:ind w:left="3600" w:hanging="360"/>
+      </w:pPr>
+    </w:lvl>
+    <w:lvl w:ilvl="5" w:tentative="1">
+      <w:start w:val="1"/>
+      <w:numFmt w:val="decimal"/>
+      <w:lvlText w:val="%6."/>
+      <w:lvlJc w:val="left"/>
+      <w:pPr>
+        <w:tabs>
+          <w:tab w:val="num" w:pos="4320"/>
+        </w:tabs>
+        <w:ind w:left="4320" w:hanging="360"/>
+      </w:pPr>
+    </w:lvl>
+    <w:lvl w:ilvl="6" w:tentative="1">
+      <w:start w:val="1"/>
+      <w:numFmt w:val="decimal"/>
+      <w:lvlText w:val="%7."/>
+      <w:lvlJc w:val="left"/>
+      <w:pPr>
+        <w:tabs>
+          <w:tab w:val="num" w:pos="5040"/>
+        </w:tabs>
+        <w:ind w:left="5040" w:hanging="360"/>
+      </w:pPr>
+    </w:lvl>
+    <w:lvl w:ilvl="7" w:tentative="1">
+      <w:start w:val="1"/>
+      <w:numFmt w:val="decimal"/>
+      <w:lvlText w:val="%8."/>
+      <w:lvlJc w:val="left"/>
+      <w:pPr>
+        <w:tabs>
+          <w:tab w:val="num" w:pos="5760"/>
+        </w:tabs>
+        <w:ind w:left="5760" w:hanging="360"/>
+      </w:pPr>
+    </w:lvl>
+    <w:lvl w:ilvl="8" w:tentative="1">
+      <w:start w:val="1"/>
+      <w:numFmt w:val="decimal"/>
+      <w:lvlText w:val="%9."/>
+      <w:lvlJc w:val="left"/>
+      <w:pPr>
+        <w:tabs>
+          <w:tab w:val="num" w:pos="6480"/>
+        </w:tabs>
+        <w:ind w:left="6480" w:hanging="360"/>
+      </w:pPr>
+    </w:lvl>
+  </w:abstractNum>
+  <w:abstractNum w:abstractNumId="9" w15:restartNumberingAfterBreak="0">
     <w:nsid w:val="15D844DA"/>
     <w:multiLevelType w:val="multilevel"/>
     <w:tmpl w:val="21E47930"/>
@@ -3544,7 +3985,7 @@
       </w:rPr>
     </w:lvl>
   </w:abstractNum>
-  <w:abstractNum w:abstractNumId="6" w15:restartNumberingAfterBreak="0">
+  <w:abstractNum w:abstractNumId="10" w15:restartNumberingAfterBreak="0">
     <w:nsid w:val="1619692E"/>
     <w:multiLevelType w:val="multilevel"/>
     <w:tmpl w:val="B0CABBBE"/>
@@ -3693,7 +4134,7 @@
       </w:rPr>
     </w:lvl>
   </w:abstractNum>
-  <w:abstractNum w:abstractNumId="7" w15:restartNumberingAfterBreak="0">
+  <w:abstractNum w:abstractNumId="11" w15:restartNumberingAfterBreak="0">
     <w:nsid w:val="1677083F"/>
     <w:multiLevelType w:val="multilevel"/>
     <w:tmpl w:val="310AAB16"/>
@@ -3842,7 +4283,305 @@
       </w:rPr>
     </w:lvl>
   </w:abstractNum>
-  <w:abstractNum w:abstractNumId="8" w15:restartNumberingAfterBreak="0">
+  <w:abstractNum w:abstractNumId="12" w15:restartNumberingAfterBreak="0">
+    <w:nsid w:val="178612E3"/>
+    <w:multiLevelType w:val="multilevel"/>
+    <w:tmpl w:val="6B4EFA40"/>
+    <w:lvl w:ilvl="0">
+      <w:start w:val="1"/>
+      <w:numFmt w:val="bullet"/>
+      <w:lvlText w:val=""/>
+      <w:lvlJc w:val="left"/>
+      <w:pPr>
+        <w:tabs>
+          <w:tab w:val="num" w:pos="720"/>
+        </w:tabs>
+        <w:ind w:left="720" w:hanging="360"/>
+      </w:pPr>
+      <w:rPr>
+        <w:rFonts w:ascii="Symbol" w:hAnsi="Symbol" w:hint="default"/>
+        <w:sz w:val="20"/>
+      </w:rPr>
+    </w:lvl>
+    <w:lvl w:ilvl="1" w:tentative="1">
+      <w:start w:val="1"/>
+      <w:numFmt w:val="bullet"/>
+      <w:lvlText w:val="o"/>
+      <w:lvlJc w:val="left"/>
+      <w:pPr>
+        <w:tabs>
+          <w:tab w:val="num" w:pos="1440"/>
+        </w:tabs>
+        <w:ind w:left="1440" w:hanging="360"/>
+      </w:pPr>
+      <w:rPr>
+        <w:rFonts w:ascii="Courier New" w:hAnsi="Courier New" w:hint="default"/>
+        <w:sz w:val="20"/>
+      </w:rPr>
+    </w:lvl>
+    <w:lvl w:ilvl="2" w:tentative="1">
+      <w:start w:val="1"/>
+      <w:numFmt w:val="bullet"/>
+      <w:lvlText w:val=""/>
+      <w:lvlJc w:val="left"/>
+      <w:pPr>
+        <w:tabs>
+          <w:tab w:val="num" w:pos="2160"/>
+        </w:tabs>
+        <w:ind w:left="2160" w:hanging="360"/>
+      </w:pPr>
+      <w:rPr>
+        <w:rFonts w:ascii="Wingdings" w:hAnsi="Wingdings" w:hint="default"/>
+        <w:sz w:val="20"/>
+      </w:rPr>
+    </w:lvl>
+    <w:lvl w:ilvl="3" w:tentative="1">
+      <w:start w:val="1"/>
+      <w:numFmt w:val="bullet"/>
+      <w:lvlText w:val=""/>
+      <w:lvlJc w:val="left"/>
+      <w:pPr>
+        <w:tabs>
+          <w:tab w:val="num" w:pos="2880"/>
+        </w:tabs>
+        <w:ind w:left="2880" w:hanging="360"/>
+      </w:pPr>
+      <w:rPr>
+        <w:rFonts w:ascii="Wingdings" w:hAnsi="Wingdings" w:hint="default"/>
+        <w:sz w:val="20"/>
+      </w:rPr>
+    </w:lvl>
+    <w:lvl w:ilvl="4" w:tentative="1">
+      <w:start w:val="1"/>
+      <w:numFmt w:val="bullet"/>
+      <w:lvlText w:val=""/>
+      <w:lvlJc w:val="left"/>
+      <w:pPr>
+        <w:tabs>
+          <w:tab w:val="num" w:pos="3600"/>
+        </w:tabs>
+        <w:ind w:left="3600" w:hanging="360"/>
+      </w:pPr>
+      <w:rPr>
+        <w:rFonts w:ascii="Wingdings" w:hAnsi="Wingdings" w:hint="default"/>
+        <w:sz w:val="20"/>
+      </w:rPr>
+    </w:lvl>
+    <w:lvl w:ilvl="5" w:tentative="1">
+      <w:start w:val="1"/>
+      <w:numFmt w:val="bullet"/>
+      <w:lvlText w:val=""/>
+      <w:lvlJc w:val="left"/>
+      <w:pPr>
+        <w:tabs>
+          <w:tab w:val="num" w:pos="4320"/>
+        </w:tabs>
+        <w:ind w:left="4320" w:hanging="360"/>
+      </w:pPr>
+      <w:rPr>
+        <w:rFonts w:ascii="Wingdings" w:hAnsi="Wingdings" w:hint="default"/>
+        <w:sz w:val="20"/>
+      </w:rPr>
+    </w:lvl>
+    <w:lvl w:ilvl="6" w:tentative="1">
+      <w:start w:val="1"/>
+      <w:numFmt w:val="bullet"/>
+      <w:lvlText w:val=""/>
+      <w:lvlJc w:val="left"/>
+      <w:pPr>
+        <w:tabs>
+          <w:tab w:val="num" w:pos="5040"/>
+        </w:tabs>
+        <w:ind w:left="5040" w:hanging="360"/>
+      </w:pPr>
+      <w:rPr>
+        <w:rFonts w:ascii="Wingdings" w:hAnsi="Wingdings" w:hint="default"/>
+        <w:sz w:val="20"/>
+      </w:rPr>
+    </w:lvl>
+    <w:lvl w:ilvl="7" w:tentative="1">
+      <w:start w:val="1"/>
+      <w:numFmt w:val="bullet"/>
+      <w:lvlText w:val=""/>
+      <w:lvlJc w:val="left"/>
+      <w:pPr>
+        <w:tabs>
+          <w:tab w:val="num" w:pos="5760"/>
+        </w:tabs>
+        <w:ind w:left="5760" w:hanging="360"/>
+      </w:pPr>
+      <w:rPr>
+        <w:rFonts w:ascii="Wingdings" w:hAnsi="Wingdings" w:hint="default"/>
+        <w:sz w:val="20"/>
+      </w:rPr>
+    </w:lvl>
+    <w:lvl w:ilvl="8" w:tentative="1">
+      <w:start w:val="1"/>
+      <w:numFmt w:val="bullet"/>
+      <w:lvlText w:val=""/>
+      <w:lvlJc w:val="left"/>
+      <w:pPr>
+        <w:tabs>
+          <w:tab w:val="num" w:pos="6480"/>
+        </w:tabs>
+        <w:ind w:left="6480" w:hanging="360"/>
+      </w:pPr>
+      <w:rPr>
+        <w:rFonts w:ascii="Wingdings" w:hAnsi="Wingdings" w:hint="default"/>
+        <w:sz w:val="20"/>
+      </w:rPr>
+    </w:lvl>
+  </w:abstractNum>
+  <w:abstractNum w:abstractNumId="13" w15:restartNumberingAfterBreak="0">
+    <w:nsid w:val="17C5086A"/>
+    <w:multiLevelType w:val="multilevel"/>
+    <w:tmpl w:val="D6EA8A58"/>
+    <w:lvl w:ilvl="0">
+      <w:start w:val="1"/>
+      <w:numFmt w:val="bullet"/>
+      <w:lvlText w:val=""/>
+      <w:lvlJc w:val="left"/>
+      <w:pPr>
+        <w:tabs>
+          <w:tab w:val="num" w:pos="720"/>
+        </w:tabs>
+        <w:ind w:left="720" w:hanging="360"/>
+      </w:pPr>
+      <w:rPr>
+        <w:rFonts w:ascii="Symbol" w:hAnsi="Symbol" w:hint="default"/>
+        <w:sz w:val="20"/>
+      </w:rPr>
+    </w:lvl>
+    <w:lvl w:ilvl="1" w:tentative="1">
+      <w:start w:val="1"/>
+      <w:numFmt w:val="bullet"/>
+      <w:lvlText w:val="o"/>
+      <w:lvlJc w:val="left"/>
+      <w:pPr>
+        <w:tabs>
+          <w:tab w:val="num" w:pos="1440"/>
+        </w:tabs>
+        <w:ind w:left="1440" w:hanging="360"/>
+      </w:pPr>
+      <w:rPr>
+        <w:rFonts w:ascii="Courier New" w:hAnsi="Courier New" w:hint="default"/>
+        <w:sz w:val="20"/>
+      </w:rPr>
+    </w:lvl>
+    <w:lvl w:ilvl="2" w:tentative="1">
+      <w:start w:val="1"/>
+      <w:numFmt w:val="bullet"/>
+      <w:lvlText w:val=""/>
+      <w:lvlJc w:val="left"/>
+      <w:pPr>
+        <w:tabs>
+          <w:tab w:val="num" w:pos="2160"/>
+        </w:tabs>
+        <w:ind w:left="2160" w:hanging="360"/>
+      </w:pPr>
+      <w:rPr>
+        <w:rFonts w:ascii="Wingdings" w:hAnsi="Wingdings" w:hint="default"/>
+        <w:sz w:val="20"/>
+      </w:rPr>
+    </w:lvl>
+    <w:lvl w:ilvl="3" w:tentative="1">
+      <w:start w:val="1"/>
+      <w:numFmt w:val="bullet"/>
+      <w:lvlText w:val=""/>
+      <w:lvlJc w:val="left"/>
+      <w:pPr>
+        <w:tabs>
+          <w:tab w:val="num" w:pos="2880"/>
+        </w:tabs>
+        <w:ind w:left="2880" w:hanging="360"/>
+      </w:pPr>
+      <w:rPr>
+        <w:rFonts w:ascii="Wingdings" w:hAnsi="Wingdings" w:hint="default"/>
+        <w:sz w:val="20"/>
+      </w:rPr>
+    </w:lvl>
+    <w:lvl w:ilvl="4" w:tentative="1">
+      <w:start w:val="1"/>
+      <w:numFmt w:val="bullet"/>
+      <w:lvlText w:val=""/>
+      <w:lvlJc w:val="left"/>
+      <w:pPr>
+        <w:tabs>
+          <w:tab w:val="num" w:pos="3600"/>
+        </w:tabs>
+        <w:ind w:left="3600" w:hanging="360"/>
+      </w:pPr>
+      <w:rPr>
+        <w:rFonts w:ascii="Wingdings" w:hAnsi="Wingdings" w:hint="default"/>
+        <w:sz w:val="20"/>
+      </w:rPr>
+    </w:lvl>
+    <w:lvl w:ilvl="5" w:tentative="1">
+      <w:start w:val="1"/>
+      <w:numFmt w:val="bullet"/>
+      <w:lvlText w:val=""/>
+      <w:lvlJc w:val="left"/>
+      <w:pPr>
+        <w:tabs>
+          <w:tab w:val="num" w:pos="4320"/>
+        </w:tabs>
+        <w:ind w:left="4320" w:hanging="360"/>
+      </w:pPr>
+      <w:rPr>
+        <w:rFonts w:ascii="Wingdings" w:hAnsi="Wingdings" w:hint="default"/>
+        <w:sz w:val="20"/>
+      </w:rPr>
+    </w:lvl>
+    <w:lvl w:ilvl="6" w:tentative="1">
+      <w:start w:val="1"/>
+      <w:numFmt w:val="bullet"/>
+      <w:lvlText w:val=""/>
+      <w:lvlJc w:val="left"/>
+      <w:pPr>
+        <w:tabs>
+          <w:tab w:val="num" w:pos="5040"/>
+        </w:tabs>
+        <w:ind w:left="5040" w:hanging="360"/>
+      </w:pPr>
+      <w:rPr>
+        <w:rFonts w:ascii="Wingdings" w:hAnsi="Wingdings" w:hint="default"/>
+        <w:sz w:val="20"/>
+      </w:rPr>
+    </w:lvl>
+    <w:lvl w:ilvl="7" w:tentative="1">
+      <w:start w:val="1"/>
+      <w:numFmt w:val="bullet"/>
+      <w:lvlText w:val=""/>
+      <w:lvlJc w:val="left"/>
+      <w:pPr>
+        <w:tabs>
+          <w:tab w:val="num" w:pos="5760"/>
+        </w:tabs>
+        <w:ind w:left="5760" w:hanging="360"/>
+      </w:pPr>
+      <w:rPr>
+        <w:rFonts w:ascii="Wingdings" w:hAnsi="Wingdings" w:hint="default"/>
+        <w:sz w:val="20"/>
+      </w:rPr>
+    </w:lvl>
+    <w:lvl w:ilvl="8" w:tentative="1">
+      <w:start w:val="1"/>
+      <w:numFmt w:val="bullet"/>
+      <w:lvlText w:val=""/>
+      <w:lvlJc w:val="left"/>
+      <w:pPr>
+        <w:tabs>
+          <w:tab w:val="num" w:pos="6480"/>
+        </w:tabs>
+        <w:ind w:left="6480" w:hanging="360"/>
+      </w:pPr>
+      <w:rPr>
+        <w:rFonts w:ascii="Wingdings" w:hAnsi="Wingdings" w:hint="default"/>
+        <w:sz w:val="20"/>
+      </w:rPr>
+    </w:lvl>
+  </w:abstractNum>
+  <w:abstractNum w:abstractNumId="14" w15:restartNumberingAfterBreak="0">
     <w:nsid w:val="18A76191"/>
     <w:multiLevelType w:val="multilevel"/>
     <w:tmpl w:val="8D8CACD2"/>
@@ -3991,7 +4730,7 @@
       </w:rPr>
     </w:lvl>
   </w:abstractNum>
-  <w:abstractNum w:abstractNumId="9" w15:restartNumberingAfterBreak="0">
+  <w:abstractNum w:abstractNumId="15" w15:restartNumberingAfterBreak="0">
     <w:nsid w:val="191325BC"/>
     <w:multiLevelType w:val="multilevel"/>
     <w:tmpl w:val="B3D6C91E"/>
@@ -4104,7 +4843,7 @@
       </w:pPr>
     </w:lvl>
   </w:abstractNum>
-  <w:abstractNum w:abstractNumId="10" w15:restartNumberingAfterBreak="0">
+  <w:abstractNum w:abstractNumId="16" w15:restartNumberingAfterBreak="0">
     <w:nsid w:val="19C84BBC"/>
     <w:multiLevelType w:val="multilevel"/>
     <w:tmpl w:val="4756FADE"/>
@@ -4221,7 +4960,7 @@
       </w:pPr>
     </w:lvl>
   </w:abstractNum>
-  <w:abstractNum w:abstractNumId="11" w15:restartNumberingAfterBreak="0">
+  <w:abstractNum w:abstractNumId="17" w15:restartNumberingAfterBreak="0">
     <w:nsid w:val="1E19614C"/>
     <w:multiLevelType w:val="multilevel"/>
     <w:tmpl w:val="DDE2EB88"/>
@@ -4338,7 +5077,7 @@
       </w:pPr>
     </w:lvl>
   </w:abstractNum>
-  <w:abstractNum w:abstractNumId="12" w15:restartNumberingAfterBreak="0">
+  <w:abstractNum w:abstractNumId="18" w15:restartNumberingAfterBreak="0">
     <w:nsid w:val="1F6E717E"/>
     <w:multiLevelType w:val="multilevel"/>
     <w:tmpl w:val="68CCDC1E"/>
@@ -4487,7 +5226,7 @@
       </w:rPr>
     </w:lvl>
   </w:abstractNum>
-  <w:abstractNum w:abstractNumId="13" w15:restartNumberingAfterBreak="0">
+  <w:abstractNum w:abstractNumId="19" w15:restartNumberingAfterBreak="0">
     <w:nsid w:val="218C37A6"/>
     <w:multiLevelType w:val="multilevel"/>
     <w:tmpl w:val="227A0B9E"/>
@@ -4636,7 +5375,7 @@
       </w:rPr>
     </w:lvl>
   </w:abstractNum>
-  <w:abstractNum w:abstractNumId="14" w15:restartNumberingAfterBreak="0">
+  <w:abstractNum w:abstractNumId="20" w15:restartNumberingAfterBreak="0">
     <w:nsid w:val="220F4B9C"/>
     <w:multiLevelType w:val="multilevel"/>
     <w:tmpl w:val="DC228C1E"/>
@@ -4785,7 +5524,305 @@
       </w:rPr>
     </w:lvl>
   </w:abstractNum>
-  <w:abstractNum w:abstractNumId="15" w15:restartNumberingAfterBreak="0">
+  <w:abstractNum w:abstractNumId="21" w15:restartNumberingAfterBreak="0">
+    <w:nsid w:val="24AD2A1E"/>
+    <w:multiLevelType w:val="multilevel"/>
+    <w:tmpl w:val="F712F5A0"/>
+    <w:lvl w:ilvl="0">
+      <w:start w:val="1"/>
+      <w:numFmt w:val="bullet"/>
+      <w:lvlText w:val=""/>
+      <w:lvlJc w:val="left"/>
+      <w:pPr>
+        <w:tabs>
+          <w:tab w:val="num" w:pos="720"/>
+        </w:tabs>
+        <w:ind w:left="720" w:hanging="360"/>
+      </w:pPr>
+      <w:rPr>
+        <w:rFonts w:ascii="Symbol" w:hAnsi="Symbol" w:hint="default"/>
+        <w:sz w:val="20"/>
+      </w:rPr>
+    </w:lvl>
+    <w:lvl w:ilvl="1" w:tentative="1">
+      <w:start w:val="1"/>
+      <w:numFmt w:val="bullet"/>
+      <w:lvlText w:val="o"/>
+      <w:lvlJc w:val="left"/>
+      <w:pPr>
+        <w:tabs>
+          <w:tab w:val="num" w:pos="1440"/>
+        </w:tabs>
+        <w:ind w:left="1440" w:hanging="360"/>
+      </w:pPr>
+      <w:rPr>
+        <w:rFonts w:ascii="Courier New" w:hAnsi="Courier New" w:hint="default"/>
+        <w:sz w:val="20"/>
+      </w:rPr>
+    </w:lvl>
+    <w:lvl w:ilvl="2" w:tentative="1">
+      <w:start w:val="1"/>
+      <w:numFmt w:val="bullet"/>
+      <w:lvlText w:val=""/>
+      <w:lvlJc w:val="left"/>
+      <w:pPr>
+        <w:tabs>
+          <w:tab w:val="num" w:pos="2160"/>
+        </w:tabs>
+        <w:ind w:left="2160" w:hanging="360"/>
+      </w:pPr>
+      <w:rPr>
+        <w:rFonts w:ascii="Wingdings" w:hAnsi="Wingdings" w:hint="default"/>
+        <w:sz w:val="20"/>
+      </w:rPr>
+    </w:lvl>
+    <w:lvl w:ilvl="3" w:tentative="1">
+      <w:start w:val="1"/>
+      <w:numFmt w:val="bullet"/>
+      <w:lvlText w:val=""/>
+      <w:lvlJc w:val="left"/>
+      <w:pPr>
+        <w:tabs>
+          <w:tab w:val="num" w:pos="2880"/>
+        </w:tabs>
+        <w:ind w:left="2880" w:hanging="360"/>
+      </w:pPr>
+      <w:rPr>
+        <w:rFonts w:ascii="Wingdings" w:hAnsi="Wingdings" w:hint="default"/>
+        <w:sz w:val="20"/>
+      </w:rPr>
+    </w:lvl>
+    <w:lvl w:ilvl="4" w:tentative="1">
+      <w:start w:val="1"/>
+      <w:numFmt w:val="bullet"/>
+      <w:lvlText w:val=""/>
+      <w:lvlJc w:val="left"/>
+      <w:pPr>
+        <w:tabs>
+          <w:tab w:val="num" w:pos="3600"/>
+        </w:tabs>
+        <w:ind w:left="3600" w:hanging="360"/>
+      </w:pPr>
+      <w:rPr>
+        <w:rFonts w:ascii="Wingdings" w:hAnsi="Wingdings" w:hint="default"/>
+        <w:sz w:val="20"/>
+      </w:rPr>
+    </w:lvl>
+    <w:lvl w:ilvl="5" w:tentative="1">
+      <w:start w:val="1"/>
+      <w:numFmt w:val="bullet"/>
+      <w:lvlText w:val=""/>
+      <w:lvlJc w:val="left"/>
+      <w:pPr>
+        <w:tabs>
+          <w:tab w:val="num" w:pos="4320"/>
+        </w:tabs>
+        <w:ind w:left="4320" w:hanging="360"/>
+      </w:pPr>
+      <w:rPr>
+        <w:rFonts w:ascii="Wingdings" w:hAnsi="Wingdings" w:hint="default"/>
+        <w:sz w:val="20"/>
+      </w:rPr>
+    </w:lvl>
+    <w:lvl w:ilvl="6" w:tentative="1">
+      <w:start w:val="1"/>
+      <w:numFmt w:val="bullet"/>
+      <w:lvlText w:val=""/>
+      <w:lvlJc w:val="left"/>
+      <w:pPr>
+        <w:tabs>
+          <w:tab w:val="num" w:pos="5040"/>
+        </w:tabs>
+        <w:ind w:left="5040" w:hanging="360"/>
+      </w:pPr>
+      <w:rPr>
+        <w:rFonts w:ascii="Wingdings" w:hAnsi="Wingdings" w:hint="default"/>
+        <w:sz w:val="20"/>
+      </w:rPr>
+    </w:lvl>
+    <w:lvl w:ilvl="7" w:tentative="1">
+      <w:start w:val="1"/>
+      <w:numFmt w:val="bullet"/>
+      <w:lvlText w:val=""/>
+      <w:lvlJc w:val="left"/>
+      <w:pPr>
+        <w:tabs>
+          <w:tab w:val="num" w:pos="5760"/>
+        </w:tabs>
+        <w:ind w:left="5760" w:hanging="360"/>
+      </w:pPr>
+      <w:rPr>
+        <w:rFonts w:ascii="Wingdings" w:hAnsi="Wingdings" w:hint="default"/>
+        <w:sz w:val="20"/>
+      </w:rPr>
+    </w:lvl>
+    <w:lvl w:ilvl="8" w:tentative="1">
+      <w:start w:val="1"/>
+      <w:numFmt w:val="bullet"/>
+      <w:lvlText w:val=""/>
+      <w:lvlJc w:val="left"/>
+      <w:pPr>
+        <w:tabs>
+          <w:tab w:val="num" w:pos="6480"/>
+        </w:tabs>
+        <w:ind w:left="6480" w:hanging="360"/>
+      </w:pPr>
+      <w:rPr>
+        <w:rFonts w:ascii="Wingdings" w:hAnsi="Wingdings" w:hint="default"/>
+        <w:sz w:val="20"/>
+      </w:rPr>
+    </w:lvl>
+  </w:abstractNum>
+  <w:abstractNum w:abstractNumId="22" w15:restartNumberingAfterBreak="0">
+    <w:nsid w:val="258514F2"/>
+    <w:multiLevelType w:val="multilevel"/>
+    <w:tmpl w:val="8CFAB65E"/>
+    <w:lvl w:ilvl="0">
+      <w:start w:val="1"/>
+      <w:numFmt w:val="bullet"/>
+      <w:lvlText w:val=""/>
+      <w:lvlJc w:val="left"/>
+      <w:pPr>
+        <w:tabs>
+          <w:tab w:val="num" w:pos="720"/>
+        </w:tabs>
+        <w:ind w:left="720" w:hanging="360"/>
+      </w:pPr>
+      <w:rPr>
+        <w:rFonts w:ascii="Symbol" w:hAnsi="Symbol" w:hint="default"/>
+        <w:sz w:val="20"/>
+      </w:rPr>
+    </w:lvl>
+    <w:lvl w:ilvl="1" w:tentative="1">
+      <w:start w:val="1"/>
+      <w:numFmt w:val="bullet"/>
+      <w:lvlText w:val="o"/>
+      <w:lvlJc w:val="left"/>
+      <w:pPr>
+        <w:tabs>
+          <w:tab w:val="num" w:pos="1440"/>
+        </w:tabs>
+        <w:ind w:left="1440" w:hanging="360"/>
+      </w:pPr>
+      <w:rPr>
+        <w:rFonts w:ascii="Courier New" w:hAnsi="Courier New" w:hint="default"/>
+        <w:sz w:val="20"/>
+      </w:rPr>
+    </w:lvl>
+    <w:lvl w:ilvl="2" w:tentative="1">
+      <w:start w:val="1"/>
+      <w:numFmt w:val="bullet"/>
+      <w:lvlText w:val=""/>
+      <w:lvlJc w:val="left"/>
+      <w:pPr>
+        <w:tabs>
+          <w:tab w:val="num" w:pos="2160"/>
+        </w:tabs>
+        <w:ind w:left="2160" w:hanging="360"/>
+      </w:pPr>
+      <w:rPr>
+        <w:rFonts w:ascii="Wingdings" w:hAnsi="Wingdings" w:hint="default"/>
+        <w:sz w:val="20"/>
+      </w:rPr>
+    </w:lvl>
+    <w:lvl w:ilvl="3" w:tentative="1">
+      <w:start w:val="1"/>
+      <w:numFmt w:val="bullet"/>
+      <w:lvlText w:val=""/>
+      <w:lvlJc w:val="left"/>
+      <w:pPr>
+        <w:tabs>
+          <w:tab w:val="num" w:pos="2880"/>
+        </w:tabs>
+        <w:ind w:left="2880" w:hanging="360"/>
+      </w:pPr>
+      <w:rPr>
+        <w:rFonts w:ascii="Wingdings" w:hAnsi="Wingdings" w:hint="default"/>
+        <w:sz w:val="20"/>
+      </w:rPr>
+    </w:lvl>
+    <w:lvl w:ilvl="4" w:tentative="1">
+      <w:start w:val="1"/>
+      <w:numFmt w:val="bullet"/>
+      <w:lvlText w:val=""/>
+      <w:lvlJc w:val="left"/>
+      <w:pPr>
+        <w:tabs>
+          <w:tab w:val="num" w:pos="3600"/>
+        </w:tabs>
+        <w:ind w:left="3600" w:hanging="360"/>
+      </w:pPr>
+      <w:rPr>
+        <w:rFonts w:ascii="Wingdings" w:hAnsi="Wingdings" w:hint="default"/>
+        <w:sz w:val="20"/>
+      </w:rPr>
+    </w:lvl>
+    <w:lvl w:ilvl="5" w:tentative="1">
+      <w:start w:val="1"/>
+      <w:numFmt w:val="bullet"/>
+      <w:lvlText w:val=""/>
+      <w:lvlJc w:val="left"/>
+      <w:pPr>
+        <w:tabs>
+          <w:tab w:val="num" w:pos="4320"/>
+        </w:tabs>
+        <w:ind w:left="4320" w:hanging="360"/>
+      </w:pPr>
+      <w:rPr>
+        <w:rFonts w:ascii="Wingdings" w:hAnsi="Wingdings" w:hint="default"/>
+        <w:sz w:val="20"/>
+      </w:rPr>
+    </w:lvl>
+    <w:lvl w:ilvl="6" w:tentative="1">
+      <w:start w:val="1"/>
+      <w:numFmt w:val="bullet"/>
+      <w:lvlText w:val=""/>
+      <w:lvlJc w:val="left"/>
+      <w:pPr>
+        <w:tabs>
+          <w:tab w:val="num" w:pos="5040"/>
+        </w:tabs>
+        <w:ind w:left="5040" w:hanging="360"/>
+      </w:pPr>
+      <w:rPr>
+        <w:rFonts w:ascii="Wingdings" w:hAnsi="Wingdings" w:hint="default"/>
+        <w:sz w:val="20"/>
+      </w:rPr>
+    </w:lvl>
+    <w:lvl w:ilvl="7" w:tentative="1">
+      <w:start w:val="1"/>
+      <w:numFmt w:val="bullet"/>
+      <w:lvlText w:val=""/>
+      <w:lvlJc w:val="left"/>
+      <w:pPr>
+        <w:tabs>
+          <w:tab w:val="num" w:pos="5760"/>
+        </w:tabs>
+        <w:ind w:left="5760" w:hanging="360"/>
+      </w:pPr>
+      <w:rPr>
+        <w:rFonts w:ascii="Wingdings" w:hAnsi="Wingdings" w:hint="default"/>
+        <w:sz w:val="20"/>
+      </w:rPr>
+    </w:lvl>
+    <w:lvl w:ilvl="8" w:tentative="1">
+      <w:start w:val="1"/>
+      <w:numFmt w:val="bullet"/>
+      <w:lvlText w:val=""/>
+      <w:lvlJc w:val="left"/>
+      <w:pPr>
+        <w:tabs>
+          <w:tab w:val="num" w:pos="6480"/>
+        </w:tabs>
+        <w:ind w:left="6480" w:hanging="360"/>
+      </w:pPr>
+      <w:rPr>
+        <w:rFonts w:ascii="Wingdings" w:hAnsi="Wingdings" w:hint="default"/>
+        <w:sz w:val="20"/>
+      </w:rPr>
+    </w:lvl>
+  </w:abstractNum>
+  <w:abstractNum w:abstractNumId="23" w15:restartNumberingAfterBreak="0">
     <w:nsid w:val="2BA87B29"/>
     <w:multiLevelType w:val="multilevel"/>
     <w:tmpl w:val="4B74F056"/>
@@ -4934,7 +5971,156 @@
       </w:rPr>
     </w:lvl>
   </w:abstractNum>
-  <w:abstractNum w:abstractNumId="16" w15:restartNumberingAfterBreak="0">
+  <w:abstractNum w:abstractNumId="24" w15:restartNumberingAfterBreak="0">
+    <w:nsid w:val="2D777799"/>
+    <w:multiLevelType w:val="multilevel"/>
+    <w:tmpl w:val="E02C8358"/>
+    <w:lvl w:ilvl="0">
+      <w:start w:val="1"/>
+      <w:numFmt w:val="bullet"/>
+      <w:lvlText w:val=""/>
+      <w:lvlJc w:val="left"/>
+      <w:pPr>
+        <w:tabs>
+          <w:tab w:val="num" w:pos="720"/>
+        </w:tabs>
+        <w:ind w:left="720" w:hanging="360"/>
+      </w:pPr>
+      <w:rPr>
+        <w:rFonts w:ascii="Symbol" w:hAnsi="Symbol" w:hint="default"/>
+        <w:sz w:val="20"/>
+      </w:rPr>
+    </w:lvl>
+    <w:lvl w:ilvl="1" w:tentative="1">
+      <w:start w:val="1"/>
+      <w:numFmt w:val="bullet"/>
+      <w:lvlText w:val="o"/>
+      <w:lvlJc w:val="left"/>
+      <w:pPr>
+        <w:tabs>
+          <w:tab w:val="num" w:pos="1440"/>
+        </w:tabs>
+        <w:ind w:left="1440" w:hanging="360"/>
+      </w:pPr>
+      <w:rPr>
+        <w:rFonts w:ascii="Courier New" w:hAnsi="Courier New" w:hint="default"/>
+        <w:sz w:val="20"/>
+      </w:rPr>
+    </w:lvl>
+    <w:lvl w:ilvl="2" w:tentative="1">
+      <w:start w:val="1"/>
+      <w:numFmt w:val="bullet"/>
+      <w:lvlText w:val=""/>
+      <w:lvlJc w:val="left"/>
+      <w:pPr>
+        <w:tabs>
+          <w:tab w:val="num" w:pos="2160"/>
+        </w:tabs>
+        <w:ind w:left="2160" w:hanging="360"/>
+      </w:pPr>
+      <w:rPr>
+        <w:rFonts w:ascii="Wingdings" w:hAnsi="Wingdings" w:hint="default"/>
+        <w:sz w:val="20"/>
+      </w:rPr>
+    </w:lvl>
+    <w:lvl w:ilvl="3" w:tentative="1">
+      <w:start w:val="1"/>
+      <w:numFmt w:val="bullet"/>
+      <w:lvlText w:val=""/>
+      <w:lvlJc w:val="left"/>
+      <w:pPr>
+        <w:tabs>
+          <w:tab w:val="num" w:pos="2880"/>
+        </w:tabs>
+        <w:ind w:left="2880" w:hanging="360"/>
+      </w:pPr>
+      <w:rPr>
+        <w:rFonts w:ascii="Wingdings" w:hAnsi="Wingdings" w:hint="default"/>
+        <w:sz w:val="20"/>
+      </w:rPr>
+    </w:lvl>
+    <w:lvl w:ilvl="4" w:tentative="1">
+      <w:start w:val="1"/>
+      <w:numFmt w:val="bullet"/>
+      <w:lvlText w:val=""/>
+      <w:lvlJc w:val="left"/>
+      <w:pPr>
+        <w:tabs>
+          <w:tab w:val="num" w:pos="3600"/>
+        </w:tabs>
+        <w:ind w:left="3600" w:hanging="360"/>
+      </w:pPr>
+      <w:rPr>
+        <w:rFonts w:ascii="Wingdings" w:hAnsi="Wingdings" w:hint="default"/>
+        <w:sz w:val="20"/>
+      </w:rPr>
+    </w:lvl>
+    <w:lvl w:ilvl="5" w:tentative="1">
+      <w:start w:val="1"/>
+      <w:numFmt w:val="bullet"/>
+      <w:lvlText w:val=""/>
+      <w:lvlJc w:val="left"/>
+      <w:pPr>
+        <w:tabs>
+          <w:tab w:val="num" w:pos="4320"/>
+        </w:tabs>
+        <w:ind w:left="4320" w:hanging="360"/>
+      </w:pPr>
+      <w:rPr>
+        <w:rFonts w:ascii="Wingdings" w:hAnsi="Wingdings" w:hint="default"/>
+        <w:sz w:val="20"/>
+      </w:rPr>
+    </w:lvl>
+    <w:lvl w:ilvl="6" w:tentative="1">
+      <w:start w:val="1"/>
+      <w:numFmt w:val="bullet"/>
+      <w:lvlText w:val=""/>
+      <w:lvlJc w:val="left"/>
+      <w:pPr>
+        <w:tabs>
+          <w:tab w:val="num" w:pos="5040"/>
+        </w:tabs>
+        <w:ind w:left="5040" w:hanging="360"/>
+      </w:pPr>
+      <w:rPr>
+        <w:rFonts w:ascii="Wingdings" w:hAnsi="Wingdings" w:hint="default"/>
+        <w:sz w:val="20"/>
+      </w:rPr>
+    </w:lvl>
+    <w:lvl w:ilvl="7" w:tentative="1">
+      <w:start w:val="1"/>
+      <w:numFmt w:val="bullet"/>
+      <w:lvlText w:val=""/>
+      <w:lvlJc w:val="left"/>
+      <w:pPr>
+        <w:tabs>
+          <w:tab w:val="num" w:pos="5760"/>
+        </w:tabs>
+        <w:ind w:left="5760" w:hanging="360"/>
+      </w:pPr>
+      <w:rPr>
+        <w:rFonts w:ascii="Wingdings" w:hAnsi="Wingdings" w:hint="default"/>
+        <w:sz w:val="20"/>
+      </w:rPr>
+    </w:lvl>
+    <w:lvl w:ilvl="8" w:tentative="1">
+      <w:start w:val="1"/>
+      <w:numFmt w:val="bullet"/>
+      <w:lvlText w:val=""/>
+      <w:lvlJc w:val="left"/>
+      <w:pPr>
+        <w:tabs>
+          <w:tab w:val="num" w:pos="6480"/>
+        </w:tabs>
+        <w:ind w:left="6480" w:hanging="360"/>
+      </w:pPr>
+      <w:rPr>
+        <w:rFonts w:ascii="Wingdings" w:hAnsi="Wingdings" w:hint="default"/>
+        <w:sz w:val="20"/>
+      </w:rPr>
+    </w:lvl>
+  </w:abstractNum>
+  <w:abstractNum w:abstractNumId="25" w15:restartNumberingAfterBreak="0">
     <w:nsid w:val="328B4EBC"/>
     <w:multiLevelType w:val="multilevel"/>
     <w:tmpl w:val="9D3C9C52"/>
@@ -5047,7 +6233,7 @@
       </w:pPr>
     </w:lvl>
   </w:abstractNum>
-  <w:abstractNum w:abstractNumId="17" w15:restartNumberingAfterBreak="0">
+  <w:abstractNum w:abstractNumId="26" w15:restartNumberingAfterBreak="0">
     <w:nsid w:val="413140DB"/>
     <w:multiLevelType w:val="multilevel"/>
     <w:tmpl w:val="9BAA7274"/>
@@ -5196,7 +6382,7 @@
       </w:rPr>
     </w:lvl>
   </w:abstractNum>
-  <w:abstractNum w:abstractNumId="18" w15:restartNumberingAfterBreak="0">
+  <w:abstractNum w:abstractNumId="27" w15:restartNumberingAfterBreak="0">
     <w:nsid w:val="448B41BF"/>
     <w:multiLevelType w:val="multilevel"/>
     <w:tmpl w:val="F8545ACE"/>
@@ -5345,7 +6531,305 @@
       </w:rPr>
     </w:lvl>
   </w:abstractNum>
-  <w:abstractNum w:abstractNumId="19" w15:restartNumberingAfterBreak="0">
+  <w:abstractNum w:abstractNumId="28" w15:restartNumberingAfterBreak="0">
+    <w:nsid w:val="46880E17"/>
+    <w:multiLevelType w:val="multilevel"/>
+    <w:tmpl w:val="9B8A9728"/>
+    <w:lvl w:ilvl="0">
+      <w:start w:val="1"/>
+      <w:numFmt w:val="bullet"/>
+      <w:lvlText w:val=""/>
+      <w:lvlJc w:val="left"/>
+      <w:pPr>
+        <w:tabs>
+          <w:tab w:val="num" w:pos="720"/>
+        </w:tabs>
+        <w:ind w:left="720" w:hanging="360"/>
+      </w:pPr>
+      <w:rPr>
+        <w:rFonts w:ascii="Symbol" w:hAnsi="Symbol" w:hint="default"/>
+        <w:sz w:val="20"/>
+      </w:rPr>
+    </w:lvl>
+    <w:lvl w:ilvl="1" w:tentative="1">
+      <w:start w:val="1"/>
+      <w:numFmt w:val="bullet"/>
+      <w:lvlText w:val="o"/>
+      <w:lvlJc w:val="left"/>
+      <w:pPr>
+        <w:tabs>
+          <w:tab w:val="num" w:pos="1440"/>
+        </w:tabs>
+        <w:ind w:left="1440" w:hanging="360"/>
+      </w:pPr>
+      <w:rPr>
+        <w:rFonts w:ascii="Courier New" w:hAnsi="Courier New" w:hint="default"/>
+        <w:sz w:val="20"/>
+      </w:rPr>
+    </w:lvl>
+    <w:lvl w:ilvl="2" w:tentative="1">
+      <w:start w:val="1"/>
+      <w:numFmt w:val="bullet"/>
+      <w:lvlText w:val=""/>
+      <w:lvlJc w:val="left"/>
+      <w:pPr>
+        <w:tabs>
+          <w:tab w:val="num" w:pos="2160"/>
+        </w:tabs>
+        <w:ind w:left="2160" w:hanging="360"/>
+      </w:pPr>
+      <w:rPr>
+        <w:rFonts w:ascii="Wingdings" w:hAnsi="Wingdings" w:hint="default"/>
+        <w:sz w:val="20"/>
+      </w:rPr>
+    </w:lvl>
+    <w:lvl w:ilvl="3" w:tentative="1">
+      <w:start w:val="1"/>
+      <w:numFmt w:val="bullet"/>
+      <w:lvlText w:val=""/>
+      <w:lvlJc w:val="left"/>
+      <w:pPr>
+        <w:tabs>
+          <w:tab w:val="num" w:pos="2880"/>
+        </w:tabs>
+        <w:ind w:left="2880" w:hanging="360"/>
+      </w:pPr>
+      <w:rPr>
+        <w:rFonts w:ascii="Wingdings" w:hAnsi="Wingdings" w:hint="default"/>
+        <w:sz w:val="20"/>
+      </w:rPr>
+    </w:lvl>
+    <w:lvl w:ilvl="4" w:tentative="1">
+      <w:start w:val="1"/>
+      <w:numFmt w:val="bullet"/>
+      <w:lvlText w:val=""/>
+      <w:lvlJc w:val="left"/>
+      <w:pPr>
+        <w:tabs>
+          <w:tab w:val="num" w:pos="3600"/>
+        </w:tabs>
+        <w:ind w:left="3600" w:hanging="360"/>
+      </w:pPr>
+      <w:rPr>
+        <w:rFonts w:ascii="Wingdings" w:hAnsi="Wingdings" w:hint="default"/>
+        <w:sz w:val="20"/>
+      </w:rPr>
+    </w:lvl>
+    <w:lvl w:ilvl="5" w:tentative="1">
+      <w:start w:val="1"/>
+      <w:numFmt w:val="bullet"/>
+      <w:lvlText w:val=""/>
+      <w:lvlJc w:val="left"/>
+      <w:pPr>
+        <w:tabs>
+          <w:tab w:val="num" w:pos="4320"/>
+        </w:tabs>
+        <w:ind w:left="4320" w:hanging="360"/>
+      </w:pPr>
+      <w:rPr>
+        <w:rFonts w:ascii="Wingdings" w:hAnsi="Wingdings" w:hint="default"/>
+        <w:sz w:val="20"/>
+      </w:rPr>
+    </w:lvl>
+    <w:lvl w:ilvl="6" w:tentative="1">
+      <w:start w:val="1"/>
+      <w:numFmt w:val="bullet"/>
+      <w:lvlText w:val=""/>
+      <w:lvlJc w:val="left"/>
+      <w:pPr>
+        <w:tabs>
+          <w:tab w:val="num" w:pos="5040"/>
+        </w:tabs>
+        <w:ind w:left="5040" w:hanging="360"/>
+      </w:pPr>
+      <w:rPr>
+        <w:rFonts w:ascii="Wingdings" w:hAnsi="Wingdings" w:hint="default"/>
+        <w:sz w:val="20"/>
+      </w:rPr>
+    </w:lvl>
+    <w:lvl w:ilvl="7" w:tentative="1">
+      <w:start w:val="1"/>
+      <w:numFmt w:val="bullet"/>
+      <w:lvlText w:val=""/>
+      <w:lvlJc w:val="left"/>
+      <w:pPr>
+        <w:tabs>
+          <w:tab w:val="num" w:pos="5760"/>
+        </w:tabs>
+        <w:ind w:left="5760" w:hanging="360"/>
+      </w:pPr>
+      <w:rPr>
+        <w:rFonts w:ascii="Wingdings" w:hAnsi="Wingdings" w:hint="default"/>
+        <w:sz w:val="20"/>
+      </w:rPr>
+    </w:lvl>
+    <w:lvl w:ilvl="8" w:tentative="1">
+      <w:start w:val="1"/>
+      <w:numFmt w:val="bullet"/>
+      <w:lvlText w:val=""/>
+      <w:lvlJc w:val="left"/>
+      <w:pPr>
+        <w:tabs>
+          <w:tab w:val="num" w:pos="6480"/>
+        </w:tabs>
+        <w:ind w:left="6480" w:hanging="360"/>
+      </w:pPr>
+      <w:rPr>
+        <w:rFonts w:ascii="Wingdings" w:hAnsi="Wingdings" w:hint="default"/>
+        <w:sz w:val="20"/>
+      </w:rPr>
+    </w:lvl>
+  </w:abstractNum>
+  <w:abstractNum w:abstractNumId="29" w15:restartNumberingAfterBreak="0">
+    <w:nsid w:val="46E928C7"/>
+    <w:multiLevelType w:val="multilevel"/>
+    <w:tmpl w:val="2A0C6BC0"/>
+    <w:lvl w:ilvl="0">
+      <w:start w:val="1"/>
+      <w:numFmt w:val="bullet"/>
+      <w:lvlText w:val=""/>
+      <w:lvlJc w:val="left"/>
+      <w:pPr>
+        <w:tabs>
+          <w:tab w:val="num" w:pos="720"/>
+        </w:tabs>
+        <w:ind w:left="720" w:hanging="360"/>
+      </w:pPr>
+      <w:rPr>
+        <w:rFonts w:ascii="Symbol" w:hAnsi="Symbol" w:hint="default"/>
+        <w:sz w:val="20"/>
+      </w:rPr>
+    </w:lvl>
+    <w:lvl w:ilvl="1" w:tentative="1">
+      <w:start w:val="1"/>
+      <w:numFmt w:val="bullet"/>
+      <w:lvlText w:val="o"/>
+      <w:lvlJc w:val="left"/>
+      <w:pPr>
+        <w:tabs>
+          <w:tab w:val="num" w:pos="1440"/>
+        </w:tabs>
+        <w:ind w:left="1440" w:hanging="360"/>
+      </w:pPr>
+      <w:rPr>
+        <w:rFonts w:ascii="Courier New" w:hAnsi="Courier New" w:hint="default"/>
+        <w:sz w:val="20"/>
+      </w:rPr>
+    </w:lvl>
+    <w:lvl w:ilvl="2" w:tentative="1">
+      <w:start w:val="1"/>
+      <w:numFmt w:val="bullet"/>
+      <w:lvlText w:val=""/>
+      <w:lvlJc w:val="left"/>
+      <w:pPr>
+        <w:tabs>
+          <w:tab w:val="num" w:pos="2160"/>
+        </w:tabs>
+        <w:ind w:left="2160" w:hanging="360"/>
+      </w:pPr>
+      <w:rPr>
+        <w:rFonts w:ascii="Wingdings" w:hAnsi="Wingdings" w:hint="default"/>
+        <w:sz w:val="20"/>
+      </w:rPr>
+    </w:lvl>
+    <w:lvl w:ilvl="3" w:tentative="1">
+      <w:start w:val="1"/>
+      <w:numFmt w:val="bullet"/>
+      <w:lvlText w:val=""/>
+      <w:lvlJc w:val="left"/>
+      <w:pPr>
+        <w:tabs>
+          <w:tab w:val="num" w:pos="2880"/>
+        </w:tabs>
+        <w:ind w:left="2880" w:hanging="360"/>
+      </w:pPr>
+      <w:rPr>
+        <w:rFonts w:ascii="Wingdings" w:hAnsi="Wingdings" w:hint="default"/>
+        <w:sz w:val="20"/>
+      </w:rPr>
+    </w:lvl>
+    <w:lvl w:ilvl="4" w:tentative="1">
+      <w:start w:val="1"/>
+      <w:numFmt w:val="bullet"/>
+      <w:lvlText w:val=""/>
+      <w:lvlJc w:val="left"/>
+      <w:pPr>
+        <w:tabs>
+          <w:tab w:val="num" w:pos="3600"/>
+        </w:tabs>
+        <w:ind w:left="3600" w:hanging="360"/>
+      </w:pPr>
+      <w:rPr>
+        <w:rFonts w:ascii="Wingdings" w:hAnsi="Wingdings" w:hint="default"/>
+        <w:sz w:val="20"/>
+      </w:rPr>
+    </w:lvl>
+    <w:lvl w:ilvl="5" w:tentative="1">
+      <w:start w:val="1"/>
+      <w:numFmt w:val="bullet"/>
+      <w:lvlText w:val=""/>
+      <w:lvlJc w:val="left"/>
+      <w:pPr>
+        <w:tabs>
+          <w:tab w:val="num" w:pos="4320"/>
+        </w:tabs>
+        <w:ind w:left="4320" w:hanging="360"/>
+      </w:pPr>
+      <w:rPr>
+        <w:rFonts w:ascii="Wingdings" w:hAnsi="Wingdings" w:hint="default"/>
+        <w:sz w:val="20"/>
+      </w:rPr>
+    </w:lvl>
+    <w:lvl w:ilvl="6" w:tentative="1">
+      <w:start w:val="1"/>
+      <w:numFmt w:val="bullet"/>
+      <w:lvlText w:val=""/>
+      <w:lvlJc w:val="left"/>
+      <w:pPr>
+        <w:tabs>
+          <w:tab w:val="num" w:pos="5040"/>
+        </w:tabs>
+        <w:ind w:left="5040" w:hanging="360"/>
+      </w:pPr>
+      <w:rPr>
+        <w:rFonts w:ascii="Wingdings" w:hAnsi="Wingdings" w:hint="default"/>
+        <w:sz w:val="20"/>
+      </w:rPr>
+    </w:lvl>
+    <w:lvl w:ilvl="7" w:tentative="1">
+      <w:start w:val="1"/>
+      <w:numFmt w:val="bullet"/>
+      <w:lvlText w:val=""/>
+      <w:lvlJc w:val="left"/>
+      <w:pPr>
+        <w:tabs>
+          <w:tab w:val="num" w:pos="5760"/>
+        </w:tabs>
+        <w:ind w:left="5760" w:hanging="360"/>
+      </w:pPr>
+      <w:rPr>
+        <w:rFonts w:ascii="Wingdings" w:hAnsi="Wingdings" w:hint="default"/>
+        <w:sz w:val="20"/>
+      </w:rPr>
+    </w:lvl>
+    <w:lvl w:ilvl="8" w:tentative="1">
+      <w:start w:val="1"/>
+      <w:numFmt w:val="bullet"/>
+      <w:lvlText w:val=""/>
+      <w:lvlJc w:val="left"/>
+      <w:pPr>
+        <w:tabs>
+          <w:tab w:val="num" w:pos="6480"/>
+        </w:tabs>
+        <w:ind w:left="6480" w:hanging="360"/>
+      </w:pPr>
+      <w:rPr>
+        <w:rFonts w:ascii="Wingdings" w:hAnsi="Wingdings" w:hint="default"/>
+        <w:sz w:val="20"/>
+      </w:rPr>
+    </w:lvl>
+  </w:abstractNum>
+  <w:abstractNum w:abstractNumId="30" w15:restartNumberingAfterBreak="0">
     <w:nsid w:val="480C2E54"/>
     <w:multiLevelType w:val="multilevel"/>
     <w:tmpl w:val="F6DE52CE"/>
@@ -5494,7 +6978,7 @@
       </w:rPr>
     </w:lvl>
   </w:abstractNum>
-  <w:abstractNum w:abstractNumId="20" w15:restartNumberingAfterBreak="0">
+  <w:abstractNum w:abstractNumId="31" w15:restartNumberingAfterBreak="0">
     <w:nsid w:val="4A112104"/>
     <w:multiLevelType w:val="multilevel"/>
     <w:tmpl w:val="7A487ABE"/>
@@ -5643,7 +7127,454 @@
       </w:rPr>
     </w:lvl>
   </w:abstractNum>
-  <w:abstractNum w:abstractNumId="21" w15:restartNumberingAfterBreak="0">
+  <w:abstractNum w:abstractNumId="32" w15:restartNumberingAfterBreak="0">
+    <w:nsid w:val="4AA27AA2"/>
+    <w:multiLevelType w:val="multilevel"/>
+    <w:tmpl w:val="BC602B2C"/>
+    <w:lvl w:ilvl="0">
+      <w:start w:val="1"/>
+      <w:numFmt w:val="bullet"/>
+      <w:lvlText w:val=""/>
+      <w:lvlJc w:val="left"/>
+      <w:pPr>
+        <w:tabs>
+          <w:tab w:val="num" w:pos="720"/>
+        </w:tabs>
+        <w:ind w:left="720" w:hanging="360"/>
+      </w:pPr>
+      <w:rPr>
+        <w:rFonts w:ascii="Symbol" w:hAnsi="Symbol" w:hint="default"/>
+        <w:sz w:val="20"/>
+      </w:rPr>
+    </w:lvl>
+    <w:lvl w:ilvl="1" w:tentative="1">
+      <w:start w:val="1"/>
+      <w:numFmt w:val="bullet"/>
+      <w:lvlText w:val="o"/>
+      <w:lvlJc w:val="left"/>
+      <w:pPr>
+        <w:tabs>
+          <w:tab w:val="num" w:pos="1440"/>
+        </w:tabs>
+        <w:ind w:left="1440" w:hanging="360"/>
+      </w:pPr>
+      <w:rPr>
+        <w:rFonts w:ascii="Courier New" w:hAnsi="Courier New" w:hint="default"/>
+        <w:sz w:val="20"/>
+      </w:rPr>
+    </w:lvl>
+    <w:lvl w:ilvl="2" w:tentative="1">
+      <w:start w:val="1"/>
+      <w:numFmt w:val="bullet"/>
+      <w:lvlText w:val=""/>
+      <w:lvlJc w:val="left"/>
+      <w:pPr>
+        <w:tabs>
+          <w:tab w:val="num" w:pos="2160"/>
+        </w:tabs>
+        <w:ind w:left="2160" w:hanging="360"/>
+      </w:pPr>
+      <w:rPr>
+        <w:rFonts w:ascii="Wingdings" w:hAnsi="Wingdings" w:hint="default"/>
+        <w:sz w:val="20"/>
+      </w:rPr>
+    </w:lvl>
+    <w:lvl w:ilvl="3" w:tentative="1">
+      <w:start w:val="1"/>
+      <w:numFmt w:val="bullet"/>
+      <w:lvlText w:val=""/>
+      <w:lvlJc w:val="left"/>
+      <w:pPr>
+        <w:tabs>
+          <w:tab w:val="num" w:pos="2880"/>
+        </w:tabs>
+        <w:ind w:left="2880" w:hanging="360"/>
+      </w:pPr>
+      <w:rPr>
+        <w:rFonts w:ascii="Wingdings" w:hAnsi="Wingdings" w:hint="default"/>
+        <w:sz w:val="20"/>
+      </w:rPr>
+    </w:lvl>
+    <w:lvl w:ilvl="4" w:tentative="1">
+      <w:start w:val="1"/>
+      <w:numFmt w:val="bullet"/>
+      <w:lvlText w:val=""/>
+      <w:lvlJc w:val="left"/>
+      <w:pPr>
+        <w:tabs>
+          <w:tab w:val="num" w:pos="3600"/>
+        </w:tabs>
+        <w:ind w:left="3600" w:hanging="360"/>
+      </w:pPr>
+      <w:rPr>
+        <w:rFonts w:ascii="Wingdings" w:hAnsi="Wingdings" w:hint="default"/>
+        <w:sz w:val="20"/>
+      </w:rPr>
+    </w:lvl>
+    <w:lvl w:ilvl="5" w:tentative="1">
+      <w:start w:val="1"/>
+      <w:numFmt w:val="bullet"/>
+      <w:lvlText w:val=""/>
+      <w:lvlJc w:val="left"/>
+      <w:pPr>
+        <w:tabs>
+          <w:tab w:val="num" w:pos="4320"/>
+        </w:tabs>
+        <w:ind w:left="4320" w:hanging="360"/>
+      </w:pPr>
+      <w:rPr>
+        <w:rFonts w:ascii="Wingdings" w:hAnsi="Wingdings" w:hint="default"/>
+        <w:sz w:val="20"/>
+      </w:rPr>
+    </w:lvl>
+    <w:lvl w:ilvl="6" w:tentative="1">
+      <w:start w:val="1"/>
+      <w:numFmt w:val="bullet"/>
+      <w:lvlText w:val=""/>
+      <w:lvlJc w:val="left"/>
+      <w:pPr>
+        <w:tabs>
+          <w:tab w:val="num" w:pos="5040"/>
+        </w:tabs>
+        <w:ind w:left="5040" w:hanging="360"/>
+      </w:pPr>
+      <w:rPr>
+        <w:rFonts w:ascii="Wingdings" w:hAnsi="Wingdings" w:hint="default"/>
+        <w:sz w:val="20"/>
+      </w:rPr>
+    </w:lvl>
+    <w:lvl w:ilvl="7" w:tentative="1">
+      <w:start w:val="1"/>
+      <w:numFmt w:val="bullet"/>
+      <w:lvlText w:val=""/>
+      <w:lvlJc w:val="left"/>
+      <w:pPr>
+        <w:tabs>
+          <w:tab w:val="num" w:pos="5760"/>
+        </w:tabs>
+        <w:ind w:left="5760" w:hanging="360"/>
+      </w:pPr>
+      <w:rPr>
+        <w:rFonts w:ascii="Wingdings" w:hAnsi="Wingdings" w:hint="default"/>
+        <w:sz w:val="20"/>
+      </w:rPr>
+    </w:lvl>
+    <w:lvl w:ilvl="8" w:tentative="1">
+      <w:start w:val="1"/>
+      <w:numFmt w:val="bullet"/>
+      <w:lvlText w:val=""/>
+      <w:lvlJc w:val="left"/>
+      <w:pPr>
+        <w:tabs>
+          <w:tab w:val="num" w:pos="6480"/>
+        </w:tabs>
+        <w:ind w:left="6480" w:hanging="360"/>
+      </w:pPr>
+      <w:rPr>
+        <w:rFonts w:ascii="Wingdings" w:hAnsi="Wingdings" w:hint="default"/>
+        <w:sz w:val="20"/>
+      </w:rPr>
+    </w:lvl>
+  </w:abstractNum>
+  <w:abstractNum w:abstractNumId="33" w15:restartNumberingAfterBreak="0">
+    <w:nsid w:val="4AF56AE2"/>
+    <w:multiLevelType w:val="multilevel"/>
+    <w:tmpl w:val="68CA7A80"/>
+    <w:lvl w:ilvl="0">
+      <w:start w:val="1"/>
+      <w:numFmt w:val="bullet"/>
+      <w:lvlText w:val=""/>
+      <w:lvlJc w:val="left"/>
+      <w:pPr>
+        <w:tabs>
+          <w:tab w:val="num" w:pos="720"/>
+        </w:tabs>
+        <w:ind w:left="720" w:hanging="360"/>
+      </w:pPr>
+      <w:rPr>
+        <w:rFonts w:ascii="Symbol" w:hAnsi="Symbol" w:hint="default"/>
+        <w:sz w:val="20"/>
+      </w:rPr>
+    </w:lvl>
+    <w:lvl w:ilvl="1" w:tentative="1">
+      <w:start w:val="1"/>
+      <w:numFmt w:val="bullet"/>
+      <w:lvlText w:val="o"/>
+      <w:lvlJc w:val="left"/>
+      <w:pPr>
+        <w:tabs>
+          <w:tab w:val="num" w:pos="1440"/>
+        </w:tabs>
+        <w:ind w:left="1440" w:hanging="360"/>
+      </w:pPr>
+      <w:rPr>
+        <w:rFonts w:ascii="Courier New" w:hAnsi="Courier New" w:hint="default"/>
+        <w:sz w:val="20"/>
+      </w:rPr>
+    </w:lvl>
+    <w:lvl w:ilvl="2" w:tentative="1">
+      <w:start w:val="1"/>
+      <w:numFmt w:val="bullet"/>
+      <w:lvlText w:val=""/>
+      <w:lvlJc w:val="left"/>
+      <w:pPr>
+        <w:tabs>
+          <w:tab w:val="num" w:pos="2160"/>
+        </w:tabs>
+        <w:ind w:left="2160" w:hanging="360"/>
+      </w:pPr>
+      <w:rPr>
+        <w:rFonts w:ascii="Wingdings" w:hAnsi="Wingdings" w:hint="default"/>
+        <w:sz w:val="20"/>
+      </w:rPr>
+    </w:lvl>
+    <w:lvl w:ilvl="3" w:tentative="1">
+      <w:start w:val="1"/>
+      <w:numFmt w:val="bullet"/>
+      <w:lvlText w:val=""/>
+      <w:lvlJc w:val="left"/>
+      <w:pPr>
+        <w:tabs>
+          <w:tab w:val="num" w:pos="2880"/>
+        </w:tabs>
+        <w:ind w:left="2880" w:hanging="360"/>
+      </w:pPr>
+      <w:rPr>
+        <w:rFonts w:ascii="Wingdings" w:hAnsi="Wingdings" w:hint="default"/>
+        <w:sz w:val="20"/>
+      </w:rPr>
+    </w:lvl>
+    <w:lvl w:ilvl="4" w:tentative="1">
+      <w:start w:val="1"/>
+      <w:numFmt w:val="bullet"/>
+      <w:lvlText w:val=""/>
+      <w:lvlJc w:val="left"/>
+      <w:pPr>
+        <w:tabs>
+          <w:tab w:val="num" w:pos="3600"/>
+        </w:tabs>
+        <w:ind w:left="3600" w:hanging="360"/>
+      </w:pPr>
+      <w:rPr>
+        <w:rFonts w:ascii="Wingdings" w:hAnsi="Wingdings" w:hint="default"/>
+        <w:sz w:val="20"/>
+      </w:rPr>
+    </w:lvl>
+    <w:lvl w:ilvl="5" w:tentative="1">
+      <w:start w:val="1"/>
+      <w:numFmt w:val="bullet"/>
+      <w:lvlText w:val=""/>
+      <w:lvlJc w:val="left"/>
+      <w:pPr>
+        <w:tabs>
+          <w:tab w:val="num" w:pos="4320"/>
+        </w:tabs>
+        <w:ind w:left="4320" w:hanging="360"/>
+      </w:pPr>
+      <w:rPr>
+        <w:rFonts w:ascii="Wingdings" w:hAnsi="Wingdings" w:hint="default"/>
+        <w:sz w:val="20"/>
+      </w:rPr>
+    </w:lvl>
+    <w:lvl w:ilvl="6" w:tentative="1">
+      <w:start w:val="1"/>
+      <w:numFmt w:val="bullet"/>
+      <w:lvlText w:val=""/>
+      <w:lvlJc w:val="left"/>
+      <w:pPr>
+        <w:tabs>
+          <w:tab w:val="num" w:pos="5040"/>
+        </w:tabs>
+        <w:ind w:left="5040" w:hanging="360"/>
+      </w:pPr>
+      <w:rPr>
+        <w:rFonts w:ascii="Wingdings" w:hAnsi="Wingdings" w:hint="default"/>
+        <w:sz w:val="20"/>
+      </w:rPr>
+    </w:lvl>
+    <w:lvl w:ilvl="7" w:tentative="1">
+      <w:start w:val="1"/>
+      <w:numFmt w:val="bullet"/>
+      <w:lvlText w:val=""/>
+      <w:lvlJc w:val="left"/>
+      <w:pPr>
+        <w:tabs>
+          <w:tab w:val="num" w:pos="5760"/>
+        </w:tabs>
+        <w:ind w:left="5760" w:hanging="360"/>
+      </w:pPr>
+      <w:rPr>
+        <w:rFonts w:ascii="Wingdings" w:hAnsi="Wingdings" w:hint="default"/>
+        <w:sz w:val="20"/>
+      </w:rPr>
+    </w:lvl>
+    <w:lvl w:ilvl="8" w:tentative="1">
+      <w:start w:val="1"/>
+      <w:numFmt w:val="bullet"/>
+      <w:lvlText w:val=""/>
+      <w:lvlJc w:val="left"/>
+      <w:pPr>
+        <w:tabs>
+          <w:tab w:val="num" w:pos="6480"/>
+        </w:tabs>
+        <w:ind w:left="6480" w:hanging="360"/>
+      </w:pPr>
+      <w:rPr>
+        <w:rFonts w:ascii="Wingdings" w:hAnsi="Wingdings" w:hint="default"/>
+        <w:sz w:val="20"/>
+      </w:rPr>
+    </w:lvl>
+  </w:abstractNum>
+  <w:abstractNum w:abstractNumId="34" w15:restartNumberingAfterBreak="0">
+    <w:nsid w:val="4B011AF1"/>
+    <w:multiLevelType w:val="multilevel"/>
+    <w:tmpl w:val="933C0318"/>
+    <w:lvl w:ilvl="0">
+      <w:start w:val="1"/>
+      <w:numFmt w:val="bullet"/>
+      <w:lvlText w:val=""/>
+      <w:lvlJc w:val="left"/>
+      <w:pPr>
+        <w:tabs>
+          <w:tab w:val="num" w:pos="720"/>
+        </w:tabs>
+        <w:ind w:left="720" w:hanging="360"/>
+      </w:pPr>
+      <w:rPr>
+        <w:rFonts w:ascii="Symbol" w:hAnsi="Symbol" w:hint="default"/>
+        <w:sz w:val="20"/>
+      </w:rPr>
+    </w:lvl>
+    <w:lvl w:ilvl="1" w:tentative="1">
+      <w:start w:val="1"/>
+      <w:numFmt w:val="bullet"/>
+      <w:lvlText w:val="o"/>
+      <w:lvlJc w:val="left"/>
+      <w:pPr>
+        <w:tabs>
+          <w:tab w:val="num" w:pos="1440"/>
+        </w:tabs>
+        <w:ind w:left="1440" w:hanging="360"/>
+      </w:pPr>
+      <w:rPr>
+        <w:rFonts w:ascii="Courier New" w:hAnsi="Courier New" w:hint="default"/>
+        <w:sz w:val="20"/>
+      </w:rPr>
+    </w:lvl>
+    <w:lvl w:ilvl="2" w:tentative="1">
+      <w:start w:val="1"/>
+      <w:numFmt w:val="bullet"/>
+      <w:lvlText w:val=""/>
+      <w:lvlJc w:val="left"/>
+      <w:pPr>
+        <w:tabs>
+          <w:tab w:val="num" w:pos="2160"/>
+        </w:tabs>
+        <w:ind w:left="2160" w:hanging="360"/>
+      </w:pPr>
+      <w:rPr>
+        <w:rFonts w:ascii="Wingdings" w:hAnsi="Wingdings" w:hint="default"/>
+        <w:sz w:val="20"/>
+      </w:rPr>
+    </w:lvl>
+    <w:lvl w:ilvl="3" w:tentative="1">
+      <w:start w:val="1"/>
+      <w:numFmt w:val="bullet"/>
+      <w:lvlText w:val=""/>
+      <w:lvlJc w:val="left"/>
+      <w:pPr>
+        <w:tabs>
+          <w:tab w:val="num" w:pos="2880"/>
+        </w:tabs>
+        <w:ind w:left="2880" w:hanging="360"/>
+      </w:pPr>
+      <w:rPr>
+        <w:rFonts w:ascii="Wingdings" w:hAnsi="Wingdings" w:hint="default"/>
+        <w:sz w:val="20"/>
+      </w:rPr>
+    </w:lvl>
+    <w:lvl w:ilvl="4" w:tentative="1">
+      <w:start w:val="1"/>
+      <w:numFmt w:val="bullet"/>
+      <w:lvlText w:val=""/>
+      <w:lvlJc w:val="left"/>
+      <w:pPr>
+        <w:tabs>
+          <w:tab w:val="num" w:pos="3600"/>
+        </w:tabs>
+        <w:ind w:left="3600" w:hanging="360"/>
+      </w:pPr>
+      <w:rPr>
+        <w:rFonts w:ascii="Wingdings" w:hAnsi="Wingdings" w:hint="default"/>
+        <w:sz w:val="20"/>
+      </w:rPr>
+    </w:lvl>
+    <w:lvl w:ilvl="5" w:tentative="1">
+      <w:start w:val="1"/>
+      <w:numFmt w:val="bullet"/>
+      <w:lvlText w:val=""/>
+      <w:lvlJc w:val="left"/>
+      <w:pPr>
+        <w:tabs>
+          <w:tab w:val="num" w:pos="4320"/>
+        </w:tabs>
+        <w:ind w:left="4320" w:hanging="360"/>
+      </w:pPr>
+      <w:rPr>
+        <w:rFonts w:ascii="Wingdings" w:hAnsi="Wingdings" w:hint="default"/>
+        <w:sz w:val="20"/>
+      </w:rPr>
+    </w:lvl>
+    <w:lvl w:ilvl="6" w:tentative="1">
+      <w:start w:val="1"/>
+      <w:numFmt w:val="bullet"/>
+      <w:lvlText w:val=""/>
+      <w:lvlJc w:val="left"/>
+      <w:pPr>
+        <w:tabs>
+          <w:tab w:val="num" w:pos="5040"/>
+        </w:tabs>
+        <w:ind w:left="5040" w:hanging="360"/>
+      </w:pPr>
+      <w:rPr>
+        <w:rFonts w:ascii="Wingdings" w:hAnsi="Wingdings" w:hint="default"/>
+        <w:sz w:val="20"/>
+      </w:rPr>
+    </w:lvl>
+    <w:lvl w:ilvl="7" w:tentative="1">
+      <w:start w:val="1"/>
+      <w:numFmt w:val="bullet"/>
+      <w:lvlText w:val=""/>
+      <w:lvlJc w:val="left"/>
+      <w:pPr>
+        <w:tabs>
+          <w:tab w:val="num" w:pos="5760"/>
+        </w:tabs>
+        <w:ind w:left="5760" w:hanging="360"/>
+      </w:pPr>
+      <w:rPr>
+        <w:rFonts w:ascii="Wingdings" w:hAnsi="Wingdings" w:hint="default"/>
+        <w:sz w:val="20"/>
+      </w:rPr>
+    </w:lvl>
+    <w:lvl w:ilvl="8" w:tentative="1">
+      <w:start w:val="1"/>
+      <w:numFmt w:val="bullet"/>
+      <w:lvlText w:val=""/>
+      <w:lvlJc w:val="left"/>
+      <w:pPr>
+        <w:tabs>
+          <w:tab w:val="num" w:pos="6480"/>
+        </w:tabs>
+        <w:ind w:left="6480" w:hanging="360"/>
+      </w:pPr>
+      <w:rPr>
+        <w:rFonts w:ascii="Wingdings" w:hAnsi="Wingdings" w:hint="default"/>
+        <w:sz w:val="20"/>
+      </w:rPr>
+    </w:lvl>
+  </w:abstractNum>
+  <w:abstractNum w:abstractNumId="35" w15:restartNumberingAfterBreak="0">
     <w:nsid w:val="4D5A38C6"/>
     <w:multiLevelType w:val="multilevel"/>
     <w:tmpl w:val="9AE6FF66"/>
@@ -5792,7 +7723,7 @@
       </w:rPr>
     </w:lvl>
   </w:abstractNum>
-  <w:abstractNum w:abstractNumId="22" w15:restartNumberingAfterBreak="0">
+  <w:abstractNum w:abstractNumId="36" w15:restartNumberingAfterBreak="0">
     <w:nsid w:val="4EFC524A"/>
     <w:multiLevelType w:val="multilevel"/>
     <w:tmpl w:val="29E22EB2"/>
@@ -5941,7 +7872,120 @@
       </w:rPr>
     </w:lvl>
   </w:abstractNum>
-  <w:abstractNum w:abstractNumId="23" w15:restartNumberingAfterBreak="0">
+  <w:abstractNum w:abstractNumId="37" w15:restartNumberingAfterBreak="0">
+    <w:nsid w:val="56C10058"/>
+    <w:multiLevelType w:val="multilevel"/>
+    <w:tmpl w:val="CBB805AC"/>
+    <w:lvl w:ilvl="0">
+      <w:start w:val="4"/>
+      <w:numFmt w:val="decimal"/>
+      <w:lvlText w:val="%1."/>
+      <w:lvlJc w:val="left"/>
+      <w:pPr>
+        <w:tabs>
+          <w:tab w:val="num" w:pos="720"/>
+        </w:tabs>
+        <w:ind w:left="720" w:hanging="360"/>
+      </w:pPr>
+    </w:lvl>
+    <w:lvl w:ilvl="1" w:tentative="1">
+      <w:start w:val="1"/>
+      <w:numFmt w:val="decimal"/>
+      <w:lvlText w:val="%2."/>
+      <w:lvlJc w:val="left"/>
+      <w:pPr>
+        <w:tabs>
+          <w:tab w:val="num" w:pos="1440"/>
+        </w:tabs>
+        <w:ind w:left="1440" w:hanging="360"/>
+      </w:pPr>
+    </w:lvl>
+    <w:lvl w:ilvl="2" w:tentative="1">
+      <w:start w:val="1"/>
+      <w:numFmt w:val="decimal"/>
+      <w:lvlText w:val="%3."/>
+      <w:lvlJc w:val="left"/>
+      <w:pPr>
+        <w:tabs>
+          <w:tab w:val="num" w:pos="2160"/>
+        </w:tabs>
+        <w:ind w:left="2160" w:hanging="360"/>
+      </w:pPr>
+    </w:lvl>
+    <w:lvl w:ilvl="3" w:tentative="1">
+      <w:start w:val="1"/>
+      <w:numFmt w:val="decimal"/>
+      <w:lvlText w:val="%4."/>
+      <w:lvlJc w:val="left"/>
+      <w:pPr>
+        <w:tabs>
+          <w:tab w:val="num" w:pos="2880"/>
+        </w:tabs>
+        <w:ind w:left="2880" w:hanging="360"/>
+      </w:pPr>
+    </w:lvl>
+    <w:lvl w:ilvl="4" w:tentative="1">
+      <w:start w:val="1"/>
+      <w:numFmt w:val="decimal"/>
+      <w:lvlText w:val="%5."/>
+      <w:lvlJc w:val="left"/>
+      <w:pPr>
+        <w:tabs>
+          <w:tab w:val="num" w:pos="3600"/>
+        </w:tabs>
+        <w:ind w:left="3600" w:hanging="360"/>
+      </w:pPr>
+    </w:lvl>
+    <w:lvl w:ilvl="5" w:tentative="1">
+      <w:start w:val="1"/>
+      <w:numFmt w:val="decimal"/>
+      <w:lvlText w:val="%6."/>
+      <w:lvlJc w:val="left"/>
+      <w:pPr>
+        <w:tabs>
+          <w:tab w:val="num" w:pos="4320"/>
+        </w:tabs>
+        <w:ind w:left="4320" w:hanging="360"/>
+      </w:pPr>
+    </w:lvl>
+    <w:lvl w:ilvl="6" w:tentative="1">
+      <w:start w:val="1"/>
+      <w:numFmt w:val="decimal"/>
+      <w:lvlText w:val="%7."/>
+      <w:lvlJc w:val="left"/>
+      <w:pPr>
+        <w:tabs>
+          <w:tab w:val="num" w:pos="5040"/>
+        </w:tabs>
+        <w:ind w:left="5040" w:hanging="360"/>
+      </w:pPr>
+    </w:lvl>
+    <w:lvl w:ilvl="7" w:tentative="1">
+      <w:start w:val="1"/>
+      <w:numFmt w:val="decimal"/>
+      <w:lvlText w:val="%8."/>
+      <w:lvlJc w:val="left"/>
+      <w:pPr>
+        <w:tabs>
+          <w:tab w:val="num" w:pos="5760"/>
+        </w:tabs>
+        <w:ind w:left="5760" w:hanging="360"/>
+      </w:pPr>
+    </w:lvl>
+    <w:lvl w:ilvl="8" w:tentative="1">
+      <w:start w:val="1"/>
+      <w:numFmt w:val="decimal"/>
+      <w:lvlText w:val="%9."/>
+      <w:lvlJc w:val="left"/>
+      <w:pPr>
+        <w:tabs>
+          <w:tab w:val="num" w:pos="6480"/>
+        </w:tabs>
+        <w:ind w:left="6480" w:hanging="360"/>
+      </w:pPr>
+    </w:lvl>
+  </w:abstractNum>
+  <w:abstractNum w:abstractNumId="38" w15:restartNumberingAfterBreak="0">
     <w:nsid w:val="57DC4B1E"/>
     <w:multiLevelType w:val="multilevel"/>
     <w:tmpl w:val="0270CDE2"/>
@@ -6090,7 +8134,7 @@
       </w:rPr>
     </w:lvl>
   </w:abstractNum>
-  <w:abstractNum w:abstractNumId="24" w15:restartNumberingAfterBreak="0">
+  <w:abstractNum w:abstractNumId="39" w15:restartNumberingAfterBreak="0">
     <w:nsid w:val="582268DB"/>
     <w:multiLevelType w:val="multilevel"/>
     <w:tmpl w:val="D7CAE482"/>
@@ -6239,7 +8283,7 @@
       </w:rPr>
     </w:lvl>
   </w:abstractNum>
-  <w:abstractNum w:abstractNumId="25" w15:restartNumberingAfterBreak="0">
+  <w:abstractNum w:abstractNumId="40" w15:restartNumberingAfterBreak="0">
     <w:nsid w:val="59F841B5"/>
     <w:multiLevelType w:val="multilevel"/>
     <w:tmpl w:val="FA46063C"/>
@@ -6388,7 +8432,7 @@
       </w:rPr>
     </w:lvl>
   </w:abstractNum>
-  <w:abstractNum w:abstractNumId="26" w15:restartNumberingAfterBreak="0">
+  <w:abstractNum w:abstractNumId="41" w15:restartNumberingAfterBreak="0">
     <w:nsid w:val="5AEE29E8"/>
     <w:multiLevelType w:val="multilevel"/>
     <w:tmpl w:val="CBE2229C"/>
@@ -6537,7 +8581,7 @@
       </w:rPr>
     </w:lvl>
   </w:abstractNum>
-  <w:abstractNum w:abstractNumId="27" w15:restartNumberingAfterBreak="0">
+  <w:abstractNum w:abstractNumId="42" w15:restartNumberingAfterBreak="0">
     <w:nsid w:val="68653A0D"/>
     <w:multiLevelType w:val="multilevel"/>
     <w:tmpl w:val="9CD0576C"/>
@@ -6686,7 +8730,7 @@
       </w:rPr>
     </w:lvl>
   </w:abstractNum>
-  <w:abstractNum w:abstractNumId="28" w15:restartNumberingAfterBreak="0">
+  <w:abstractNum w:abstractNumId="43" w15:restartNumberingAfterBreak="0">
     <w:nsid w:val="6A631B7C"/>
     <w:multiLevelType w:val="multilevel"/>
     <w:tmpl w:val="572486C4"/>
@@ -6835,7 +8879,7 @@
       </w:rPr>
     </w:lvl>
   </w:abstractNum>
-  <w:abstractNum w:abstractNumId="29" w15:restartNumberingAfterBreak="0">
+  <w:abstractNum w:abstractNumId="44" w15:restartNumberingAfterBreak="0">
     <w:nsid w:val="6B3A5703"/>
     <w:multiLevelType w:val="multilevel"/>
     <w:tmpl w:val="8F900D42"/>
@@ -6948,7 +8992,7 @@
       </w:pPr>
     </w:lvl>
   </w:abstractNum>
-  <w:abstractNum w:abstractNumId="30" w15:restartNumberingAfterBreak="0">
+  <w:abstractNum w:abstractNumId="45" w15:restartNumberingAfterBreak="0">
     <w:nsid w:val="6E1A1917"/>
     <w:multiLevelType w:val="multilevel"/>
     <w:tmpl w:val="59C8BB84"/>
@@ -7097,7 +9141,156 @@
       </w:rPr>
     </w:lvl>
   </w:abstractNum>
-  <w:abstractNum w:abstractNumId="31" w15:restartNumberingAfterBreak="0">
+  <w:abstractNum w:abstractNumId="46" w15:restartNumberingAfterBreak="0">
+    <w:nsid w:val="72172CF5"/>
+    <w:multiLevelType w:val="multilevel"/>
+    <w:tmpl w:val="C00AF328"/>
+    <w:lvl w:ilvl="0">
+      <w:start w:val="1"/>
+      <w:numFmt w:val="bullet"/>
+      <w:lvlText w:val=""/>
+      <w:lvlJc w:val="left"/>
+      <w:pPr>
+        <w:tabs>
+          <w:tab w:val="num" w:pos="720"/>
+        </w:tabs>
+        <w:ind w:left="720" w:hanging="360"/>
+      </w:pPr>
+      <w:rPr>
+        <w:rFonts w:ascii="Symbol" w:hAnsi="Symbol" w:hint="default"/>
+        <w:sz w:val="20"/>
+      </w:rPr>
+    </w:lvl>
+    <w:lvl w:ilvl="1" w:tentative="1">
+      <w:start w:val="1"/>
+      <w:numFmt w:val="bullet"/>
+      <w:lvlText w:val="o"/>
+      <w:lvlJc w:val="left"/>
+      <w:pPr>
+        <w:tabs>
+          <w:tab w:val="num" w:pos="1440"/>
+        </w:tabs>
+        <w:ind w:left="1440" w:hanging="360"/>
+      </w:pPr>
+      <w:rPr>
+        <w:rFonts w:ascii="Courier New" w:hAnsi="Courier New" w:hint="default"/>
+        <w:sz w:val="20"/>
+      </w:rPr>
+    </w:lvl>
+    <w:lvl w:ilvl="2" w:tentative="1">
+      <w:start w:val="1"/>
+      <w:numFmt w:val="bullet"/>
+      <w:lvlText w:val=""/>
+      <w:lvlJc w:val="left"/>
+      <w:pPr>
+        <w:tabs>
+          <w:tab w:val="num" w:pos="2160"/>
+        </w:tabs>
+        <w:ind w:left="2160" w:hanging="360"/>
+      </w:pPr>
+      <w:rPr>
+        <w:rFonts w:ascii="Wingdings" w:hAnsi="Wingdings" w:hint="default"/>
+        <w:sz w:val="20"/>
+      </w:rPr>
+    </w:lvl>
+    <w:lvl w:ilvl="3" w:tentative="1">
+      <w:start w:val="1"/>
+      <w:numFmt w:val="bullet"/>
+      <w:lvlText w:val=""/>
+      <w:lvlJc w:val="left"/>
+      <w:pPr>
+        <w:tabs>
+          <w:tab w:val="num" w:pos="2880"/>
+        </w:tabs>
+        <w:ind w:left="2880" w:hanging="360"/>
+      </w:pPr>
+      <w:rPr>
+        <w:rFonts w:ascii="Wingdings" w:hAnsi="Wingdings" w:hint="default"/>
+        <w:sz w:val="20"/>
+      </w:rPr>
+    </w:lvl>
+    <w:lvl w:ilvl="4" w:tentative="1">
+      <w:start w:val="1"/>
+      <w:numFmt w:val="bullet"/>
+      <w:lvlText w:val=""/>
+      <w:lvlJc w:val="left"/>
+      <w:pPr>
+        <w:tabs>
+          <w:tab w:val="num" w:pos="3600"/>
+        </w:tabs>
+        <w:ind w:left="3600" w:hanging="360"/>
+      </w:pPr>
+      <w:rPr>
+        <w:rFonts w:ascii="Wingdings" w:hAnsi="Wingdings" w:hint="default"/>
+        <w:sz w:val="20"/>
+      </w:rPr>
+    </w:lvl>
+    <w:lvl w:ilvl="5" w:tentative="1">
+      <w:start w:val="1"/>
+      <w:numFmt w:val="bullet"/>
+      <w:lvlText w:val=""/>
+      <w:lvlJc w:val="left"/>
+      <w:pPr>
+        <w:tabs>
+          <w:tab w:val="num" w:pos="4320"/>
+        </w:tabs>
+        <w:ind w:left="4320" w:hanging="360"/>
+      </w:pPr>
+      <w:rPr>
+        <w:rFonts w:ascii="Wingdings" w:hAnsi="Wingdings" w:hint="default"/>
+        <w:sz w:val="20"/>
+      </w:rPr>
+    </w:lvl>
+    <w:lvl w:ilvl="6" w:tentative="1">
+      <w:start w:val="1"/>
+      <w:numFmt w:val="bullet"/>
+      <w:lvlText w:val=""/>
+      <w:lvlJc w:val="left"/>
+      <w:pPr>
+        <w:tabs>
+          <w:tab w:val="num" w:pos="5040"/>
+        </w:tabs>
+        <w:ind w:left="5040" w:hanging="360"/>
+      </w:pPr>
+      <w:rPr>
+        <w:rFonts w:ascii="Wingdings" w:hAnsi="Wingdings" w:hint="default"/>
+        <w:sz w:val="20"/>
+      </w:rPr>
+    </w:lvl>
+    <w:lvl w:ilvl="7" w:tentative="1">
+      <w:start w:val="1"/>
+      <w:numFmt w:val="bullet"/>
+      <w:lvlText w:val=""/>
+      <w:lvlJc w:val="left"/>
+      <w:pPr>
+        <w:tabs>
+          <w:tab w:val="num" w:pos="5760"/>
+        </w:tabs>
+        <w:ind w:left="5760" w:hanging="360"/>
+      </w:pPr>
+      <w:rPr>
+        <w:rFonts w:ascii="Wingdings" w:hAnsi="Wingdings" w:hint="default"/>
+        <w:sz w:val="20"/>
+      </w:rPr>
+    </w:lvl>
+    <w:lvl w:ilvl="8" w:tentative="1">
+      <w:start w:val="1"/>
+      <w:numFmt w:val="bullet"/>
+      <w:lvlText w:val=""/>
+      <w:lvlJc w:val="left"/>
+      <w:pPr>
+        <w:tabs>
+          <w:tab w:val="num" w:pos="6480"/>
+        </w:tabs>
+        <w:ind w:left="6480" w:hanging="360"/>
+      </w:pPr>
+      <w:rPr>
+        <w:rFonts w:ascii="Wingdings" w:hAnsi="Wingdings" w:hint="default"/>
+        <w:sz w:val="20"/>
+      </w:rPr>
+    </w:lvl>
+  </w:abstractNum>
+  <w:abstractNum w:abstractNumId="47" w15:restartNumberingAfterBreak="0">
     <w:nsid w:val="734C6A31"/>
     <w:multiLevelType w:val="multilevel"/>
     <w:tmpl w:val="5CDCE7D6"/>
@@ -7246,7 +9439,7 @@
       </w:rPr>
     </w:lvl>
   </w:abstractNum>
-  <w:abstractNum w:abstractNumId="32" w15:restartNumberingAfterBreak="0">
+  <w:abstractNum w:abstractNumId="48" w15:restartNumberingAfterBreak="0">
     <w:nsid w:val="7AFB3166"/>
     <w:multiLevelType w:val="multilevel"/>
     <w:tmpl w:val="9CC841A6"/>
@@ -7395,7 +9588,7 @@
       </w:rPr>
     </w:lvl>
   </w:abstractNum>
-  <w:abstractNum w:abstractNumId="33" w15:restartNumberingAfterBreak="0">
+  <w:abstractNum w:abstractNumId="49" w15:restartNumberingAfterBreak="0">
     <w:nsid w:val="7B553A85"/>
     <w:multiLevelType w:val="multilevel"/>
     <w:tmpl w:val="712E70EA"/>
@@ -7544,7 +9737,156 @@
       </w:rPr>
     </w:lvl>
   </w:abstractNum>
-  <w:abstractNum w:abstractNumId="34" w15:restartNumberingAfterBreak="0">
+  <w:abstractNum w:abstractNumId="50" w15:restartNumberingAfterBreak="0">
+    <w:nsid w:val="7C830DBE"/>
+    <w:multiLevelType w:val="multilevel"/>
+    <w:tmpl w:val="AAD08D9C"/>
+    <w:lvl w:ilvl="0">
+      <w:start w:val="1"/>
+      <w:numFmt w:val="bullet"/>
+      <w:lvlText w:val=""/>
+      <w:lvlJc w:val="left"/>
+      <w:pPr>
+        <w:tabs>
+          <w:tab w:val="num" w:pos="720"/>
+        </w:tabs>
+        <w:ind w:left="720" w:hanging="360"/>
+      </w:pPr>
+      <w:rPr>
+        <w:rFonts w:ascii="Symbol" w:hAnsi="Symbol" w:hint="default"/>
+        <w:sz w:val="20"/>
+      </w:rPr>
+    </w:lvl>
+    <w:lvl w:ilvl="1" w:tentative="1">
+      <w:start w:val="1"/>
+      <w:numFmt w:val="bullet"/>
+      <w:lvlText w:val="o"/>
+      <w:lvlJc w:val="left"/>
+      <w:pPr>
+        <w:tabs>
+          <w:tab w:val="num" w:pos="1440"/>
+        </w:tabs>
+        <w:ind w:left="1440" w:hanging="360"/>
+      </w:pPr>
+      <w:rPr>
+        <w:rFonts w:ascii="Courier New" w:hAnsi="Courier New" w:hint="default"/>
+        <w:sz w:val="20"/>
+      </w:rPr>
+    </w:lvl>
+    <w:lvl w:ilvl="2" w:tentative="1">
+      <w:start w:val="1"/>
+      <w:numFmt w:val="bullet"/>
+      <w:lvlText w:val=""/>
+      <w:lvlJc w:val="left"/>
+      <w:pPr>
+        <w:tabs>
+          <w:tab w:val="num" w:pos="2160"/>
+        </w:tabs>
+        <w:ind w:left="2160" w:hanging="360"/>
+      </w:pPr>
+      <w:rPr>
+        <w:rFonts w:ascii="Wingdings" w:hAnsi="Wingdings" w:hint="default"/>
+        <w:sz w:val="20"/>
+      </w:rPr>
+    </w:lvl>
+    <w:lvl w:ilvl="3" w:tentative="1">
+      <w:start w:val="1"/>
+      <w:numFmt w:val="bullet"/>
+      <w:lvlText w:val=""/>
+      <w:lvlJc w:val="left"/>
+      <w:pPr>
+        <w:tabs>
+          <w:tab w:val="num" w:pos="2880"/>
+        </w:tabs>
+        <w:ind w:left="2880" w:hanging="360"/>
+      </w:pPr>
+      <w:rPr>
+        <w:rFonts w:ascii="Wingdings" w:hAnsi="Wingdings" w:hint="default"/>
+        <w:sz w:val="20"/>
+      </w:rPr>
+    </w:lvl>
+    <w:lvl w:ilvl="4" w:tentative="1">
+      <w:start w:val="1"/>
+      <w:numFmt w:val="bullet"/>
+      <w:lvlText w:val=""/>
+      <w:lvlJc w:val="left"/>
+      <w:pPr>
+        <w:tabs>
+          <w:tab w:val="num" w:pos="3600"/>
+        </w:tabs>
+        <w:ind w:left="3600" w:hanging="360"/>
+      </w:pPr>
+      <w:rPr>
+        <w:rFonts w:ascii="Wingdings" w:hAnsi="Wingdings" w:hint="default"/>
+        <w:sz w:val="20"/>
+      </w:rPr>
+    </w:lvl>
+    <w:lvl w:ilvl="5" w:tentative="1">
+      <w:start w:val="1"/>
+      <w:numFmt w:val="bullet"/>
+      <w:lvlText w:val=""/>
+      <w:lvlJc w:val="left"/>
+      <w:pPr>
+        <w:tabs>
+          <w:tab w:val="num" w:pos="4320"/>
+        </w:tabs>
+        <w:ind w:left="4320" w:hanging="360"/>
+      </w:pPr>
+      <w:rPr>
+        <w:rFonts w:ascii="Wingdings" w:hAnsi="Wingdings" w:hint="default"/>
+        <w:sz w:val="20"/>
+      </w:rPr>
+    </w:lvl>
+    <w:lvl w:ilvl="6" w:tentative="1">
+      <w:start w:val="1"/>
+      <w:numFmt w:val="bullet"/>
+      <w:lvlText w:val=""/>
+      <w:lvlJc w:val="left"/>
+      <w:pPr>
+        <w:tabs>
+          <w:tab w:val="num" w:pos="5040"/>
+        </w:tabs>
+        <w:ind w:left="5040" w:hanging="360"/>
+      </w:pPr>
+      <w:rPr>
+        <w:rFonts w:ascii="Wingdings" w:hAnsi="Wingdings" w:hint="default"/>
+        <w:sz w:val="20"/>
+      </w:rPr>
+    </w:lvl>
+    <w:lvl w:ilvl="7" w:tentative="1">
+      <w:start w:val="1"/>
+      <w:numFmt w:val="bullet"/>
+      <w:lvlText w:val=""/>
+      <w:lvlJc w:val="left"/>
+      <w:pPr>
+        <w:tabs>
+          <w:tab w:val="num" w:pos="5760"/>
+        </w:tabs>
+        <w:ind w:left="5760" w:hanging="360"/>
+      </w:pPr>
+      <w:rPr>
+        <w:rFonts w:ascii="Wingdings" w:hAnsi="Wingdings" w:hint="default"/>
+        <w:sz w:val="20"/>
+      </w:rPr>
+    </w:lvl>
+    <w:lvl w:ilvl="8" w:tentative="1">
+      <w:start w:val="1"/>
+      <w:numFmt w:val="bullet"/>
+      <w:lvlText w:val=""/>
+      <w:lvlJc w:val="left"/>
+      <w:pPr>
+        <w:tabs>
+          <w:tab w:val="num" w:pos="6480"/>
+        </w:tabs>
+        <w:ind w:left="6480" w:hanging="360"/>
+      </w:pPr>
+      <w:rPr>
+        <w:rFonts w:ascii="Wingdings" w:hAnsi="Wingdings" w:hint="default"/>
+        <w:sz w:val="20"/>
+      </w:rPr>
+    </w:lvl>
+  </w:abstractNum>
+  <w:abstractNum w:abstractNumId="51" w15:restartNumberingAfterBreak="0">
     <w:nsid w:val="7D724202"/>
     <w:multiLevelType w:val="multilevel"/>
     <w:tmpl w:val="F91EA11E"/>
@@ -7693,7 +10035,7 @@
       </w:rPr>
     </w:lvl>
   </w:abstractNum>
-  <w:abstractNum w:abstractNumId="35" w15:restartNumberingAfterBreak="0">
+  <w:abstractNum w:abstractNumId="52" w15:restartNumberingAfterBreak="0">
     <w:nsid w:val="7E7D467F"/>
     <w:multiLevelType w:val="multilevel"/>
     <w:tmpl w:val="645A6258"/>
@@ -7842,7 +10184,7 @@
       </w:rPr>
     </w:lvl>
   </w:abstractNum>
-  <w:abstractNum w:abstractNumId="36" w15:restartNumberingAfterBreak="0">
+  <w:abstractNum w:abstractNumId="53" w15:restartNumberingAfterBreak="0">
     <w:nsid w:val="7F6226F1"/>
     <w:multiLevelType w:val="multilevel"/>
     <w:tmpl w:val="5126AC26"/>
@@ -7992,115 +10334,166 @@
     </w:lvl>
   </w:abstractNum>
   <w:num w:numId="1" w16cid:durableId="1026833966">
-    <w:abstractNumId w:val="28"/>
+    <w:abstractNumId w:val="43"/>
   </w:num>
   <w:num w:numId="2" w16cid:durableId="1083991888">
-    <w:abstractNumId w:val="16"/>
+    <w:abstractNumId w:val="25"/>
   </w:num>
   <w:num w:numId="3" w16cid:durableId="178475106">
-    <w:abstractNumId w:val="18"/>
+    <w:abstractNumId w:val="27"/>
   </w:num>
   <w:num w:numId="4" w16cid:durableId="1834057144">
-    <w:abstractNumId w:val="32"/>
+    <w:abstractNumId w:val="48"/>
   </w:num>
   <w:num w:numId="5" w16cid:durableId="1344286319">
-    <w:abstractNumId w:val="21"/>
+    <w:abstractNumId w:val="35"/>
   </w:num>
   <w:num w:numId="6" w16cid:durableId="255334861">
-    <w:abstractNumId w:val="7"/>
+    <w:abstractNumId w:val="11"/>
   </w:num>
   <w:num w:numId="7" w16cid:durableId="1912110833">
-    <w:abstractNumId w:val="36"/>
+    <w:abstractNumId w:val="53"/>
   </w:num>
   <w:num w:numId="8" w16cid:durableId="692803903">
-    <w:abstractNumId w:val="17"/>
+    <w:abstractNumId w:val="26"/>
   </w:num>
   <w:num w:numId="9" w16cid:durableId="833881871">
-    <w:abstractNumId w:val="11"/>
+    <w:abstractNumId w:val="17"/>
   </w:num>
   <w:num w:numId="10" w16cid:durableId="328945889">
     <w:abstractNumId w:val="0"/>
   </w:num>
   <w:num w:numId="11" w16cid:durableId="1811248653">
-    <w:abstractNumId w:val="4"/>
+    <w:abstractNumId w:val="7"/>
   </w:num>
   <w:num w:numId="12" w16cid:durableId="1551377555">
-    <w:abstractNumId w:val="10"/>
+    <w:abstractNumId w:val="16"/>
   </w:num>
   <w:num w:numId="13" w16cid:durableId="78446799">
-    <w:abstractNumId w:val="24"/>
+    <w:abstractNumId w:val="39"/>
   </w:num>
   <w:num w:numId="14" w16cid:durableId="1501775099">
-    <w:abstractNumId w:val="15"/>
+    <w:abstractNumId w:val="23"/>
   </w:num>
   <w:num w:numId="15" w16cid:durableId="419521759">
-    <w:abstractNumId w:val="13"/>
+    <w:abstractNumId w:val="19"/>
   </w:num>
   <w:num w:numId="16" w16cid:durableId="1962684435">
     <w:abstractNumId w:val="1"/>
   </w:num>
   <w:num w:numId="17" w16cid:durableId="1126006405">
+    <w:abstractNumId w:val="14"/>
+  </w:num>
+  <w:num w:numId="18" w16cid:durableId="1229809156">
+    <w:abstractNumId w:val="51"/>
+  </w:num>
+  <w:num w:numId="19" w16cid:durableId="438570466">
+    <w:abstractNumId w:val="49"/>
+  </w:num>
+  <w:num w:numId="20" w16cid:durableId="176316522">
+    <w:abstractNumId w:val="30"/>
+  </w:num>
+  <w:num w:numId="21" w16cid:durableId="1253011121">
+    <w:abstractNumId w:val="9"/>
+  </w:num>
+  <w:num w:numId="22" w16cid:durableId="1739942062">
+    <w:abstractNumId w:val="36"/>
+  </w:num>
+  <w:num w:numId="23" w16cid:durableId="1646426310">
+    <w:abstractNumId w:val="20"/>
+  </w:num>
+  <w:num w:numId="24" w16cid:durableId="2095280715">
+    <w:abstractNumId w:val="18"/>
+  </w:num>
+  <w:num w:numId="25" w16cid:durableId="337126097">
+    <w:abstractNumId w:val="52"/>
+  </w:num>
+  <w:num w:numId="26" w16cid:durableId="1894001535">
+    <w:abstractNumId w:val="38"/>
+  </w:num>
+  <w:num w:numId="27" w16cid:durableId="905142730">
+    <w:abstractNumId w:val="40"/>
+  </w:num>
+  <w:num w:numId="28" w16cid:durableId="507985269">
+    <w:abstractNumId w:val="41"/>
+  </w:num>
+  <w:num w:numId="29" w16cid:durableId="579756247">
+    <w:abstractNumId w:val="42"/>
+  </w:num>
+  <w:num w:numId="30" w16cid:durableId="1514956435">
+    <w:abstractNumId w:val="47"/>
+  </w:num>
+  <w:num w:numId="31" w16cid:durableId="669335803">
+    <w:abstractNumId w:val="45"/>
+  </w:num>
+  <w:num w:numId="32" w16cid:durableId="319164099">
+    <w:abstractNumId w:val="15"/>
+  </w:num>
+  <w:num w:numId="33" w16cid:durableId="664666771">
+    <w:abstractNumId w:val="3"/>
+  </w:num>
+  <w:num w:numId="34" w16cid:durableId="2001957902">
+    <w:abstractNumId w:val="44"/>
+  </w:num>
+  <w:num w:numId="35" w16cid:durableId="410473932">
+    <w:abstractNumId w:val="6"/>
+  </w:num>
+  <w:num w:numId="36" w16cid:durableId="869876133">
+    <w:abstractNumId w:val="31"/>
+  </w:num>
+  <w:num w:numId="37" w16cid:durableId="2115586611">
+    <w:abstractNumId w:val="10"/>
+  </w:num>
+  <w:num w:numId="38" w16cid:durableId="258871078">
+    <w:abstractNumId w:val="2"/>
+  </w:num>
+  <w:num w:numId="39" w16cid:durableId="37365949">
+    <w:abstractNumId w:val="33"/>
+  </w:num>
+  <w:num w:numId="40" w16cid:durableId="1528566576">
+    <w:abstractNumId w:val="4"/>
+  </w:num>
+  <w:num w:numId="41" w16cid:durableId="272056746">
+    <w:abstractNumId w:val="29"/>
+  </w:num>
+  <w:num w:numId="42" w16cid:durableId="900676054">
+    <w:abstractNumId w:val="28"/>
+  </w:num>
+  <w:num w:numId="43" w16cid:durableId="2104375401">
+    <w:abstractNumId w:val="5"/>
+  </w:num>
+  <w:num w:numId="44" w16cid:durableId="16006942">
+    <w:abstractNumId w:val="34"/>
+  </w:num>
+  <w:num w:numId="45" w16cid:durableId="1375302369">
+    <w:abstractNumId w:val="21"/>
+  </w:num>
+  <w:num w:numId="46" w16cid:durableId="355811219">
+    <w:abstractNumId w:val="50"/>
+  </w:num>
+  <w:num w:numId="47" w16cid:durableId="373433274">
+    <w:abstractNumId w:val="24"/>
+  </w:num>
+  <w:num w:numId="48" w16cid:durableId="1162694201">
+    <w:abstractNumId w:val="32"/>
+  </w:num>
+  <w:num w:numId="49" w16cid:durableId="1704746810">
+    <w:abstractNumId w:val="22"/>
+  </w:num>
+  <w:num w:numId="50" w16cid:durableId="137384385">
+    <w:abstractNumId w:val="46"/>
+  </w:num>
+  <w:num w:numId="51" w16cid:durableId="23333576">
     <w:abstractNumId w:val="8"/>
   </w:num>
-  <w:num w:numId="18" w16cid:durableId="1229809156">
-    <w:abstractNumId w:val="34"/>
+  <w:num w:numId="52" w16cid:durableId="1947037770">
+    <w:abstractNumId w:val="37"/>
   </w:num>
-  <w:num w:numId="19" w16cid:durableId="438570466">
-    <w:abstractNumId w:val="33"/>
-  </w:num>
-  <w:num w:numId="20" w16cid:durableId="176316522">
-    <w:abstractNumId w:val="19"/>
-  </w:num>
-  <w:num w:numId="21" w16cid:durableId="1253011121">
-    <w:abstractNumId w:val="5"/>
-  </w:num>
-  <w:num w:numId="22" w16cid:durableId="1739942062">
-    <w:abstractNumId w:val="22"/>
-  </w:num>
-  <w:num w:numId="23" w16cid:durableId="1646426310">
-    <w:abstractNumId w:val="14"/>
-  </w:num>
-  <w:num w:numId="24" w16cid:durableId="2095280715">
+  <w:num w:numId="53" w16cid:durableId="400566635">
     <w:abstractNumId w:val="12"/>
   </w:num>
-  <w:num w:numId="25" w16cid:durableId="337126097">
-    <w:abstractNumId w:val="35"/>
-  </w:num>
-  <w:num w:numId="26" w16cid:durableId="1894001535">
-    <w:abstractNumId w:val="23"/>
-  </w:num>
-  <w:num w:numId="27" w16cid:durableId="905142730">
-    <w:abstractNumId w:val="25"/>
-  </w:num>
-  <w:num w:numId="28" w16cid:durableId="507985269">
-    <w:abstractNumId w:val="26"/>
-  </w:num>
-  <w:num w:numId="29" w16cid:durableId="579756247">
-    <w:abstractNumId w:val="27"/>
-  </w:num>
-  <w:num w:numId="30" w16cid:durableId="1514956435">
-    <w:abstractNumId w:val="31"/>
-  </w:num>
-  <w:num w:numId="31" w16cid:durableId="669335803">
-    <w:abstractNumId w:val="30"/>
-  </w:num>
-  <w:num w:numId="32" w16cid:durableId="319164099">
-    <w:abstractNumId w:val="9"/>
-  </w:num>
-  <w:num w:numId="33" w16cid:durableId="664666771">
-    <w:abstractNumId w:val="2"/>
-  </w:num>
-  <w:num w:numId="34" w16cid:durableId="2001957902">
-    <w:abstractNumId w:val="29"/>
-  </w:num>
-  <w:num w:numId="35" w16cid:durableId="410473932">
-    <w:abstractNumId w:val="3"/>
-  </w:num>
-  <w:num w:numId="36" w16cid:durableId="869876133">
-    <w:abstractNumId w:val="20"/>
-  </w:num>
-  <w:num w:numId="37" w16cid:durableId="2115586611">
-    <w:abstractNumId w:val="6"/>
+  <w:num w:numId="54" w16cid:durableId="1616139107">
+    <w:abstractNumId w:val="13"/>
   </w:num>
 </w:numbering>
 </file>
